--- a/操作系统lab/lab3/作业3.1实验报告.docx
+++ b/操作系统lab/lab3/作业3.1实验报告.docx
@@ -2038,7 +2038,7 @@
           <w:rFonts w:ascii="Times New Roman" w:hAnsi="Times New Roman" w:eastAsia="宋体"/>
           <w:sz w:val="21"/>
         </w:rPr>
-        <w:t xml:space="preserve">，这样同优先级之间仍然是 FIFO 轮转。如果写成 </w:t>
+        <w:t xml:space="preserve">，这样同优先级之间仍然是 FIFO 轮转。我一开始就把它写成了 </w:t>
       </w:r>
       <w:r>
         <w:rPr>
@@ -2053,7 +2053,7 @@
           <w:rFonts w:ascii="Times New Roman" w:hAnsi="Times New Roman" w:eastAsia="宋体"/>
           <w:sz w:val="21"/>
         </w:rPr>
-        <w:t xml:space="preserve"> 会怎样，我在 7.2 节专门试了一下，结果很直观。</w:t>
+        <w:t>，当时的现象见 7.2 节的 ①。</w:t>
       </w:r>
     </w:p>
     <w:p>
@@ -6411,7 +6411,7 @@
           <w:rFonts w:ascii="Times New Roman" w:hAnsi="Times New Roman" w:eastAsia="宋体"/>
           <w:sz w:val="21"/>
         </w:rPr>
-        <w:t>27 个测试全过了以后，我反而有点不踏实：有些地方是照着文档“应该这样写”写上去的，不知道它到底管不管用。于是做了一组退化实验——</w:t>
+        <w:t>开发过程中我真正踩过其中几个坑：比较函数一开始多写了等号（①）；捐赠第一版只捐给直接持有者、放锁时直接恢复 base_priority（⑤⑥），一下挂了 donate-multiple、multiple2、nest、chain 四个；最后剩下 donate-sema 一个红灯，卡得最久（③）。27 个测试全过了以后，我又有点不踏实：还有些地方是照着文档“应该这样写”写上去的，不知道它到底管不管用。于是把踩过的坑连同其他几处修改一起做了一组退化实验——</w:t>
       </w:r>
       <w:r>
         <w:rPr>

--- a/操作系统lab/lab3/作业3.1实验报告.docx
+++ b/操作系统lab/lab3/作业3.1实验报告.docx
@@ -1816,7 +1816,22 @@
           <w:rFonts w:ascii="Times New Roman" w:hAnsi="Times New Roman" w:eastAsia="宋体"/>
           <w:sz w:val="21"/>
         </w:rPr>
-        <w:t>，让中断返回时再让出 CPU。</w:t>
+        <w:t xml:space="preserve">，让中断返回时再让出 CPU。我第一次在这里图省事直接写了 </w:t>
+      </w:r>
+      <w:r>
+        <w:rPr>
+          <w:rFonts w:ascii="Consolas" w:hAnsi="Consolas" w:eastAsia="宋体"/>
+          <w:color w:val="A31515"/>
+          <w:sz w:val="19"/>
+        </w:rPr>
+        <w:t>thread_yield()</w:t>
+      </w:r>
+      <w:r>
+        <w:rPr>
+          <w:rFonts w:ascii="Times New Roman" w:hAnsi="Times New Roman" w:eastAsia="宋体"/>
+          <w:sz w:val="21"/>
+        </w:rPr>
+        <w:t>，结果 alarm-priority 一跑就 kernel panic，排查过程写在 7.3 节。</w:t>
       </w:r>
     </w:p>
     <w:p>
@@ -2817,118 +2832,7 @@
           <w:rFonts w:ascii="Times New Roman" w:hAnsi="Times New Roman" w:eastAsia="宋体"/>
           <w:sz w:val="21"/>
         </w:rPr>
-        <w:t>。</w:t>
-      </w:r>
-    </w:p>
-    <w:p>
-      <w:pPr>
-        <w:pStyle w:val="Heading2"/>
-      </w:pPr>
-      <w:r>
-        <w:rPr>
-          <w:rFonts w:ascii="Arial" w:hAnsi="Arial" w:eastAsia="黑体"/>
-          <w:b/>
-          <w:color w:val="000000"/>
-          <w:sz w:val="25"/>
-        </w:rPr>
-        <w:t>5.3 第三层：优先级捐赠（donate-*）</w:t>
-      </w:r>
-    </w:p>
-    <w:p>
-      <w:pPr>
-        <w:ind w:firstLine="420"/>
-      </w:pPr>
-      <w:r>
-        <w:rPr>
-          <w:rFonts w:ascii="Times New Roman" w:hAnsi="Times New Roman" w:eastAsia="宋体"/>
-          <w:sz w:val="21"/>
-        </w:rPr>
-        <w:t>这是整个 lab 最难的部分，也是我花时间最多的地方。</w:t>
-      </w:r>
-    </w:p>
-    <w:p>
-      <w:pPr>
-        <w:ind w:firstLine="420"/>
-      </w:pPr>
-      <w:r>
-        <w:rPr>
-          <w:rFonts w:ascii="Times New Roman" w:hAnsi="Times New Roman" w:eastAsia="宋体"/>
-          <w:b/>
-          <w:sz w:val="21"/>
-        </w:rPr>
-        <w:t>为什么需要捐赠：</w:t>
-      </w:r>
-      <w:r>
-        <w:rPr>
-          <w:rFonts w:ascii="Times New Roman" w:hAnsi="Times New Roman" w:eastAsia="宋体"/>
-          <w:sz w:val="21"/>
-        </w:rPr>
-        <w:t xml:space="preserve"> 课件上 Mars Pathfinder 的例子：低优先级线程 L 拿着锁，高优先级线程 H 等这把锁，结果中优先级线程 M 一直抢占 L，L 放不了锁，H 就一直等——高优先级反而被中优先级“饿死”，这就是优先级反转。解决办法是 H 等锁时把自己的优先级“借”给 L，让 L 尽快跑完放锁。</w:t>
-      </w:r>
-    </w:p>
-    <w:p>
-      <w:pPr>
-        <w:ind w:firstLine="420"/>
-      </w:pPr>
-      <w:r>
-        <w:rPr>
-          <w:rFonts w:ascii="Times New Roman" w:hAnsi="Times New Roman" w:eastAsia="宋体"/>
-          <w:b/>
-          <w:sz w:val="21"/>
-        </w:rPr>
-        <w:t>数据结构设计：</w:t>
-      </w:r>
-      <w:r>
-        <w:rPr>
-          <w:rFonts w:ascii="Times New Roman" w:hAnsi="Times New Roman" w:eastAsia="宋体"/>
-          <w:sz w:val="21"/>
-        </w:rPr>
-        <w:t xml:space="preserve"> 课件建议给每个线程维护一个“捐赠者线程列表”。我想了一下，捐赠其实是</w:t>
-      </w:r>
-      <w:r>
-        <w:rPr>
-          <w:rFonts w:ascii="Times New Roman" w:hAnsi="Times New Roman" w:eastAsia="宋体"/>
-          <w:b/>
-          <w:sz w:val="21"/>
-        </w:rPr>
-        <w:t>以锁为单位</w:t>
-      </w:r>
-      <w:r>
-        <w:rPr>
-          <w:rFonts w:ascii="Times New Roman" w:hAnsi="Times New Roman" w:eastAsia="宋体"/>
-          <w:sz w:val="21"/>
-        </w:rPr>
-        <w:t>收回的（放掉哪把锁就收回因为这把锁得到的捐赠），所以我换了一个角度：线程记录自己</w:t>
-      </w:r>
-      <w:r>
-        <w:rPr>
-          <w:rFonts w:ascii="Times New Roman" w:hAnsi="Times New Roman" w:eastAsia="宋体"/>
-          <w:b/>
-          <w:sz w:val="21"/>
-        </w:rPr>
-        <w:t>持有的锁</w:t>
-      </w:r>
-      <w:r>
-        <w:rPr>
-          <w:rFonts w:ascii="Times New Roman" w:hAnsi="Times New Roman" w:eastAsia="宋体"/>
-          <w:sz w:val="21"/>
-        </w:rPr>
-        <w:t>，每把锁记录</w:t>
-      </w:r>
-      <w:r>
-        <w:rPr>
-          <w:rFonts w:ascii="Times New Roman" w:hAnsi="Times New Roman" w:eastAsia="宋体"/>
-          <w:b/>
-          <w:sz w:val="21"/>
-        </w:rPr>
-        <w:t>在等它的线程里最高的优先级</w:t>
-      </w:r>
-      <w:r>
-        <w:rPr>
-          <w:rFonts w:ascii="Times New Roman" w:hAnsi="Times New Roman" w:eastAsia="宋体"/>
-          <w:sz w:val="21"/>
-        </w:rPr>
-        <w:t>。</w:t>
+        <w:t>：</w:t>
       </w:r>
     </w:p>
     <w:p>
@@ -2947,7 +2851,157 @@
           <w:rFonts w:ascii="Consolas" w:hAnsi="Consolas" w:eastAsia="宋体"/>
           <w:sz w:val="17"/>
         </w:rPr>
-        <w:t>struct thread {</w:t>
+        <w:t xml:space="preserve">struct semaphore_elem </w:t>
+        <w:br/>
+      </w:r>
+      <w:r>
+        <w:rPr>
+          <w:rFonts w:ascii="Consolas" w:hAnsi="Consolas" w:eastAsia="宋体"/>
+          <w:sz w:val="17"/>
+        </w:rPr>
+        <w:t xml:space="preserve">  {</w:t>
+        <w:br/>
+      </w:r>
+      <w:r>
+        <w:rPr>
+          <w:rFonts w:ascii="Consolas" w:hAnsi="Consolas" w:eastAsia="宋体"/>
+          <w:sz w:val="17"/>
+        </w:rPr>
+        <w:t xml:space="preserve">    struct list_elem elem;              /* List element. */</w:t>
+        <w:br/>
+      </w:r>
+      <w:r>
+        <w:rPr>
+          <w:rFonts w:ascii="Consolas" w:hAnsi="Consolas" w:eastAsia="宋体"/>
+          <w:sz w:val="17"/>
+        </w:rPr>
+        <w:t xml:space="preserve">    struct semaphore semaphore;         /* This semaphore. */</w:t>
+        <w:br/>
+      </w:r>
+      <w:r>
+        <w:rPr>
+          <w:rFonts w:ascii="Consolas" w:hAnsi="Consolas" w:eastAsia="宋体"/>
+          <w:sz w:val="17"/>
+        </w:rPr>
+        <w:t xml:space="preserve">    struct thread *thread;              /* 在这个信号量上等待的线程. */</w:t>
+        <w:br/>
+      </w:r>
+      <w:r>
+        <w:rPr>
+          <w:rFonts w:ascii="Consolas" w:hAnsi="Consolas" w:eastAsia="宋体"/>
+          <w:sz w:val="17"/>
+        </w:rPr>
+        <w:t xml:space="preserve">  };</w:t>
+        <w:br/>
+      </w:r>
+      <w:r>
+        <w:rPr>
+          <w:rFonts w:ascii="Consolas" w:hAnsi="Consolas" w:eastAsia="宋体"/>
+          <w:sz w:val="17"/>
+        </w:rPr>
+        <w:br/>
+      </w:r>
+      <w:r>
+        <w:rPr>
+          <w:rFonts w:ascii="Consolas" w:hAnsi="Consolas" w:eastAsia="宋体"/>
+          <w:sz w:val="17"/>
+        </w:rPr>
+        <w:t>/* cond-&gt;waiters 的比较函数：等待线程优先级高的为“大”。 */</w:t>
+        <w:br/>
+      </w:r>
+      <w:r>
+        <w:rPr>
+          <w:rFonts w:ascii="Consolas" w:hAnsi="Consolas" w:eastAsia="宋体"/>
+          <w:sz w:val="17"/>
+        </w:rPr>
+        <w:t>static bool</w:t>
+        <w:br/>
+      </w:r>
+      <w:r>
+        <w:rPr>
+          <w:rFonts w:ascii="Consolas" w:hAnsi="Consolas" w:eastAsia="宋体"/>
+          <w:sz w:val="17"/>
+        </w:rPr>
+        <w:t>sema_elem_priority_less (const struct list_elem *a,</w:t>
+        <w:br/>
+      </w:r>
+      <w:r>
+        <w:rPr>
+          <w:rFonts w:ascii="Consolas" w:hAnsi="Consolas" w:eastAsia="宋体"/>
+          <w:sz w:val="17"/>
+        </w:rPr>
+        <w:t xml:space="preserve">                         const struct list_elem *b, void *aux UNUSED)</w:t>
+        <w:br/>
+      </w:r>
+      <w:r>
+        <w:rPr>
+          <w:rFonts w:ascii="Consolas" w:hAnsi="Consolas" w:eastAsia="宋体"/>
+          <w:sz w:val="17"/>
+        </w:rPr>
+        <w:t>{</w:t>
+        <w:br/>
+      </w:r>
+      <w:r>
+        <w:rPr>
+          <w:rFonts w:ascii="Consolas" w:hAnsi="Consolas" w:eastAsia="宋体"/>
+          <w:sz w:val="17"/>
+        </w:rPr>
+        <w:t xml:space="preserve">  return list_entry (a, struct semaphore_elem, elem)-&gt;thread-&gt;priority</w:t>
+        <w:br/>
+      </w:r>
+      <w:r>
+        <w:rPr>
+          <w:rFonts w:ascii="Consolas" w:hAnsi="Consolas" w:eastAsia="宋体"/>
+          <w:sz w:val="17"/>
+        </w:rPr>
+        <w:t xml:space="preserve">         &lt; list_entry (b, struct semaphore_elem, elem)-&gt;thread-&gt;priority;</w:t>
+        <w:br/>
+      </w:r>
+      <w:r>
+        <w:rPr>
+          <w:rFonts w:ascii="Consolas" w:hAnsi="Consolas" w:eastAsia="宋体"/>
+          <w:sz w:val="17"/>
+        </w:rPr>
+        <w:t>}</w:t>
+        <w:br/>
+      </w:r>
+      <w:r>
+        <w:rPr>
+          <w:rFonts w:ascii="Consolas" w:hAnsi="Consolas" w:eastAsia="宋体"/>
+          <w:sz w:val="17"/>
+        </w:rPr>
+        <w:br/>
+      </w:r>
+      <w:r>
+        <w:rPr>
+          <w:rFonts w:ascii="Consolas" w:hAnsi="Consolas" w:eastAsia="宋体"/>
+          <w:sz w:val="17"/>
+        </w:rPr>
+        <w:t>void</w:t>
+        <w:br/>
+      </w:r>
+      <w:r>
+        <w:rPr>
+          <w:rFonts w:ascii="Consolas" w:hAnsi="Consolas" w:eastAsia="宋体"/>
+          <w:sz w:val="17"/>
+        </w:rPr>
+        <w:t xml:space="preserve">cond_wait (struct condition *cond, struct lock *lock) </w:t>
+        <w:br/>
+      </w:r>
+      <w:r>
+        <w:rPr>
+          <w:rFonts w:ascii="Consolas" w:hAnsi="Consolas" w:eastAsia="宋体"/>
+          <w:sz w:val="17"/>
+        </w:rPr>
+        <w:t>{</w:t>
+        <w:br/>
+      </w:r>
+      <w:r>
+        <w:rPr>
+          <w:rFonts w:ascii="Consolas" w:hAnsi="Consolas" w:eastAsia="宋体"/>
+          <w:sz w:val="17"/>
+        </w:rPr>
+        <w:t xml:space="preserve">  struct semaphore_elem waiter;</w:t>
         <w:br/>
       </w:r>
       <w:r>
@@ -2963,94 +3017,166 @@
           <w:rFonts w:ascii="Consolas" w:hAnsi="Consolas" w:eastAsia="宋体"/>
           <w:sz w:val="17"/>
         </w:rPr>
-        <w:t xml:space="preserve">  int priority;               /* 实际（捐赠后）优先级 */</w:t>
-        <w:br/>
-      </w:r>
-      <w:r>
-        <w:rPr>
-          <w:rFonts w:ascii="Consolas" w:hAnsi="Consolas" w:eastAsia="宋体"/>
-          <w:sz w:val="17"/>
-        </w:rPr>
-        <w:t xml:space="preserve">  int base_priority;          /* 自己设置的原始优先级 */</w:t>
-        <w:br/>
-      </w:r>
-      <w:r>
-        <w:rPr>
-          <w:rFonts w:ascii="Consolas" w:hAnsi="Consolas" w:eastAsia="宋体"/>
-          <w:sz w:val="17"/>
-        </w:rPr>
-        <w:t xml:space="preserve">  struct list locks;          /* 当前持有的锁 */</w:t>
-        <w:br/>
-      </w:r>
-      <w:r>
-        <w:rPr>
-          <w:rFonts w:ascii="Consolas" w:hAnsi="Consolas" w:eastAsia="宋体"/>
-          <w:sz w:val="17"/>
-        </w:rPr>
-        <w:t xml:space="preserve">  struct lock *waiting_lock;  /* 正在等待的锁 */</w:t>
-        <w:br/>
-      </w:r>
-      <w:r>
-        <w:rPr>
-          <w:rFonts w:ascii="Consolas" w:hAnsi="Consolas" w:eastAsia="宋体"/>
-          <w:sz w:val="17"/>
-        </w:rPr>
-        <w:t>};</w:t>
-        <w:br/>
-      </w:r>
-      <w:r>
-        <w:rPr>
-          <w:rFonts w:ascii="Consolas" w:hAnsi="Consolas" w:eastAsia="宋体"/>
-          <w:sz w:val="17"/>
-        </w:rPr>
-        <w:br/>
-      </w:r>
-      <w:r>
-        <w:rPr>
-          <w:rFonts w:ascii="Consolas" w:hAnsi="Consolas" w:eastAsia="宋体"/>
-          <w:sz w:val="17"/>
-        </w:rPr>
-        <w:t>struct lock {</w:t>
-        <w:br/>
-      </w:r>
-      <w:r>
-        <w:rPr>
-          <w:rFonts w:ascii="Consolas" w:hAnsi="Consolas" w:eastAsia="宋体"/>
-          <w:sz w:val="17"/>
-        </w:rPr>
-        <w:t xml:space="preserve">  struct thread *holder;</w:t>
-        <w:br/>
-      </w:r>
-      <w:r>
-        <w:rPr>
-          <w:rFonts w:ascii="Consolas" w:hAnsi="Consolas" w:eastAsia="宋体"/>
-          <w:sz w:val="17"/>
-        </w:rPr>
-        <w:t xml:space="preserve">  struct semaphore semaphore;</w:t>
-        <w:br/>
-      </w:r>
-      <w:r>
-        <w:rPr>
-          <w:rFonts w:ascii="Consolas" w:hAnsi="Consolas" w:eastAsia="宋体"/>
-          <w:sz w:val="17"/>
-        </w:rPr>
-        <w:t xml:space="preserve">  struct list_elem elem;      /* 挂在 holder-&gt;locks 上 */</w:t>
-        <w:br/>
-      </w:r>
-      <w:r>
-        <w:rPr>
-          <w:rFonts w:ascii="Consolas" w:hAnsi="Consolas" w:eastAsia="宋体"/>
-          <w:sz w:val="17"/>
-        </w:rPr>
-        <w:t xml:space="preserve">  int max_priority;           /* 等这把锁的线程中的最高优先级 */</w:t>
-        <w:br/>
-      </w:r>
-      <w:r>
-        <w:rPr>
-          <w:rFonts w:ascii="Consolas" w:hAnsi="Consolas" w:eastAsia="宋体"/>
-          <w:sz w:val="17"/>
-        </w:rPr>
-        <w:t>};</w:t>
+        <w:t xml:space="preserve">  sema_init (&amp;waiter.semaphore, 0);</w:t>
+        <w:br/>
+      </w:r>
+      <w:r>
+        <w:rPr>
+          <w:rFonts w:ascii="Consolas" w:hAnsi="Consolas" w:eastAsia="宋体"/>
+          <w:sz w:val="17"/>
+        </w:rPr>
+        <w:t xml:space="preserve">  waiter.thread = thread_current ();        /* 新增：记下是谁在等 */</w:t>
+        <w:br/>
+      </w:r>
+      <w:r>
+        <w:rPr>
+          <w:rFonts w:ascii="Consolas" w:hAnsi="Consolas" w:eastAsia="宋体"/>
+          <w:sz w:val="17"/>
+        </w:rPr>
+        <w:t xml:space="preserve">  list_push_back (&amp;cond-&gt;waiters, &amp;waiter.elem);</w:t>
+        <w:br/>
+      </w:r>
+      <w:r>
+        <w:rPr>
+          <w:rFonts w:ascii="Consolas" w:hAnsi="Consolas" w:eastAsia="宋体"/>
+          <w:sz w:val="17"/>
+        </w:rPr>
+        <w:t xml:space="preserve">  lock_release (lock);</w:t>
+        <w:br/>
+      </w:r>
+      <w:r>
+        <w:rPr>
+          <w:rFonts w:ascii="Consolas" w:hAnsi="Consolas" w:eastAsia="宋体"/>
+          <w:sz w:val="17"/>
+        </w:rPr>
+        <w:t xml:space="preserve">  sema_down (&amp;waiter.semaphore);</w:t>
+        <w:br/>
+      </w:r>
+      <w:r>
+        <w:rPr>
+          <w:rFonts w:ascii="Consolas" w:hAnsi="Consolas" w:eastAsia="宋体"/>
+          <w:sz w:val="17"/>
+        </w:rPr>
+        <w:t xml:space="preserve">  lock_acquire (lock);</w:t>
+        <w:br/>
+      </w:r>
+      <w:r>
+        <w:rPr>
+          <w:rFonts w:ascii="Consolas" w:hAnsi="Consolas" w:eastAsia="宋体"/>
+          <w:sz w:val="17"/>
+        </w:rPr>
+        <w:t>}</w:t>
+        <w:br/>
+      </w:r>
+      <w:r>
+        <w:rPr>
+          <w:rFonts w:ascii="Consolas" w:hAnsi="Consolas" w:eastAsia="宋体"/>
+          <w:sz w:val="17"/>
+        </w:rPr>
+        <w:br/>
+      </w:r>
+      <w:r>
+        <w:rPr>
+          <w:rFonts w:ascii="Consolas" w:hAnsi="Consolas" w:eastAsia="宋体"/>
+          <w:sz w:val="17"/>
+        </w:rPr>
+        <w:t>void</w:t>
+        <w:br/>
+      </w:r>
+      <w:r>
+        <w:rPr>
+          <w:rFonts w:ascii="Consolas" w:hAnsi="Consolas" w:eastAsia="宋体"/>
+          <w:sz w:val="17"/>
+        </w:rPr>
+        <w:t xml:space="preserve">cond_signal (struct condition *cond, struct lock *lock UNUSED) </w:t>
+        <w:br/>
+      </w:r>
+      <w:r>
+        <w:rPr>
+          <w:rFonts w:ascii="Consolas" w:hAnsi="Consolas" w:eastAsia="宋体"/>
+          <w:sz w:val="17"/>
+        </w:rPr>
+        <w:t>{</w:t>
+        <w:br/>
+      </w:r>
+      <w:r>
+        <w:rPr>
+          <w:rFonts w:ascii="Consolas" w:hAnsi="Consolas" w:eastAsia="宋体"/>
+          <w:sz w:val="17"/>
+        </w:rPr>
+        <w:t xml:space="preserve">  ...</w:t>
+        <w:br/>
+      </w:r>
+      <w:r>
+        <w:rPr>
+          <w:rFonts w:ascii="Consolas" w:hAnsi="Consolas" w:eastAsia="宋体"/>
+          <w:sz w:val="17"/>
+        </w:rPr>
+        <w:t xml:space="preserve">  if (!list_empty (&amp;cond-&gt;waiters)) </w:t>
+        <w:br/>
+      </w:r>
+      <w:r>
+        <w:rPr>
+          <w:rFonts w:ascii="Consolas" w:hAnsi="Consolas" w:eastAsia="宋体"/>
+          <w:sz w:val="17"/>
+        </w:rPr>
+        <w:t xml:space="preserve">    {</w:t>
+        <w:br/>
+      </w:r>
+      <w:r>
+        <w:rPr>
+          <w:rFonts w:ascii="Consolas" w:hAnsi="Consolas" w:eastAsia="宋体"/>
+          <w:sz w:val="17"/>
+        </w:rPr>
+        <w:t xml:space="preserve">      /* 唤醒等待线程中优先级最高的那个 */</w:t>
+        <w:br/>
+      </w:r>
+      <w:r>
+        <w:rPr>
+          <w:rFonts w:ascii="Consolas" w:hAnsi="Consolas" w:eastAsia="宋体"/>
+          <w:sz w:val="17"/>
+        </w:rPr>
+        <w:t xml:space="preserve">      struct list_elem *e = list_max (&amp;cond-&gt;waiters,</w:t>
+        <w:br/>
+      </w:r>
+      <w:r>
+        <w:rPr>
+          <w:rFonts w:ascii="Consolas" w:hAnsi="Consolas" w:eastAsia="宋体"/>
+          <w:sz w:val="17"/>
+        </w:rPr>
+        <w:t xml:space="preserve">                                      sema_elem_priority_less, NULL);</w:t>
+        <w:br/>
+      </w:r>
+      <w:r>
+        <w:rPr>
+          <w:rFonts w:ascii="Consolas" w:hAnsi="Consolas" w:eastAsia="宋体"/>
+          <w:sz w:val="17"/>
+        </w:rPr>
+        <w:t xml:space="preserve">      list_remove (e);</w:t>
+        <w:br/>
+      </w:r>
+      <w:r>
+        <w:rPr>
+          <w:rFonts w:ascii="Consolas" w:hAnsi="Consolas" w:eastAsia="宋体"/>
+          <w:sz w:val="17"/>
+        </w:rPr>
+        <w:t xml:space="preserve">      sema_up (&amp;list_entry (e, struct semaphore_elem, elem)-&gt;semaphore);</w:t>
+        <w:br/>
+      </w:r>
+      <w:r>
+        <w:rPr>
+          <w:rFonts w:ascii="Consolas" w:hAnsi="Consolas" w:eastAsia="宋体"/>
+          <w:sz w:val="17"/>
+        </w:rPr>
+        <w:t xml:space="preserve">    }</w:t>
+        <w:br/>
+      </w:r>
+      <w:r>
+        <w:rPr>
+          <w:rFonts w:ascii="Consolas" w:hAnsi="Consolas" w:eastAsia="宋体"/>
+          <w:sz w:val="17"/>
+        </w:rPr>
+        <w:t>}</w:t>
       </w:r>
     </w:p>
     <w:p>
@@ -3062,20 +3188,126 @@
           <w:rFonts w:ascii="Times New Roman" w:hAnsi="Times New Roman" w:eastAsia="宋体"/>
           <w:sz w:val="21"/>
         </w:rPr>
-        <w:t>这样线程的实际优先级只有一个公式：</w:t>
+        <w:t xml:space="preserve">这里我一开始想偷懒，直接比较每个 </w:t>
+      </w:r>
+      <w:r>
+        <w:rPr>
+          <w:rFonts w:ascii="Consolas" w:hAnsi="Consolas" w:eastAsia="宋体"/>
+          <w:color w:val="A31515"/>
+          <w:sz w:val="19"/>
+        </w:rPr>
+        <w:t>semaphore_elem</w:t>
+      </w:r>
+      <w:r>
+        <w:rPr>
+          <w:rFonts w:ascii="Times New Roman" w:hAnsi="Times New Roman" w:eastAsia="宋体"/>
+          <w:sz w:val="21"/>
+        </w:rPr>
+        <w:t xml:space="preserve"> 里信号量 </w:t>
+      </w:r>
+      <w:r>
+        <w:rPr>
+          <w:rFonts w:ascii="Consolas" w:hAnsi="Consolas" w:eastAsia="宋体"/>
+          <w:color w:val="A31515"/>
+          <w:sz w:val="19"/>
+        </w:rPr>
+        <w:t>waiters</w:t>
+      </w:r>
+      <w:r>
+        <w:rPr>
+          <w:rFonts w:ascii="Times New Roman" w:hAnsi="Times New Roman" w:eastAsia="宋体"/>
+          <w:sz w:val="21"/>
+        </w:rPr>
+        <w:t xml:space="preserve"> 队首线程的优先级，后来意识到 </w:t>
+      </w:r>
+      <w:r>
+        <w:rPr>
+          <w:rFonts w:ascii="Consolas" w:hAnsi="Consolas" w:eastAsia="宋体"/>
+          <w:color w:val="A31515"/>
+          <w:sz w:val="19"/>
+        </w:rPr>
+        <w:t>cond_wait</w:t>
+      </w:r>
+      <w:r>
+        <w:rPr>
+          <w:rFonts w:ascii="Times New Roman" w:hAnsi="Times New Roman" w:eastAsia="宋体"/>
+          <w:sz w:val="21"/>
+        </w:rPr>
+        <w:t xml:space="preserve"> 是先 </w:t>
+      </w:r>
+      <w:r>
+        <w:rPr>
+          <w:rFonts w:ascii="Consolas" w:hAnsi="Consolas" w:eastAsia="宋体"/>
+          <w:color w:val="A31515"/>
+          <w:sz w:val="19"/>
+        </w:rPr>
+        <w:t>lock_release</w:t>
+      </w:r>
+      <w:r>
+        <w:rPr>
+          <w:rFonts w:ascii="Times New Roman" w:hAnsi="Times New Roman" w:eastAsia="宋体"/>
+          <w:sz w:val="21"/>
+        </w:rPr>
+        <w:t xml:space="preserve"> 再 </w:t>
+      </w:r>
+      <w:r>
+        <w:rPr>
+          <w:rFonts w:ascii="Consolas" w:hAnsi="Consolas" w:eastAsia="宋体"/>
+          <w:color w:val="A31515"/>
+          <w:sz w:val="19"/>
+        </w:rPr>
+        <w:t>sema_down</w:t>
+      </w:r>
+      <w:r>
+        <w:rPr>
+          <w:rFonts w:ascii="Times New Roman" w:hAnsi="Times New Roman" w:eastAsia="宋体"/>
+          <w:sz w:val="21"/>
+        </w:rPr>
+        <w:t xml:space="preserve"> 的，中间如果被抢占，</w:t>
+      </w:r>
+      <w:r>
+        <w:rPr>
+          <w:rFonts w:ascii="Consolas" w:hAnsi="Consolas" w:eastAsia="宋体"/>
+          <w:color w:val="A31515"/>
+          <w:sz w:val="19"/>
+        </w:rPr>
+        <w:t>cond_signal</w:t>
+      </w:r>
+      <w:r>
+        <w:rPr>
+          <w:rFonts w:ascii="Times New Roman" w:hAnsi="Times New Roman" w:eastAsia="宋体"/>
+          <w:sz w:val="21"/>
+        </w:rPr>
+        <w:t xml:space="preserve"> 时那个信号量的等待队列可能还是空的，取队首就会出错。所以干脆在 </w:t>
+      </w:r>
+      <w:r>
+        <w:rPr>
+          <w:rFonts w:ascii="Consolas" w:hAnsi="Consolas" w:eastAsia="宋体"/>
+          <w:color w:val="A31515"/>
+          <w:sz w:val="19"/>
+        </w:rPr>
+        <w:t>semaphore_elem</w:t>
+      </w:r>
+      <w:r>
+        <w:rPr>
+          <w:rFonts w:ascii="Times New Roman" w:hAnsi="Times New Roman" w:eastAsia="宋体"/>
+          <w:sz w:val="21"/>
+        </w:rPr>
+        <w:t xml:space="preserve"> 里直接存线程指针，最稳妥。</w:t>
       </w:r>
     </w:p>
     <w:p>
       <w:pPr>
-        <w:jc w:val="center"/>
+        <w:pStyle w:val="Heading2"/>
       </w:pPr>
       <w:r>
         <w:rPr>
-          <w:rFonts w:ascii="Times New Roman" w:hAnsi="Times New Roman" w:eastAsia="宋体"/>
+          <w:rFonts w:ascii="Arial" w:hAnsi="Arial" w:eastAsia="黑体"/>
           <w:b/>
-          <w:sz w:val="21"/>
-        </w:rPr>
-        <w:t>priority = max(base_priority, 所持有的每把锁的 max_priority)</w:t>
+          <w:color w:val="000000"/>
+          <w:sz w:val="25"/>
+        </w:rPr>
+        <w:t>5.3 第三层：优先级捐赠（donate-*）</w:t>
       </w:r>
     </w:p>
     <w:p>
@@ -3087,22 +3319,92 @@
           <w:rFonts w:ascii="Times New Roman" w:hAnsi="Times New Roman" w:eastAsia="宋体"/>
           <w:sz w:val="21"/>
         </w:rPr>
-        <w:t xml:space="preserve">所有修改优先级的地方都只调用 </w:t>
-      </w:r>
-      <w:r>
-        <w:rPr>
-          <w:rFonts w:ascii="Consolas" w:hAnsi="Consolas" w:eastAsia="宋体"/>
-          <w:color w:val="A31515"/>
-          <w:sz w:val="19"/>
-        </w:rPr>
-        <w:t>thread_update_priority(t)</w:t>
-      </w:r>
-      <w:r>
-        <w:rPr>
-          <w:rFonts w:ascii="Times New Roman" w:hAnsi="Times New Roman" w:eastAsia="宋体"/>
-          <w:sz w:val="21"/>
-        </w:rPr>
-        <w:t xml:space="preserve"> 按这个公式重算，不用在不同地方分别“加”和“减”，我觉得比维护捐赠者列表更不容易出错：</w:t>
+        <w:t>这是整个 lab 最难的部分，也是我花时间最多的地方。</w:t>
+      </w:r>
+    </w:p>
+    <w:p>
+      <w:pPr>
+        <w:ind w:firstLine="420"/>
+      </w:pPr>
+      <w:r>
+        <w:rPr>
+          <w:rFonts w:ascii="Times New Roman" w:hAnsi="Times New Roman" w:eastAsia="宋体"/>
+          <w:b/>
+          <w:sz w:val="21"/>
+        </w:rPr>
+        <w:t>为什么需要捐赠：</w:t>
+      </w:r>
+      <w:r>
+        <w:rPr>
+          <w:rFonts w:ascii="Times New Roman" w:hAnsi="Times New Roman" w:eastAsia="宋体"/>
+          <w:sz w:val="21"/>
+        </w:rPr>
+        <w:t xml:space="preserve"> 课件上 Mars Pathfinder 的例子：低优先级线程 L 拿着锁，高优先级线程 H 等这把锁，结果中优先级线程 M 一直抢占 L，L 放不了锁，H 就一直等——高优先级反而被中优先级“饿死”，这就是优先级反转。解决办法是 H 等锁时把自己的优先级“借”给 L，让 L 尽快跑完放锁。</w:t>
+      </w:r>
+    </w:p>
+    <w:p>
+      <w:pPr>
+        <w:ind w:firstLine="420"/>
+      </w:pPr>
+      <w:r>
+        <w:rPr>
+          <w:rFonts w:ascii="Times New Roman" w:hAnsi="Times New Roman" w:eastAsia="宋体"/>
+          <w:b/>
+          <w:sz w:val="21"/>
+        </w:rPr>
+        <w:t>数据结构设计：</w:t>
+      </w:r>
+      <w:r>
+        <w:rPr>
+          <w:rFonts w:ascii="Times New Roman" w:hAnsi="Times New Roman" w:eastAsia="宋体"/>
+          <w:sz w:val="21"/>
+        </w:rPr>
+        <w:t xml:space="preserve"> 课件建议给每个线程维护一个“捐赠者线程列表”。我想了一下，捐赠其实是</w:t>
+      </w:r>
+      <w:r>
+        <w:rPr>
+          <w:rFonts w:ascii="Times New Roman" w:hAnsi="Times New Roman" w:eastAsia="宋体"/>
+          <w:b/>
+          <w:sz w:val="21"/>
+        </w:rPr>
+        <w:t>以锁为单位</w:t>
+      </w:r>
+      <w:r>
+        <w:rPr>
+          <w:rFonts w:ascii="Times New Roman" w:hAnsi="Times New Roman" w:eastAsia="宋体"/>
+          <w:sz w:val="21"/>
+        </w:rPr>
+        <w:t>收回的（放掉哪把锁就收回因为这把锁得到的捐赠），所以我换了一个角度：线程记录自己</w:t>
+      </w:r>
+      <w:r>
+        <w:rPr>
+          <w:rFonts w:ascii="Times New Roman" w:hAnsi="Times New Roman" w:eastAsia="宋体"/>
+          <w:b/>
+          <w:sz w:val="21"/>
+        </w:rPr>
+        <w:t>持有的锁</w:t>
+      </w:r>
+      <w:r>
+        <w:rPr>
+          <w:rFonts w:ascii="Times New Roman" w:hAnsi="Times New Roman" w:eastAsia="宋体"/>
+          <w:sz w:val="21"/>
+        </w:rPr>
+        <w:t>，每把锁记录</w:t>
+      </w:r>
+      <w:r>
+        <w:rPr>
+          <w:rFonts w:ascii="Times New Roman" w:hAnsi="Times New Roman" w:eastAsia="宋体"/>
+          <w:b/>
+          <w:sz w:val="21"/>
+        </w:rPr>
+        <w:t>在等它的线程里最高的优先级</w:t>
+      </w:r>
+      <w:r>
+        <w:rPr>
+          <w:rFonts w:ascii="Times New Roman" w:hAnsi="Times New Roman" w:eastAsia="宋体"/>
+          <w:sz w:val="21"/>
+        </w:rPr>
+        <w:t>。</w:t>
       </w:r>
     </w:p>
     <w:p>
@@ -3121,196 +3423,110 @@
           <w:rFonts w:ascii="Consolas" w:hAnsi="Consolas" w:eastAsia="宋体"/>
           <w:sz w:val="17"/>
         </w:rPr>
-        <w:t>void</w:t>
-        <w:br/>
-      </w:r>
-      <w:r>
-        <w:rPr>
-          <w:rFonts w:ascii="Consolas" w:hAnsi="Consolas" w:eastAsia="宋体"/>
-          <w:sz w:val="17"/>
-        </w:rPr>
-        <w:t>thread_update_priority (struct thread *t)</w:t>
-        <w:br/>
-      </w:r>
-      <w:r>
-        <w:rPr>
-          <w:rFonts w:ascii="Consolas" w:hAnsi="Consolas" w:eastAsia="宋体"/>
-          <w:sz w:val="17"/>
-        </w:rPr>
-        <w:t>{</w:t>
-        <w:br/>
-      </w:r>
-      <w:r>
-        <w:rPr>
-          <w:rFonts w:ascii="Consolas" w:hAnsi="Consolas" w:eastAsia="宋体"/>
-          <w:sz w:val="17"/>
-        </w:rPr>
-        <w:t xml:space="preserve">  int priority = t-&gt;base_priority;</w:t>
-        <w:br/>
-      </w:r>
-      <w:r>
-        <w:rPr>
-          <w:rFonts w:ascii="Consolas" w:hAnsi="Consolas" w:eastAsia="宋体"/>
-          <w:sz w:val="17"/>
-        </w:rPr>
-        <w:t xml:space="preserve">  struct list_elem *e;</w:t>
-        <w:br/>
-      </w:r>
-      <w:r>
-        <w:rPr>
-          <w:rFonts w:ascii="Consolas" w:hAnsi="Consolas" w:eastAsia="宋体"/>
-          <w:sz w:val="17"/>
-        </w:rPr>
-        <w:br/>
-      </w:r>
-      <w:r>
-        <w:rPr>
-          <w:rFonts w:ascii="Consolas" w:hAnsi="Consolas" w:eastAsia="宋体"/>
-          <w:sz w:val="17"/>
-        </w:rPr>
-        <w:t xml:space="preserve">  if (thread_mlfqs)</w:t>
-        <w:br/>
-      </w:r>
-      <w:r>
-        <w:rPr>
-          <w:rFonts w:ascii="Consolas" w:hAnsi="Consolas" w:eastAsia="宋体"/>
-          <w:sz w:val="17"/>
-        </w:rPr>
-        <w:t xml:space="preserve">    return;</w:t>
-        <w:br/>
-      </w:r>
-      <w:r>
-        <w:rPr>
-          <w:rFonts w:ascii="Consolas" w:hAnsi="Consolas" w:eastAsia="宋体"/>
-          <w:sz w:val="17"/>
-        </w:rPr>
-        <w:br/>
-      </w:r>
-      <w:r>
-        <w:rPr>
-          <w:rFonts w:ascii="Consolas" w:hAnsi="Consolas" w:eastAsia="宋体"/>
-          <w:sz w:val="17"/>
-        </w:rPr>
-        <w:t xml:space="preserve">  for (e = list_begin (&amp;t-&gt;locks); e != list_end (&amp;t-&gt;locks);</w:t>
-        <w:br/>
-      </w:r>
-      <w:r>
-        <w:rPr>
-          <w:rFonts w:ascii="Consolas" w:hAnsi="Consolas" w:eastAsia="宋体"/>
-          <w:sz w:val="17"/>
-        </w:rPr>
-        <w:t xml:space="preserve">       e = list_next (e))</w:t>
-        <w:br/>
-      </w:r>
-      <w:r>
-        <w:rPr>
-          <w:rFonts w:ascii="Consolas" w:hAnsi="Consolas" w:eastAsia="宋体"/>
-          <w:sz w:val="17"/>
-        </w:rPr>
-        <w:t xml:space="preserve">    {</w:t>
-        <w:br/>
-      </w:r>
-      <w:r>
-        <w:rPr>
-          <w:rFonts w:ascii="Consolas" w:hAnsi="Consolas" w:eastAsia="宋体"/>
-          <w:sz w:val="17"/>
-        </w:rPr>
-        <w:t xml:space="preserve">      struct lock *l = list_entry (e, struct lock, elem);</w:t>
-        <w:br/>
-      </w:r>
-      <w:r>
-        <w:rPr>
-          <w:rFonts w:ascii="Consolas" w:hAnsi="Consolas" w:eastAsia="宋体"/>
-          <w:sz w:val="17"/>
-        </w:rPr>
-        <w:t xml:space="preserve">      if (l-&gt;max_priority &gt; priority)</w:t>
-        <w:br/>
-      </w:r>
-      <w:r>
-        <w:rPr>
-          <w:rFonts w:ascii="Consolas" w:hAnsi="Consolas" w:eastAsia="宋体"/>
-          <w:sz w:val="17"/>
-        </w:rPr>
-        <w:t xml:space="preserve">        priority = l-&gt;max_priority;</w:t>
-        <w:br/>
-      </w:r>
-      <w:r>
-        <w:rPr>
-          <w:rFonts w:ascii="Consolas" w:hAnsi="Consolas" w:eastAsia="宋体"/>
-          <w:sz w:val="17"/>
-        </w:rPr>
-        <w:t xml:space="preserve">    }</w:t>
-        <w:br/>
-      </w:r>
-      <w:r>
-        <w:rPr>
-          <w:rFonts w:ascii="Consolas" w:hAnsi="Consolas" w:eastAsia="宋体"/>
-          <w:sz w:val="17"/>
-        </w:rPr>
-        <w:t xml:space="preserve">  t-&gt;priority = priority;</w:t>
-        <w:br/>
-      </w:r>
-      <w:r>
-        <w:rPr>
-          <w:rFonts w:ascii="Consolas" w:hAnsi="Consolas" w:eastAsia="宋体"/>
-          <w:sz w:val="17"/>
-        </w:rPr>
-        <w:br/>
-      </w:r>
-      <w:r>
-        <w:rPr>
-          <w:rFonts w:ascii="Consolas" w:hAnsi="Consolas" w:eastAsia="宋体"/>
-          <w:sz w:val="17"/>
-        </w:rPr>
-        <w:t xml:space="preserve">  /* 如果 T 在就绪队列里，要按新优先级挪到正确位置 */</w:t>
-        <w:br/>
-      </w:r>
-      <w:r>
-        <w:rPr>
-          <w:rFonts w:ascii="Consolas" w:hAnsi="Consolas" w:eastAsia="宋体"/>
-          <w:sz w:val="17"/>
-        </w:rPr>
-        <w:t xml:space="preserve">  if (t-&gt;status == THREAD_READY)</w:t>
-        <w:br/>
-      </w:r>
-      <w:r>
-        <w:rPr>
-          <w:rFonts w:ascii="Consolas" w:hAnsi="Consolas" w:eastAsia="宋体"/>
-          <w:sz w:val="17"/>
-        </w:rPr>
-        <w:t xml:space="preserve">    {</w:t>
-        <w:br/>
-      </w:r>
-      <w:r>
-        <w:rPr>
-          <w:rFonts w:ascii="Consolas" w:hAnsi="Consolas" w:eastAsia="宋体"/>
-          <w:sz w:val="17"/>
-        </w:rPr>
-        <w:t xml:space="preserve">      list_remove (&amp;t-&gt;elem);</w:t>
-        <w:br/>
-      </w:r>
-      <w:r>
-        <w:rPr>
-          <w:rFonts w:ascii="Consolas" w:hAnsi="Consolas" w:eastAsia="宋体"/>
-          <w:sz w:val="17"/>
-        </w:rPr>
-        <w:t xml:space="preserve">      list_insert_ordered (&amp;ready_list, &amp;t-&gt;elem, thread_priority_more, NULL);</w:t>
-        <w:br/>
-      </w:r>
-      <w:r>
-        <w:rPr>
-          <w:rFonts w:ascii="Consolas" w:hAnsi="Consolas" w:eastAsia="宋体"/>
-          <w:sz w:val="17"/>
-        </w:rPr>
-        <w:t xml:space="preserve">    }</w:t>
-        <w:br/>
-      </w:r>
-      <w:r>
-        <w:rPr>
-          <w:rFonts w:ascii="Consolas" w:hAnsi="Consolas" w:eastAsia="宋体"/>
-          <w:sz w:val="17"/>
-        </w:rPr>
-        <w:t>}</w:t>
+        <w:t>struct thread {</w:t>
+        <w:br/>
+      </w:r>
+      <w:r>
+        <w:rPr>
+          <w:rFonts w:ascii="Consolas" w:hAnsi="Consolas" w:eastAsia="宋体"/>
+          <w:sz w:val="17"/>
+        </w:rPr>
+        <w:t xml:space="preserve">  ...</w:t>
+        <w:br/>
+      </w:r>
+      <w:r>
+        <w:rPr>
+          <w:rFonts w:ascii="Consolas" w:hAnsi="Consolas" w:eastAsia="宋体"/>
+          <w:sz w:val="17"/>
+        </w:rPr>
+        <w:t xml:space="preserve">  int priority;               /* 实际（捐赠后）优先级 */</w:t>
+        <w:br/>
+      </w:r>
+      <w:r>
+        <w:rPr>
+          <w:rFonts w:ascii="Consolas" w:hAnsi="Consolas" w:eastAsia="宋体"/>
+          <w:sz w:val="17"/>
+        </w:rPr>
+        <w:t xml:space="preserve">  int base_priority;          /* 自己设置的原始优先级 */</w:t>
+        <w:br/>
+      </w:r>
+      <w:r>
+        <w:rPr>
+          <w:rFonts w:ascii="Consolas" w:hAnsi="Consolas" w:eastAsia="宋体"/>
+          <w:sz w:val="17"/>
+        </w:rPr>
+        <w:t xml:space="preserve">  struct list locks;          /* 当前持有的锁 */</w:t>
+        <w:br/>
+      </w:r>
+      <w:r>
+        <w:rPr>
+          <w:rFonts w:ascii="Consolas" w:hAnsi="Consolas" w:eastAsia="宋体"/>
+          <w:sz w:val="17"/>
+        </w:rPr>
+        <w:t xml:space="preserve">  struct lock *waiting_lock;  /* 正在等待的锁 */</w:t>
+        <w:br/>
+      </w:r>
+      <w:r>
+        <w:rPr>
+          <w:rFonts w:ascii="Consolas" w:hAnsi="Consolas" w:eastAsia="宋体"/>
+          <w:sz w:val="17"/>
+        </w:rPr>
+        <w:t>};</w:t>
+        <w:br/>
+      </w:r>
+      <w:r>
+        <w:rPr>
+          <w:rFonts w:ascii="Consolas" w:hAnsi="Consolas" w:eastAsia="宋体"/>
+          <w:sz w:val="17"/>
+        </w:rPr>
+        <w:br/>
+      </w:r>
+      <w:r>
+        <w:rPr>
+          <w:rFonts w:ascii="Consolas" w:hAnsi="Consolas" w:eastAsia="宋体"/>
+          <w:sz w:val="17"/>
+        </w:rPr>
+        <w:t>struct lock {</w:t>
+        <w:br/>
+      </w:r>
+      <w:r>
+        <w:rPr>
+          <w:rFonts w:ascii="Consolas" w:hAnsi="Consolas" w:eastAsia="宋体"/>
+          <w:sz w:val="17"/>
+        </w:rPr>
+        <w:t xml:space="preserve">  struct thread *holder;</w:t>
+        <w:br/>
+      </w:r>
+      <w:r>
+        <w:rPr>
+          <w:rFonts w:ascii="Consolas" w:hAnsi="Consolas" w:eastAsia="宋体"/>
+          <w:sz w:val="17"/>
+        </w:rPr>
+        <w:t xml:space="preserve">  struct semaphore semaphore;</w:t>
+        <w:br/>
+      </w:r>
+      <w:r>
+        <w:rPr>
+          <w:rFonts w:ascii="Consolas" w:hAnsi="Consolas" w:eastAsia="宋体"/>
+          <w:sz w:val="17"/>
+        </w:rPr>
+        <w:t xml:space="preserve">  struct list_elem elem;      /* 挂在 holder-&gt;locks 上 */</w:t>
+        <w:br/>
+      </w:r>
+      <w:r>
+        <w:rPr>
+          <w:rFonts w:ascii="Consolas" w:hAnsi="Consolas" w:eastAsia="宋体"/>
+          <w:sz w:val="17"/>
+        </w:rPr>
+        <w:t xml:space="preserve">  int max_priority;           /* 等这把锁的线程中的最高优先级 */</w:t>
+        <w:br/>
+      </w:r>
+      <w:r>
+        <w:rPr>
+          <w:rFonts w:ascii="Consolas" w:hAnsi="Consolas" w:eastAsia="宋体"/>
+          <w:sz w:val="17"/>
+        </w:rPr>
+        <w:t>};</w:t>
       </w:r>
     </w:p>
     <w:p>
@@ -3320,17 +3536,34 @@
       <w:r>
         <w:rPr>
           <w:rFonts w:ascii="Times New Roman" w:hAnsi="Times New Roman" w:eastAsia="宋体"/>
+          <w:sz w:val="21"/>
+        </w:rPr>
+        <w:t>这样线程的实际优先级只有一个公式：</w:t>
+      </w:r>
+    </w:p>
+    <w:p>
+      <w:pPr>
+        <w:jc w:val="center"/>
+      </w:pPr>
+      <w:r>
+        <w:rPr>
+          <w:rFonts w:ascii="Times New Roman" w:hAnsi="Times New Roman" w:eastAsia="宋体"/>
           <w:b/>
           <w:sz w:val="21"/>
         </w:rPr>
-        <w:t>lock_acquire —— 捐赠：</w:t>
-      </w:r>
-      <w:r>
-        <w:rPr>
-          <w:rFonts w:ascii="Times New Roman" w:hAnsi="Times New Roman" w:eastAsia="宋体"/>
-          <w:sz w:val="21"/>
-        </w:rPr>
-        <w:t xml:space="preserve"> 如果锁被别人占着，就记下 </w:t>
+        <w:t>priority = max(base_priority, 所持有的每把锁的 max_priority)</w:t>
+      </w:r>
+    </w:p>
+    <w:p>
+      <w:pPr>
+        <w:ind w:firstLine="420"/>
+      </w:pPr>
+      <w:r>
+        <w:rPr>
+          <w:rFonts w:ascii="Times New Roman" w:hAnsi="Times New Roman" w:eastAsia="宋体"/>
+          <w:sz w:val="21"/>
+        </w:rPr>
+        <w:t xml:space="preserve">所有修改优先级的地方都只调用 </w:t>
       </w:r>
       <w:r>
         <w:rPr>
@@ -3338,44 +3571,14 @@
           <w:color w:val="A31515"/>
           <w:sz w:val="19"/>
         </w:rPr>
-        <w:t>waiting_lock</w:t>
-      </w:r>
-      <w:r>
-        <w:rPr>
-          <w:rFonts w:ascii="Times New Roman" w:hAnsi="Times New Roman" w:eastAsia="宋体"/>
-          <w:sz w:val="21"/>
-        </w:rPr>
-        <w:t xml:space="preserve">，然后沿着“锁 → 持有者 → 持有者在等的锁 → 它的持有者 ……”这条链一路往上捐，直到捐不动（对方已经更高）或者链断了。为了防止链太长，深度限制为 8。拿到锁以后，把自己加入 </w:t>
-      </w:r>
-      <w:r>
-        <w:rPr>
-          <w:rFonts w:ascii="Consolas" w:hAnsi="Consolas" w:eastAsia="宋体"/>
-          <w:color w:val="A31515"/>
-          <w:sz w:val="19"/>
-        </w:rPr>
-        <w:t>locks</w:t>
-      </w:r>
-      <w:r>
-        <w:rPr>
-          <w:rFonts w:ascii="Times New Roman" w:hAnsi="Times New Roman" w:eastAsia="宋体"/>
-          <w:sz w:val="21"/>
-        </w:rPr>
-        <w:t xml:space="preserve">，并且用这把锁剩下的等待者重新算 </w:t>
-      </w:r>
-      <w:r>
-        <w:rPr>
-          <w:rFonts w:ascii="Consolas" w:hAnsi="Consolas" w:eastAsia="宋体"/>
-          <w:color w:val="A31515"/>
-          <w:sz w:val="19"/>
-        </w:rPr>
-        <w:t>max_priority</w:t>
-      </w:r>
-      <w:r>
-        <w:rPr>
-          <w:rFonts w:ascii="Times New Roman" w:hAnsi="Times New Roman" w:eastAsia="宋体"/>
-          <w:sz w:val="21"/>
-        </w:rPr>
-        <w:t>——因为那些线程原来是捐给前一个持有者的，现在应该转而捐给我。</w:t>
+        <w:t>thread_update_priority(t)</w:t>
+      </w:r>
+      <w:r>
+        <w:rPr>
+          <w:rFonts w:ascii="Times New Roman" w:hAnsi="Times New Roman" w:eastAsia="宋体"/>
+          <w:sz w:val="21"/>
+        </w:rPr>
+        <w:t xml:space="preserve"> 按这个公式重算，不用在不同地方分别“加”和“减”，我觉得比维护捐赠者列表更不容易出错：</w:t>
       </w:r>
     </w:p>
     <w:p>
@@ -3394,15 +3597,85 @@
           <w:rFonts w:ascii="Consolas" w:hAnsi="Consolas" w:eastAsia="宋体"/>
           <w:sz w:val="17"/>
         </w:rPr>
-        <w:t xml:space="preserve">  old_level = intr_disable ();</w:t>
-        <w:br/>
-      </w:r>
-      <w:r>
-        <w:rPr>
-          <w:rFonts w:ascii="Consolas" w:hAnsi="Consolas" w:eastAsia="宋体"/>
-          <w:sz w:val="17"/>
-        </w:rPr>
-        <w:t xml:space="preserve">  if (!thread_mlfqs &amp;&amp; lock-&gt;holder != NULL)</w:t>
+        <w:t>void</w:t>
+        <w:br/>
+      </w:r>
+      <w:r>
+        <w:rPr>
+          <w:rFonts w:ascii="Consolas" w:hAnsi="Consolas" w:eastAsia="宋体"/>
+          <w:sz w:val="17"/>
+        </w:rPr>
+        <w:t>thread_update_priority (struct thread *t)</w:t>
+        <w:br/>
+      </w:r>
+      <w:r>
+        <w:rPr>
+          <w:rFonts w:ascii="Consolas" w:hAnsi="Consolas" w:eastAsia="宋体"/>
+          <w:sz w:val="17"/>
+        </w:rPr>
+        <w:t>{</w:t>
+        <w:br/>
+      </w:r>
+      <w:r>
+        <w:rPr>
+          <w:rFonts w:ascii="Consolas" w:hAnsi="Consolas" w:eastAsia="宋体"/>
+          <w:sz w:val="17"/>
+        </w:rPr>
+        <w:t xml:space="preserve">  int priority = t-&gt;base_priority;</w:t>
+        <w:br/>
+      </w:r>
+      <w:r>
+        <w:rPr>
+          <w:rFonts w:ascii="Consolas" w:hAnsi="Consolas" w:eastAsia="宋体"/>
+          <w:sz w:val="17"/>
+        </w:rPr>
+        <w:t xml:space="preserve">  struct list_elem *e;</w:t>
+        <w:br/>
+      </w:r>
+      <w:r>
+        <w:rPr>
+          <w:rFonts w:ascii="Consolas" w:hAnsi="Consolas" w:eastAsia="宋体"/>
+          <w:sz w:val="17"/>
+        </w:rPr>
+        <w:br/>
+      </w:r>
+      <w:r>
+        <w:rPr>
+          <w:rFonts w:ascii="Consolas" w:hAnsi="Consolas" w:eastAsia="宋体"/>
+          <w:sz w:val="17"/>
+        </w:rPr>
+        <w:t xml:space="preserve">  if (thread_mlfqs)</w:t>
+        <w:br/>
+      </w:r>
+      <w:r>
+        <w:rPr>
+          <w:rFonts w:ascii="Consolas" w:hAnsi="Consolas" w:eastAsia="宋体"/>
+          <w:sz w:val="17"/>
+        </w:rPr>
+        <w:t xml:space="preserve">    return;</w:t>
+        <w:br/>
+      </w:r>
+      <w:r>
+        <w:rPr>
+          <w:rFonts w:ascii="Consolas" w:hAnsi="Consolas" w:eastAsia="宋体"/>
+          <w:sz w:val="17"/>
+        </w:rPr>
+        <w:br/>
+      </w:r>
+      <w:r>
+        <w:rPr>
+          <w:rFonts w:ascii="Consolas" w:hAnsi="Consolas" w:eastAsia="宋体"/>
+          <w:sz w:val="17"/>
+        </w:rPr>
+        <w:t xml:space="preserve">  for (e = list_begin (&amp;t-&gt;locks); e != list_end (&amp;t-&gt;locks);</w:t>
+        <w:br/>
+      </w:r>
+      <w:r>
+        <w:rPr>
+          <w:rFonts w:ascii="Consolas" w:hAnsi="Consolas" w:eastAsia="宋体"/>
+          <w:sz w:val="17"/>
+        </w:rPr>
+        <w:t xml:space="preserve">       e = list_next (e))</w:t>
         <w:br/>
       </w:r>
       <w:r>
@@ -3418,94 +3691,23 @@
           <w:rFonts w:ascii="Consolas" w:hAnsi="Consolas" w:eastAsia="宋体"/>
           <w:sz w:val="17"/>
         </w:rPr>
-        <w:t xml:space="preserve">      struct lock *l = lock;</w:t>
-        <w:br/>
-      </w:r>
-      <w:r>
-        <w:rPr>
-          <w:rFonts w:ascii="Consolas" w:hAnsi="Consolas" w:eastAsia="宋体"/>
-          <w:sz w:val="17"/>
-        </w:rPr>
-        <w:t xml:space="preserve">      int depth = 0;</w:t>
-        <w:br/>
-      </w:r>
-      <w:r>
-        <w:rPr>
-          <w:rFonts w:ascii="Consolas" w:hAnsi="Consolas" w:eastAsia="宋体"/>
-          <w:sz w:val="17"/>
-        </w:rPr>
-        <w:br/>
-      </w:r>
-      <w:r>
-        <w:rPr>
-          <w:rFonts w:ascii="Consolas" w:hAnsi="Consolas" w:eastAsia="宋体"/>
-          <w:sz w:val="17"/>
-        </w:rPr>
-        <w:t xml:space="preserve">      cur-&gt;waiting_lock = lock;</w:t>
-        <w:br/>
-      </w:r>
-      <w:r>
-        <w:rPr>
-          <w:rFonts w:ascii="Consolas" w:hAnsi="Consolas" w:eastAsia="宋体"/>
-          <w:sz w:val="17"/>
-        </w:rPr>
-        <w:t xml:space="preserve">      while (l != NULL &amp;&amp; l-&gt;holder != NULL &amp;&amp; depth &lt; DONATE_DEPTH_MAX</w:t>
-        <w:br/>
-      </w:r>
-      <w:r>
-        <w:rPr>
-          <w:rFonts w:ascii="Consolas" w:hAnsi="Consolas" w:eastAsia="宋体"/>
-          <w:sz w:val="17"/>
-        </w:rPr>
-        <w:t xml:space="preserve">             &amp;&amp; l-&gt;max_priority &lt; cur-&gt;priority)</w:t>
-        <w:br/>
-      </w:r>
-      <w:r>
-        <w:rPr>
-          <w:rFonts w:ascii="Consolas" w:hAnsi="Consolas" w:eastAsia="宋体"/>
-          <w:sz w:val="17"/>
-        </w:rPr>
-        <w:t xml:space="preserve">        {</w:t>
-        <w:br/>
-      </w:r>
-      <w:r>
-        <w:rPr>
-          <w:rFonts w:ascii="Consolas" w:hAnsi="Consolas" w:eastAsia="宋体"/>
-          <w:sz w:val="17"/>
-        </w:rPr>
-        <w:t xml:space="preserve">          l-&gt;max_priority = cur-&gt;priority;</w:t>
-        <w:br/>
-      </w:r>
-      <w:r>
-        <w:rPr>
-          <w:rFonts w:ascii="Consolas" w:hAnsi="Consolas" w:eastAsia="宋体"/>
-          <w:sz w:val="17"/>
-        </w:rPr>
-        <w:t xml:space="preserve">          thread_update_priority (l-&gt;holder);</w:t>
-        <w:br/>
-      </w:r>
-      <w:r>
-        <w:rPr>
-          <w:rFonts w:ascii="Consolas" w:hAnsi="Consolas" w:eastAsia="宋体"/>
-          <w:sz w:val="17"/>
-        </w:rPr>
-        <w:t xml:space="preserve">          l = l-&gt;holder-&gt;waiting_lock;</w:t>
-        <w:br/>
-      </w:r>
-      <w:r>
-        <w:rPr>
-          <w:rFonts w:ascii="Consolas" w:hAnsi="Consolas" w:eastAsia="宋体"/>
-          <w:sz w:val="17"/>
-        </w:rPr>
-        <w:t xml:space="preserve">          depth++;</w:t>
-        <w:br/>
-      </w:r>
-      <w:r>
-        <w:rPr>
-          <w:rFonts w:ascii="Consolas" w:hAnsi="Consolas" w:eastAsia="宋体"/>
-          <w:sz w:val="17"/>
-        </w:rPr>
-        <w:t xml:space="preserve">        }</w:t>
+        <w:t xml:space="preserve">      struct lock *l = list_entry (e, struct lock, elem);</w:t>
+        <w:br/>
+      </w:r>
+      <w:r>
+        <w:rPr>
+          <w:rFonts w:ascii="Consolas" w:hAnsi="Consolas" w:eastAsia="宋体"/>
+          <w:sz w:val="17"/>
+        </w:rPr>
+        <w:t xml:space="preserve">      if (l-&gt;max_priority &gt; priority)</w:t>
+        <w:br/>
+      </w:r>
+      <w:r>
+        <w:rPr>
+          <w:rFonts w:ascii="Consolas" w:hAnsi="Consolas" w:eastAsia="宋体"/>
+          <w:sz w:val="17"/>
+        </w:rPr>
+        <w:t xml:space="preserve">        priority = l-&gt;max_priority;</w:t>
         <w:br/>
       </w:r>
       <w:r>
@@ -3521,45 +3723,30 @@
           <w:rFonts w:ascii="Consolas" w:hAnsi="Consolas" w:eastAsia="宋体"/>
           <w:sz w:val="17"/>
         </w:rPr>
-        <w:br/>
-      </w:r>
-      <w:r>
-        <w:rPr>
-          <w:rFonts w:ascii="Consolas" w:hAnsi="Consolas" w:eastAsia="宋体"/>
-          <w:sz w:val="17"/>
-        </w:rPr>
-        <w:t xml:space="preserve">  sema_down (&amp;lock-&gt;semaphore);</w:t>
-        <w:br/>
-      </w:r>
-      <w:r>
-        <w:rPr>
-          <w:rFonts w:ascii="Consolas" w:hAnsi="Consolas" w:eastAsia="宋体"/>
-          <w:sz w:val="17"/>
-        </w:rPr>
-        <w:br/>
-      </w:r>
-      <w:r>
-        <w:rPr>
-          <w:rFonts w:ascii="Consolas" w:hAnsi="Consolas" w:eastAsia="宋体"/>
-          <w:sz w:val="17"/>
-        </w:rPr>
-        <w:t xml:space="preserve">  cur-&gt;waiting_lock = NULL;</w:t>
-        <w:br/>
-      </w:r>
-      <w:r>
-        <w:rPr>
-          <w:rFonts w:ascii="Consolas" w:hAnsi="Consolas" w:eastAsia="宋体"/>
-          <w:sz w:val="17"/>
-        </w:rPr>
-        <w:t xml:space="preserve">  lock-&gt;holder = cur;</w:t>
-        <w:br/>
-      </w:r>
-      <w:r>
-        <w:rPr>
-          <w:rFonts w:ascii="Consolas" w:hAnsi="Consolas" w:eastAsia="宋体"/>
-          <w:sz w:val="17"/>
-        </w:rPr>
-        <w:t xml:space="preserve">  if (!thread_mlfqs)</w:t>
+        <w:t xml:space="preserve">  t-&gt;priority = priority;</w:t>
+        <w:br/>
+      </w:r>
+      <w:r>
+        <w:rPr>
+          <w:rFonts w:ascii="Consolas" w:hAnsi="Consolas" w:eastAsia="宋体"/>
+          <w:sz w:val="17"/>
+        </w:rPr>
+        <w:br/>
+      </w:r>
+      <w:r>
+        <w:rPr>
+          <w:rFonts w:ascii="Consolas" w:hAnsi="Consolas" w:eastAsia="宋体"/>
+          <w:sz w:val="17"/>
+        </w:rPr>
+        <w:t xml:space="preserve">  /* 如果 T 在就绪队列里，要按新优先级挪到正确位置 */</w:t>
+        <w:br/>
+      </w:r>
+      <w:r>
+        <w:rPr>
+          <w:rFonts w:ascii="Consolas" w:hAnsi="Consolas" w:eastAsia="宋体"/>
+          <w:sz w:val="17"/>
+        </w:rPr>
+        <w:t xml:space="preserve">  if (t-&gt;status == THREAD_READY)</w:t>
         <w:br/>
       </w:r>
       <w:r>
@@ -3575,55 +3762,15 @@
           <w:rFonts w:ascii="Consolas" w:hAnsi="Consolas" w:eastAsia="宋体"/>
           <w:sz w:val="17"/>
         </w:rPr>
-        <w:t xml:space="preserve">      lock-&gt;max_priority = PRI_MIN;</w:t>
-        <w:br/>
-      </w:r>
-      <w:r>
-        <w:rPr>
-          <w:rFonts w:ascii="Consolas" w:hAnsi="Consolas" w:eastAsia="宋体"/>
-          <w:sz w:val="17"/>
-        </w:rPr>
-        <w:t xml:space="preserve">      if (!list_empty (&amp;lock-&gt;semaphore.waiters))</w:t>
-        <w:br/>
-      </w:r>
-      <w:r>
-        <w:rPr>
-          <w:rFonts w:ascii="Consolas" w:hAnsi="Consolas" w:eastAsia="宋体"/>
-          <w:sz w:val="17"/>
-        </w:rPr>
-        <w:t xml:space="preserve">        lock-&gt;max_priority = list_entry (list_min (&amp;lock-&gt;semaphore.waiters,</w:t>
-        <w:br/>
-      </w:r>
-      <w:r>
-        <w:rPr>
-          <w:rFonts w:ascii="Consolas" w:hAnsi="Consolas" w:eastAsia="宋体"/>
-          <w:sz w:val="17"/>
-        </w:rPr>
-        <w:t xml:space="preserve">                                                   thread_priority_more, NULL),</w:t>
-        <w:br/>
-      </w:r>
-      <w:r>
-        <w:rPr>
-          <w:rFonts w:ascii="Consolas" w:hAnsi="Consolas" w:eastAsia="宋体"/>
-          <w:sz w:val="17"/>
-        </w:rPr>
-        <w:t xml:space="preserve">                                         struct thread, elem)-&gt;priority;</w:t>
-        <w:br/>
-      </w:r>
-      <w:r>
-        <w:rPr>
-          <w:rFonts w:ascii="Consolas" w:hAnsi="Consolas" w:eastAsia="宋体"/>
-          <w:sz w:val="17"/>
-        </w:rPr>
-        <w:t xml:space="preserve">      list_push_back (&amp;cur-&gt;locks, &amp;lock-&gt;elem);</w:t>
-        <w:br/>
-      </w:r>
-      <w:r>
-        <w:rPr>
-          <w:rFonts w:ascii="Consolas" w:hAnsi="Consolas" w:eastAsia="宋体"/>
-          <w:sz w:val="17"/>
-        </w:rPr>
-        <w:t xml:space="preserve">      thread_update_priority (cur);</w:t>
+        <w:t xml:space="preserve">      list_remove (&amp;t-&gt;elem);</w:t>
+        <w:br/>
+      </w:r>
+      <w:r>
+        <w:rPr>
+          <w:rFonts w:ascii="Consolas" w:hAnsi="Consolas" w:eastAsia="宋体"/>
+          <w:sz w:val="17"/>
+        </w:rPr>
+        <w:t xml:space="preserve">      list_insert_ordered (&amp;ready_list, &amp;t-&gt;elem, thread_priority_more, NULL);</w:t>
         <w:br/>
       </w:r>
       <w:r>
@@ -3639,7 +3786,7 @@
           <w:rFonts w:ascii="Consolas" w:hAnsi="Consolas" w:eastAsia="宋体"/>
           <w:sz w:val="17"/>
         </w:rPr>
-        <w:t xml:space="preserve">  intr_set_level (old_level);</w:t>
+        <w:t>}</w:t>
       </w:r>
     </w:p>
     <w:p>
@@ -3649,9 +3796,17 @@
       <w:r>
         <w:rPr>
           <w:rFonts w:ascii="Times New Roman" w:hAnsi="Times New Roman" w:eastAsia="宋体"/>
-          <w:sz w:val="21"/>
-        </w:rPr>
-        <w:t xml:space="preserve">循环条件里的 </w:t>
+          <w:b/>
+          <w:sz w:val="21"/>
+        </w:rPr>
+        <w:t>lock_acquire —— 捐赠：</w:t>
+      </w:r>
+      <w:r>
+        <w:rPr>
+          <w:rFonts w:ascii="Times New Roman" w:hAnsi="Times New Roman" w:eastAsia="宋体"/>
+          <w:sz w:val="21"/>
+        </w:rPr>
+        <w:t xml:space="preserve"> 如果锁被别人占着，就记下 </w:t>
       </w:r>
       <w:r>
         <w:rPr>
@@ -3659,14 +3814,14 @@
           <w:color w:val="A31515"/>
           <w:sz w:val="19"/>
         </w:rPr>
-        <w:t>l-&gt;holder != NULL</w:t>
-      </w:r>
-      <w:r>
-        <w:rPr>
-          <w:rFonts w:ascii="Times New Roman" w:hAnsi="Times New Roman" w:eastAsia="宋体"/>
-          <w:sz w:val="21"/>
-        </w:rPr>
-        <w:t xml:space="preserve"> 是后来加的。我在纸上推的时候发现一个窗口期：A 刚 </w:t>
+        <w:t>waiting_lock</w:t>
+      </w:r>
+      <w:r>
+        <w:rPr>
+          <w:rFonts w:ascii="Times New Roman" w:hAnsi="Times New Roman" w:eastAsia="宋体"/>
+          <w:sz w:val="21"/>
+        </w:rPr>
+        <w:t xml:space="preserve">，然后沿着“锁 → 持有者 → 持有者在等的锁 → 它的持有者 ……”这条链一路往上捐，直到捐不动（对方已经更高）或者链断了。为了防止链太长，深度限制为 8。拿到锁以后，把自己加入 </w:t>
       </w:r>
       <w:r>
         <w:rPr>
@@ -3674,14 +3829,14 @@
           <w:color w:val="A31515"/>
           <w:sz w:val="19"/>
         </w:rPr>
-        <w:t>lock_release</w:t>
-      </w:r>
-      <w:r>
-        <w:rPr>
-          <w:rFonts w:ascii="Times New Roman" w:hAnsi="Times New Roman" w:eastAsia="宋体"/>
-          <w:sz w:val="21"/>
-        </w:rPr>
-        <w:t xml:space="preserve"> 把 </w:t>
+        <w:t>locks</w:t>
+      </w:r>
+      <w:r>
+        <w:rPr>
+          <w:rFonts w:ascii="Times New Roman" w:hAnsi="Times New Roman" w:eastAsia="宋体"/>
+          <w:sz w:val="21"/>
+        </w:rPr>
+        <w:t xml:space="preserve">，并且用这把锁剩下的等待者重新算 </w:t>
       </w:r>
       <w:r>
         <w:rPr>
@@ -3689,154 +3844,14 @@
           <w:color w:val="A31515"/>
           <w:sz w:val="19"/>
         </w:rPr>
-        <w:t>holder</w:t>
-      </w:r>
-      <w:r>
-        <w:rPr>
-          <w:rFonts w:ascii="Times New Roman" w:hAnsi="Times New Roman" w:eastAsia="宋体"/>
-          <w:sz w:val="21"/>
-        </w:rPr>
-        <w:t xml:space="preserve"> 置空并唤醒了等待者 B，但 B 还没被调度、没来得及把 </w:t>
-      </w:r>
-      <w:r>
-        <w:rPr>
-          <w:rFonts w:ascii="Consolas" w:hAnsi="Consolas" w:eastAsia="宋体"/>
-          <w:color w:val="A31515"/>
-          <w:sz w:val="19"/>
-        </w:rPr>
-        <w:t>holder</w:t>
-      </w:r>
-      <w:r>
-        <w:rPr>
-          <w:rFonts w:ascii="Times New Roman" w:hAnsi="Times New Roman" w:eastAsia="宋体"/>
-          <w:sz w:val="21"/>
-        </w:rPr>
-        <w:t xml:space="preserve"> 设成自己，这时 B 的 </w:t>
-      </w:r>
-      <w:r>
-        <w:rPr>
-          <w:rFonts w:ascii="Consolas" w:hAnsi="Consolas" w:eastAsia="宋体"/>
-          <w:color w:val="A31515"/>
-          <w:sz w:val="19"/>
-        </w:rPr>
-        <w:t>waiting_lock</w:t>
-      </w:r>
-      <w:r>
-        <w:rPr>
-          <w:rFonts w:ascii="Times New Roman" w:hAnsi="Times New Roman" w:eastAsia="宋体"/>
-          <w:sz w:val="21"/>
-        </w:rPr>
-        <w:t xml:space="preserve"> 还指着这把锁。如果此时有线程沿链捐赠到 B，再往下走就会访问 </w:t>
-      </w:r>
-      <w:r>
-        <w:rPr>
-          <w:rFonts w:ascii="Consolas" w:hAnsi="Consolas" w:eastAsia="宋体"/>
-          <w:color w:val="A31515"/>
-          <w:sz w:val="19"/>
-        </w:rPr>
-        <w:t>NULL-&gt;waiting_lock</w:t>
-      </w:r>
-      <w:r>
-        <w:rPr>
-          <w:rFonts w:ascii="Times New Roman" w:hAnsi="Times New Roman" w:eastAsia="宋体"/>
-          <w:sz w:val="21"/>
-        </w:rPr>
-        <w:t>。测试里不一定能触发，但加上这个判断更安全。</w:t>
-      </w:r>
-    </w:p>
-    <w:p>
-      <w:pPr>
-        <w:ind w:firstLine="420"/>
-      </w:pPr>
-      <w:r>
-        <w:rPr>
-          <w:rFonts w:ascii="Times New Roman" w:hAnsi="Times New Roman" w:eastAsia="宋体"/>
-          <w:b/>
-          <w:sz w:val="21"/>
-        </w:rPr>
-        <w:t>lock_release —— 收回捐赠：</w:t>
-      </w:r>
-      <w:r>
-        <w:rPr>
-          <w:rFonts w:ascii="Times New Roman" w:hAnsi="Times New Roman" w:eastAsia="宋体"/>
-          <w:sz w:val="21"/>
-        </w:rPr>
-        <w:t xml:space="preserve"> 把这把锁从 </w:t>
-      </w:r>
-      <w:r>
-        <w:rPr>
-          <w:rFonts w:ascii="Consolas" w:hAnsi="Consolas" w:eastAsia="宋体"/>
-          <w:color w:val="A31515"/>
-          <w:sz w:val="19"/>
-        </w:rPr>
-        <w:t>locks</w:t>
-      </w:r>
-      <w:r>
-        <w:rPr>
-          <w:rFonts w:ascii="Times New Roman" w:hAnsi="Times New Roman" w:eastAsia="宋体"/>
-          <w:sz w:val="21"/>
-        </w:rPr>
-        <w:t xml:space="preserve"> 中删掉，再调 </w:t>
-      </w:r>
-      <w:r>
-        <w:rPr>
-          <w:rFonts w:ascii="Consolas" w:hAnsi="Consolas" w:eastAsia="宋体"/>
-          <w:color w:val="A31515"/>
-          <w:sz w:val="19"/>
-        </w:rPr>
-        <w:t>thread_update_priority</w:t>
-      </w:r>
-      <w:r>
-        <w:rPr>
-          <w:rFonts w:ascii="Times New Roman" w:hAnsi="Times New Roman" w:eastAsia="宋体"/>
-          <w:sz w:val="21"/>
-        </w:rPr>
-        <w:t xml:space="preserve"> 重算。这样只会收回因为这把锁得到的捐赠，别的锁上的捐赠还在。然后 </w:t>
-      </w:r>
-      <w:r>
-        <w:rPr>
-          <w:rFonts w:ascii="Consolas" w:hAnsi="Consolas" w:eastAsia="宋体"/>
-          <w:color w:val="A31515"/>
-          <w:sz w:val="19"/>
-        </w:rPr>
-        <w:t>sema_up</w:t>
-      </w:r>
-      <w:r>
-        <w:rPr>
-          <w:rFonts w:ascii="Times New Roman" w:hAnsi="Times New Roman" w:eastAsia="宋体"/>
-          <w:sz w:val="21"/>
-        </w:rPr>
-        <w:t xml:space="preserve"> 唤醒等待者，</w:t>
-      </w:r>
-      <w:r>
-        <w:rPr>
-          <w:rFonts w:ascii="Consolas" w:hAnsi="Consolas" w:eastAsia="宋体"/>
-          <w:color w:val="A31515"/>
-          <w:sz w:val="19"/>
-        </w:rPr>
-        <w:t>sema_up</w:t>
-      </w:r>
-      <w:r>
-        <w:rPr>
-          <w:rFonts w:ascii="Times New Roman" w:hAnsi="Times New Roman" w:eastAsia="宋体"/>
-          <w:sz w:val="21"/>
-        </w:rPr>
-        <w:t xml:space="preserve"> 里的 </w:t>
-      </w:r>
-      <w:r>
-        <w:rPr>
-          <w:rFonts w:ascii="Consolas" w:hAnsi="Consolas" w:eastAsia="宋体"/>
-          <w:color w:val="A31515"/>
-          <w:sz w:val="19"/>
-        </w:rPr>
-        <w:t>thread_preempt()</w:t>
-      </w:r>
-      <w:r>
-        <w:rPr>
-          <w:rFonts w:ascii="Times New Roman" w:hAnsi="Times New Roman" w:eastAsia="宋体"/>
-          <w:sz w:val="21"/>
-        </w:rPr>
-        <w:t xml:space="preserve"> 负责让出 CPU。</w:t>
+        <w:t>max_priority</w:t>
+      </w:r>
+      <w:r>
+        <w:rPr>
+          <w:rFonts w:ascii="Times New Roman" w:hAnsi="Times New Roman" w:eastAsia="宋体"/>
+          <w:sz w:val="21"/>
+        </w:rPr>
+        <w:t>——因为那些线程原来是捐给前一个持有者的，现在应该转而捐给我。</w:t>
       </w:r>
     </w:p>
     <w:p>
@@ -3863,6 +3878,163 @@
           <w:rFonts w:ascii="Consolas" w:hAnsi="Consolas" w:eastAsia="宋体"/>
           <w:sz w:val="17"/>
         </w:rPr>
+        <w:t xml:space="preserve">  if (!thread_mlfqs &amp;&amp; lock-&gt;holder != NULL)</w:t>
+        <w:br/>
+      </w:r>
+      <w:r>
+        <w:rPr>
+          <w:rFonts w:ascii="Consolas" w:hAnsi="Consolas" w:eastAsia="宋体"/>
+          <w:sz w:val="17"/>
+        </w:rPr>
+        <w:t xml:space="preserve">    {</w:t>
+        <w:br/>
+      </w:r>
+      <w:r>
+        <w:rPr>
+          <w:rFonts w:ascii="Consolas" w:hAnsi="Consolas" w:eastAsia="宋体"/>
+          <w:sz w:val="17"/>
+        </w:rPr>
+        <w:t xml:space="preserve">      struct lock *l = lock;</w:t>
+        <w:br/>
+      </w:r>
+      <w:r>
+        <w:rPr>
+          <w:rFonts w:ascii="Consolas" w:hAnsi="Consolas" w:eastAsia="宋体"/>
+          <w:sz w:val="17"/>
+        </w:rPr>
+        <w:t xml:space="preserve">      int depth = 0;</w:t>
+        <w:br/>
+      </w:r>
+      <w:r>
+        <w:rPr>
+          <w:rFonts w:ascii="Consolas" w:hAnsi="Consolas" w:eastAsia="宋体"/>
+          <w:sz w:val="17"/>
+        </w:rPr>
+        <w:br/>
+      </w:r>
+      <w:r>
+        <w:rPr>
+          <w:rFonts w:ascii="Consolas" w:hAnsi="Consolas" w:eastAsia="宋体"/>
+          <w:sz w:val="17"/>
+        </w:rPr>
+        <w:t xml:space="preserve">      cur-&gt;waiting_lock = lock;</w:t>
+        <w:br/>
+      </w:r>
+      <w:r>
+        <w:rPr>
+          <w:rFonts w:ascii="Consolas" w:hAnsi="Consolas" w:eastAsia="宋体"/>
+          <w:sz w:val="17"/>
+        </w:rPr>
+        <w:t xml:space="preserve">      while (l != NULL &amp;&amp; l-&gt;holder != NULL &amp;&amp; depth &lt; DONATE_DEPTH_MAX</w:t>
+        <w:br/>
+      </w:r>
+      <w:r>
+        <w:rPr>
+          <w:rFonts w:ascii="Consolas" w:hAnsi="Consolas" w:eastAsia="宋体"/>
+          <w:sz w:val="17"/>
+        </w:rPr>
+        <w:t xml:space="preserve">             &amp;&amp; l-&gt;max_priority &lt; cur-&gt;priority)</w:t>
+        <w:br/>
+      </w:r>
+      <w:r>
+        <w:rPr>
+          <w:rFonts w:ascii="Consolas" w:hAnsi="Consolas" w:eastAsia="宋体"/>
+          <w:sz w:val="17"/>
+        </w:rPr>
+        <w:t xml:space="preserve">        {</w:t>
+        <w:br/>
+      </w:r>
+      <w:r>
+        <w:rPr>
+          <w:rFonts w:ascii="Consolas" w:hAnsi="Consolas" w:eastAsia="宋体"/>
+          <w:sz w:val="17"/>
+        </w:rPr>
+        <w:t xml:space="preserve">          l-&gt;max_priority = cur-&gt;priority;</w:t>
+        <w:br/>
+      </w:r>
+      <w:r>
+        <w:rPr>
+          <w:rFonts w:ascii="Consolas" w:hAnsi="Consolas" w:eastAsia="宋体"/>
+          <w:sz w:val="17"/>
+        </w:rPr>
+        <w:t xml:space="preserve">          thread_update_priority (l-&gt;holder);</w:t>
+        <w:br/>
+      </w:r>
+      <w:r>
+        <w:rPr>
+          <w:rFonts w:ascii="Consolas" w:hAnsi="Consolas" w:eastAsia="宋体"/>
+          <w:sz w:val="17"/>
+        </w:rPr>
+        <w:t xml:space="preserve">          l = l-&gt;holder-&gt;waiting_lock;</w:t>
+        <w:br/>
+      </w:r>
+      <w:r>
+        <w:rPr>
+          <w:rFonts w:ascii="Consolas" w:hAnsi="Consolas" w:eastAsia="宋体"/>
+          <w:sz w:val="17"/>
+        </w:rPr>
+        <w:t xml:space="preserve">          depth++;</w:t>
+        <w:br/>
+      </w:r>
+      <w:r>
+        <w:rPr>
+          <w:rFonts w:ascii="Consolas" w:hAnsi="Consolas" w:eastAsia="宋体"/>
+          <w:sz w:val="17"/>
+        </w:rPr>
+        <w:t xml:space="preserve">        }</w:t>
+        <w:br/>
+      </w:r>
+      <w:r>
+        <w:rPr>
+          <w:rFonts w:ascii="Consolas" w:hAnsi="Consolas" w:eastAsia="宋体"/>
+          <w:sz w:val="17"/>
+        </w:rPr>
+        <w:t xml:space="preserve">    }</w:t>
+        <w:br/>
+      </w:r>
+      <w:r>
+        <w:rPr>
+          <w:rFonts w:ascii="Consolas" w:hAnsi="Consolas" w:eastAsia="宋体"/>
+          <w:sz w:val="17"/>
+        </w:rPr>
+        <w:br/>
+      </w:r>
+      <w:r>
+        <w:rPr>
+          <w:rFonts w:ascii="Consolas" w:hAnsi="Consolas" w:eastAsia="宋体"/>
+          <w:sz w:val="17"/>
+        </w:rPr>
+        <w:t xml:space="preserve">  sema_down (&amp;lock-&gt;semaphore);</w:t>
+        <w:br/>
+      </w:r>
+      <w:r>
+        <w:rPr>
+          <w:rFonts w:ascii="Consolas" w:hAnsi="Consolas" w:eastAsia="宋体"/>
+          <w:sz w:val="17"/>
+        </w:rPr>
+        <w:br/>
+      </w:r>
+      <w:r>
+        <w:rPr>
+          <w:rFonts w:ascii="Consolas" w:hAnsi="Consolas" w:eastAsia="宋体"/>
+          <w:sz w:val="17"/>
+        </w:rPr>
+        <w:t xml:space="preserve">  cur-&gt;waiting_lock = NULL;</w:t>
+        <w:br/>
+      </w:r>
+      <w:r>
+        <w:rPr>
+          <w:rFonts w:ascii="Consolas" w:hAnsi="Consolas" w:eastAsia="宋体"/>
+          <w:sz w:val="17"/>
+        </w:rPr>
+        <w:t xml:space="preserve">  lock-&gt;holder = cur;</w:t>
+        <w:br/>
+      </w:r>
+      <w:r>
+        <w:rPr>
+          <w:rFonts w:ascii="Consolas" w:hAnsi="Consolas" w:eastAsia="宋体"/>
+          <w:sz w:val="17"/>
+        </w:rPr>
         <w:t xml:space="preserve">  if (!thread_mlfqs)</w:t>
         <w:br/>
       </w:r>
@@ -3879,15 +4051,55 @@
           <w:rFonts w:ascii="Consolas" w:hAnsi="Consolas" w:eastAsia="宋体"/>
           <w:sz w:val="17"/>
         </w:rPr>
-        <w:t xml:space="preserve">      list_remove (&amp;lock-&gt;elem);</w:t>
-        <w:br/>
-      </w:r>
-      <w:r>
-        <w:rPr>
-          <w:rFonts w:ascii="Consolas" w:hAnsi="Consolas" w:eastAsia="宋体"/>
-          <w:sz w:val="17"/>
-        </w:rPr>
-        <w:t xml:space="preserve">      thread_update_priority (thread_current ());</w:t>
+        <w:t xml:space="preserve">      lock-&gt;max_priority = PRI_MIN;</w:t>
+        <w:br/>
+      </w:r>
+      <w:r>
+        <w:rPr>
+          <w:rFonts w:ascii="Consolas" w:hAnsi="Consolas" w:eastAsia="宋体"/>
+          <w:sz w:val="17"/>
+        </w:rPr>
+        <w:t xml:space="preserve">      if (!list_empty (&amp;lock-&gt;semaphore.waiters))</w:t>
+        <w:br/>
+      </w:r>
+      <w:r>
+        <w:rPr>
+          <w:rFonts w:ascii="Consolas" w:hAnsi="Consolas" w:eastAsia="宋体"/>
+          <w:sz w:val="17"/>
+        </w:rPr>
+        <w:t xml:space="preserve">        lock-&gt;max_priority = list_entry (list_min (&amp;lock-&gt;semaphore.waiters,</w:t>
+        <w:br/>
+      </w:r>
+      <w:r>
+        <w:rPr>
+          <w:rFonts w:ascii="Consolas" w:hAnsi="Consolas" w:eastAsia="宋体"/>
+          <w:sz w:val="17"/>
+        </w:rPr>
+        <w:t xml:space="preserve">                                                   thread_priority_more, NULL),</w:t>
+        <w:br/>
+      </w:r>
+      <w:r>
+        <w:rPr>
+          <w:rFonts w:ascii="Consolas" w:hAnsi="Consolas" w:eastAsia="宋体"/>
+          <w:sz w:val="17"/>
+        </w:rPr>
+        <w:t xml:space="preserve">                                         struct thread, elem)-&gt;priority;</w:t>
+        <w:br/>
+      </w:r>
+      <w:r>
+        <w:rPr>
+          <w:rFonts w:ascii="Consolas" w:hAnsi="Consolas" w:eastAsia="宋体"/>
+          <w:sz w:val="17"/>
+        </w:rPr>
+        <w:t xml:space="preserve">      list_push_back (&amp;cur-&gt;locks, &amp;lock-&gt;elem);</w:t>
+        <w:br/>
+      </w:r>
+      <w:r>
+        <w:rPr>
+          <w:rFonts w:ascii="Consolas" w:hAnsi="Consolas" w:eastAsia="宋体"/>
+          <w:sz w:val="17"/>
+        </w:rPr>
+        <w:t xml:space="preserve">      thread_update_priority (cur);</w:t>
         <w:br/>
       </w:r>
       <w:r>
@@ -3896,22 +4108,6 @@
           <w:sz w:val="17"/>
         </w:rPr>
         <w:t xml:space="preserve">    }</w:t>
-        <w:br/>
-      </w:r>
-      <w:r>
-        <w:rPr>
-          <w:rFonts w:ascii="Consolas" w:hAnsi="Consolas" w:eastAsia="宋体"/>
-          <w:sz w:val="17"/>
-        </w:rPr>
-        <w:t xml:space="preserve">  lock-&gt;holder = NULL;</w:t>
-        <w:br/>
-      </w:r>
-      <w:r>
-        <w:rPr>
-          <w:rFonts w:ascii="Consolas" w:hAnsi="Consolas" w:eastAsia="宋体"/>
-          <w:sz w:val="17"/>
-        </w:rPr>
-        <w:t xml:space="preserve">  sema_up (&amp;lock-&gt;semaphore);</w:t>
         <w:br/>
       </w:r>
       <w:r>
@@ -3929,17 +4125,9 @@
       <w:r>
         <w:rPr>
           <w:rFonts w:ascii="Times New Roman" w:hAnsi="Times New Roman" w:eastAsia="宋体"/>
-          <w:b/>
-          <w:sz w:val="21"/>
-        </w:rPr>
-        <w:t>thread_set_priority：</w:t>
-      </w:r>
-      <w:r>
-        <w:rPr>
-          <w:rFonts w:ascii="Times New Roman" w:hAnsi="Times New Roman" w:eastAsia="宋体"/>
-          <w:sz w:val="21"/>
-        </w:rPr>
-        <w:t xml:space="preserve"> 只修改 </w:t>
+          <w:sz w:val="21"/>
+        </w:rPr>
+        <w:t xml:space="preserve">循环条件里的 </w:t>
       </w:r>
       <w:r>
         <w:rPr>
@@ -3947,14 +4135,14 @@
           <w:color w:val="A31515"/>
           <w:sz w:val="19"/>
         </w:rPr>
-        <w:t>base_priority</w:t>
-      </w:r>
-      <w:r>
-        <w:rPr>
-          <w:rFonts w:ascii="Times New Roman" w:hAnsi="Times New Roman" w:eastAsia="宋体"/>
-          <w:sz w:val="21"/>
-        </w:rPr>
-        <w:t xml:space="preserve">，再按公式重算实际优先级，最后 </w:t>
+        <w:t>l-&gt;holder != NULL</w:t>
+      </w:r>
+      <w:r>
+        <w:rPr>
+          <w:rFonts w:ascii="Times New Roman" w:hAnsi="Times New Roman" w:eastAsia="宋体"/>
+          <w:sz w:val="21"/>
+        </w:rPr>
+        <w:t xml:space="preserve"> 是后来加的。我在纸上推的时候发现一个窗口期：A 刚 </w:t>
       </w:r>
       <w:r>
         <w:rPr>
@@ -3962,6 +4150,161 @@
           <w:color w:val="A31515"/>
           <w:sz w:val="19"/>
         </w:rPr>
+        <w:t>lock_release</w:t>
+      </w:r>
+      <w:r>
+        <w:rPr>
+          <w:rFonts w:ascii="Times New Roman" w:hAnsi="Times New Roman" w:eastAsia="宋体"/>
+          <w:sz w:val="21"/>
+        </w:rPr>
+        <w:t xml:space="preserve"> 把 </w:t>
+      </w:r>
+      <w:r>
+        <w:rPr>
+          <w:rFonts w:ascii="Consolas" w:hAnsi="Consolas" w:eastAsia="宋体"/>
+          <w:color w:val="A31515"/>
+          <w:sz w:val="19"/>
+        </w:rPr>
+        <w:t>holder</w:t>
+      </w:r>
+      <w:r>
+        <w:rPr>
+          <w:rFonts w:ascii="Times New Roman" w:hAnsi="Times New Roman" w:eastAsia="宋体"/>
+          <w:sz w:val="21"/>
+        </w:rPr>
+        <w:t xml:space="preserve"> 置空并唤醒了等待者 B，但 B 还没被调度、没来得及把 </w:t>
+      </w:r>
+      <w:r>
+        <w:rPr>
+          <w:rFonts w:ascii="Consolas" w:hAnsi="Consolas" w:eastAsia="宋体"/>
+          <w:color w:val="A31515"/>
+          <w:sz w:val="19"/>
+        </w:rPr>
+        <w:t>holder</w:t>
+      </w:r>
+      <w:r>
+        <w:rPr>
+          <w:rFonts w:ascii="Times New Roman" w:hAnsi="Times New Roman" w:eastAsia="宋体"/>
+          <w:sz w:val="21"/>
+        </w:rPr>
+        <w:t xml:space="preserve"> 设成自己，这时 B 的 </w:t>
+      </w:r>
+      <w:r>
+        <w:rPr>
+          <w:rFonts w:ascii="Consolas" w:hAnsi="Consolas" w:eastAsia="宋体"/>
+          <w:color w:val="A31515"/>
+          <w:sz w:val="19"/>
+        </w:rPr>
+        <w:t>waiting_lock</w:t>
+      </w:r>
+      <w:r>
+        <w:rPr>
+          <w:rFonts w:ascii="Times New Roman" w:hAnsi="Times New Roman" w:eastAsia="宋体"/>
+          <w:sz w:val="21"/>
+        </w:rPr>
+        <w:t xml:space="preserve"> 还指着这把锁。如果此时有线程沿链捐赠到 B，再往下走就会访问 </w:t>
+      </w:r>
+      <w:r>
+        <w:rPr>
+          <w:rFonts w:ascii="Consolas" w:hAnsi="Consolas" w:eastAsia="宋体"/>
+          <w:color w:val="A31515"/>
+          <w:sz w:val="19"/>
+        </w:rPr>
+        <w:t>NULL-&gt;waiting_lock</w:t>
+      </w:r>
+      <w:r>
+        <w:rPr>
+          <w:rFonts w:ascii="Times New Roman" w:hAnsi="Times New Roman" w:eastAsia="宋体"/>
+          <w:sz w:val="21"/>
+        </w:rPr>
+        <w:t>。测试里不一定能触发，但加上这个判断更安全。</w:t>
+      </w:r>
+    </w:p>
+    <w:p>
+      <w:pPr>
+        <w:ind w:firstLine="420"/>
+      </w:pPr>
+      <w:r>
+        <w:rPr>
+          <w:rFonts w:ascii="Times New Roman" w:hAnsi="Times New Roman" w:eastAsia="宋体"/>
+          <w:b/>
+          <w:sz w:val="21"/>
+        </w:rPr>
+        <w:t>lock_release —— 收回捐赠：</w:t>
+      </w:r>
+      <w:r>
+        <w:rPr>
+          <w:rFonts w:ascii="Times New Roman" w:hAnsi="Times New Roman" w:eastAsia="宋体"/>
+          <w:sz w:val="21"/>
+        </w:rPr>
+        <w:t xml:space="preserve"> 把这把锁从 </w:t>
+      </w:r>
+      <w:r>
+        <w:rPr>
+          <w:rFonts w:ascii="Consolas" w:hAnsi="Consolas" w:eastAsia="宋体"/>
+          <w:color w:val="A31515"/>
+          <w:sz w:val="19"/>
+        </w:rPr>
+        <w:t>locks</w:t>
+      </w:r>
+      <w:r>
+        <w:rPr>
+          <w:rFonts w:ascii="Times New Roman" w:hAnsi="Times New Roman" w:eastAsia="宋体"/>
+          <w:sz w:val="21"/>
+        </w:rPr>
+        <w:t xml:space="preserve"> 中删掉，再调 </w:t>
+      </w:r>
+      <w:r>
+        <w:rPr>
+          <w:rFonts w:ascii="Consolas" w:hAnsi="Consolas" w:eastAsia="宋体"/>
+          <w:color w:val="A31515"/>
+          <w:sz w:val="19"/>
+        </w:rPr>
+        <w:t>thread_update_priority</w:t>
+      </w:r>
+      <w:r>
+        <w:rPr>
+          <w:rFonts w:ascii="Times New Roman" w:hAnsi="Times New Roman" w:eastAsia="宋体"/>
+          <w:sz w:val="21"/>
+        </w:rPr>
+        <w:t xml:space="preserve"> 重算。这样只会收回因为这把锁得到的捐赠，别的锁上的捐赠还在。然后 </w:t>
+      </w:r>
+      <w:r>
+        <w:rPr>
+          <w:rFonts w:ascii="Consolas" w:hAnsi="Consolas" w:eastAsia="宋体"/>
+          <w:color w:val="A31515"/>
+          <w:sz w:val="19"/>
+        </w:rPr>
+        <w:t>sema_up</w:t>
+      </w:r>
+      <w:r>
+        <w:rPr>
+          <w:rFonts w:ascii="Times New Roman" w:hAnsi="Times New Roman" w:eastAsia="宋体"/>
+          <w:sz w:val="21"/>
+        </w:rPr>
+        <w:t xml:space="preserve"> 唤醒等待者，</w:t>
+      </w:r>
+      <w:r>
+        <w:rPr>
+          <w:rFonts w:ascii="Consolas" w:hAnsi="Consolas" w:eastAsia="宋体"/>
+          <w:color w:val="A31515"/>
+          <w:sz w:val="19"/>
+        </w:rPr>
+        <w:t>sema_up</w:t>
+      </w:r>
+      <w:r>
+        <w:rPr>
+          <w:rFonts w:ascii="Times New Roman" w:hAnsi="Times New Roman" w:eastAsia="宋体"/>
+          <w:sz w:val="21"/>
+        </w:rPr>
+        <w:t xml:space="preserve"> 里的 </w:t>
+      </w:r>
+      <w:r>
+        <w:rPr>
+          <w:rFonts w:ascii="Consolas" w:hAnsi="Consolas" w:eastAsia="宋体"/>
+          <w:color w:val="A31515"/>
+          <w:sz w:val="19"/>
+        </w:rPr>
         <w:t>thread_preempt()</w:t>
       </w:r>
       <w:r>
@@ -3969,7 +4312,307 @@
           <w:rFonts w:ascii="Times New Roman" w:hAnsi="Times New Roman" w:eastAsia="宋体"/>
           <w:sz w:val="21"/>
         </w:rPr>
-        <w:t>。</w:t>
+        <w:t xml:space="preserve"> 负责让出 CPU。</w:t>
+      </w:r>
+    </w:p>
+    <w:p>
+      <w:pPr>
+        <w:spacing w:line="240" w:lineRule="auto" w:before="40" w:after="120"/>
+        <w:shd w:val="clear" w:color="auto" w:fill="F3F3F3"/>
+        <w:pBdr>
+          <w:top w:val="single" w:sz="4" w:space="4" w:color="D9D9D9"/>
+          <w:left w:val="single" w:sz="4" w:space="4" w:color="D9D9D9"/>
+          <w:bottom w:val="single" w:sz="4" w:space="4" w:color="D9D9D9"/>
+          <w:right w:val="single" w:sz="4" w:space="4" w:color="D9D9D9"/>
+        </w:pBdr>
+      </w:pPr>
+      <w:r>
+        <w:rPr>
+          <w:rFonts w:ascii="Consolas" w:hAnsi="Consolas" w:eastAsia="宋体"/>
+          <w:sz w:val="17"/>
+        </w:rPr>
+        <w:t xml:space="preserve">  old_level = intr_disable ();</w:t>
+        <w:br/>
+      </w:r>
+      <w:r>
+        <w:rPr>
+          <w:rFonts w:ascii="Consolas" w:hAnsi="Consolas" w:eastAsia="宋体"/>
+          <w:sz w:val="17"/>
+        </w:rPr>
+        <w:t xml:space="preserve">  if (!thread_mlfqs)</w:t>
+        <w:br/>
+      </w:r>
+      <w:r>
+        <w:rPr>
+          <w:rFonts w:ascii="Consolas" w:hAnsi="Consolas" w:eastAsia="宋体"/>
+          <w:sz w:val="17"/>
+        </w:rPr>
+        <w:t xml:space="preserve">    {</w:t>
+        <w:br/>
+      </w:r>
+      <w:r>
+        <w:rPr>
+          <w:rFonts w:ascii="Consolas" w:hAnsi="Consolas" w:eastAsia="宋体"/>
+          <w:sz w:val="17"/>
+        </w:rPr>
+        <w:t xml:space="preserve">      list_remove (&amp;lock-&gt;elem);</w:t>
+        <w:br/>
+      </w:r>
+      <w:r>
+        <w:rPr>
+          <w:rFonts w:ascii="Consolas" w:hAnsi="Consolas" w:eastAsia="宋体"/>
+          <w:sz w:val="17"/>
+        </w:rPr>
+        <w:t xml:space="preserve">      thread_update_priority (thread_current ());</w:t>
+        <w:br/>
+      </w:r>
+      <w:r>
+        <w:rPr>
+          <w:rFonts w:ascii="Consolas" w:hAnsi="Consolas" w:eastAsia="宋体"/>
+          <w:sz w:val="17"/>
+        </w:rPr>
+        <w:t xml:space="preserve">    }</w:t>
+        <w:br/>
+      </w:r>
+      <w:r>
+        <w:rPr>
+          <w:rFonts w:ascii="Consolas" w:hAnsi="Consolas" w:eastAsia="宋体"/>
+          <w:sz w:val="17"/>
+        </w:rPr>
+        <w:t xml:space="preserve">  lock-&gt;holder = NULL;</w:t>
+        <w:br/>
+      </w:r>
+      <w:r>
+        <w:rPr>
+          <w:rFonts w:ascii="Consolas" w:hAnsi="Consolas" w:eastAsia="宋体"/>
+          <w:sz w:val="17"/>
+        </w:rPr>
+        <w:t xml:space="preserve">  sema_up (&amp;lock-&gt;semaphore);</w:t>
+        <w:br/>
+      </w:r>
+      <w:r>
+        <w:rPr>
+          <w:rFonts w:ascii="Consolas" w:hAnsi="Consolas" w:eastAsia="宋体"/>
+          <w:sz w:val="17"/>
+        </w:rPr>
+        <w:t xml:space="preserve">  intr_set_level (old_level);</w:t>
+      </w:r>
+    </w:p>
+    <w:p>
+      <w:pPr>
+        <w:ind w:firstLine="420"/>
+      </w:pPr>
+      <w:r>
+        <w:rPr>
+          <w:rFonts w:ascii="Times New Roman" w:hAnsi="Times New Roman" w:eastAsia="宋体"/>
+          <w:b/>
+          <w:sz w:val="21"/>
+        </w:rPr>
+        <w:t>thread_set_priority：</w:t>
+      </w:r>
+      <w:r>
+        <w:rPr>
+          <w:rFonts w:ascii="Times New Roman" w:hAnsi="Times New Roman" w:eastAsia="宋体"/>
+          <w:sz w:val="21"/>
+        </w:rPr>
+        <w:t xml:space="preserve"> 只修改 </w:t>
+      </w:r>
+      <w:r>
+        <w:rPr>
+          <w:rFonts w:ascii="Consolas" w:hAnsi="Consolas" w:eastAsia="宋体"/>
+          <w:color w:val="A31515"/>
+          <w:sz w:val="19"/>
+        </w:rPr>
+        <w:t>base_priority</w:t>
+      </w:r>
+      <w:r>
+        <w:rPr>
+          <w:rFonts w:ascii="Times New Roman" w:hAnsi="Times New Roman" w:eastAsia="宋体"/>
+          <w:sz w:val="21"/>
+        </w:rPr>
+        <w:t xml:space="preserve">，再按公式重算实际优先级，最后 </w:t>
+      </w:r>
+      <w:r>
+        <w:rPr>
+          <w:rFonts w:ascii="Consolas" w:hAnsi="Consolas" w:eastAsia="宋体"/>
+          <w:color w:val="A31515"/>
+          <w:sz w:val="19"/>
+        </w:rPr>
+        <w:t>thread_preempt()</w:t>
+      </w:r>
+      <w:r>
+        <w:rPr>
+          <w:rFonts w:ascii="Times New Roman" w:hAnsi="Times New Roman" w:eastAsia="宋体"/>
+          <w:sz w:val="21"/>
+        </w:rPr>
+        <w:t xml:space="preserve">。第一版我是直接 </w:t>
+      </w:r>
+      <w:r>
+        <w:rPr>
+          <w:rFonts w:ascii="Consolas" w:hAnsi="Consolas" w:eastAsia="宋体"/>
+          <w:color w:val="A31515"/>
+          <w:sz w:val="19"/>
+        </w:rPr>
+        <w:t>cur-&gt;priority = new_priority</w:t>
+      </w:r>
+      <w:r>
+        <w:rPr>
+          <w:rFonts w:ascii="Times New Roman" w:hAnsi="Times New Roman" w:eastAsia="宋体"/>
+          <w:sz w:val="21"/>
+        </w:rPr>
+        <w:t>，结果 priority-donate-lower 挂了（见 7.3 节）。</w:t>
+      </w:r>
+    </w:p>
+    <w:p>
+      <w:pPr>
+        <w:spacing w:line="240" w:lineRule="auto" w:before="40" w:after="120"/>
+        <w:shd w:val="clear" w:color="auto" w:fill="F3F3F3"/>
+        <w:pBdr>
+          <w:top w:val="single" w:sz="4" w:space="4" w:color="D9D9D9"/>
+          <w:left w:val="single" w:sz="4" w:space="4" w:color="D9D9D9"/>
+          <w:bottom w:val="single" w:sz="4" w:space="4" w:color="D9D9D9"/>
+          <w:right w:val="single" w:sz="4" w:space="4" w:color="D9D9D9"/>
+        </w:pBdr>
+      </w:pPr>
+      <w:r>
+        <w:rPr>
+          <w:rFonts w:ascii="Consolas" w:hAnsi="Consolas" w:eastAsia="宋体"/>
+          <w:sz w:val="17"/>
+        </w:rPr>
+        <w:t>void</w:t>
+        <w:br/>
+      </w:r>
+      <w:r>
+        <w:rPr>
+          <w:rFonts w:ascii="Consolas" w:hAnsi="Consolas" w:eastAsia="宋体"/>
+          <w:sz w:val="17"/>
+        </w:rPr>
+        <w:t xml:space="preserve">thread_set_priority (int new_priority) </w:t>
+        <w:br/>
+      </w:r>
+      <w:r>
+        <w:rPr>
+          <w:rFonts w:ascii="Consolas" w:hAnsi="Consolas" w:eastAsia="宋体"/>
+          <w:sz w:val="17"/>
+        </w:rPr>
+        <w:t>{</w:t>
+        <w:br/>
+      </w:r>
+      <w:r>
+        <w:rPr>
+          <w:rFonts w:ascii="Consolas" w:hAnsi="Consolas" w:eastAsia="宋体"/>
+          <w:sz w:val="17"/>
+        </w:rPr>
+        <w:t xml:space="preserve">  struct thread *cur = thread_current ();</w:t>
+        <w:br/>
+      </w:r>
+      <w:r>
+        <w:rPr>
+          <w:rFonts w:ascii="Consolas" w:hAnsi="Consolas" w:eastAsia="宋体"/>
+          <w:sz w:val="17"/>
+        </w:rPr>
+        <w:t xml:space="preserve">  enum intr_level old_level;</w:t>
+        <w:br/>
+      </w:r>
+      <w:r>
+        <w:rPr>
+          <w:rFonts w:ascii="Consolas" w:hAnsi="Consolas" w:eastAsia="宋体"/>
+          <w:sz w:val="17"/>
+        </w:rPr>
+        <w:br/>
+      </w:r>
+      <w:r>
+        <w:rPr>
+          <w:rFonts w:ascii="Consolas" w:hAnsi="Consolas" w:eastAsia="宋体"/>
+          <w:sz w:val="17"/>
+        </w:rPr>
+        <w:t xml:space="preserve">  /* MLFQS 下优先级由调度器自己算，忽略手动设置。 */</w:t>
+        <w:br/>
+      </w:r>
+      <w:r>
+        <w:rPr>
+          <w:rFonts w:ascii="Consolas" w:hAnsi="Consolas" w:eastAsia="宋体"/>
+          <w:sz w:val="17"/>
+        </w:rPr>
+        <w:t xml:space="preserve">  if (thread_mlfqs)</w:t>
+        <w:br/>
+      </w:r>
+      <w:r>
+        <w:rPr>
+          <w:rFonts w:ascii="Consolas" w:hAnsi="Consolas" w:eastAsia="宋体"/>
+          <w:sz w:val="17"/>
+        </w:rPr>
+        <w:t xml:space="preserve">    return;</w:t>
+        <w:br/>
+      </w:r>
+      <w:r>
+        <w:rPr>
+          <w:rFonts w:ascii="Consolas" w:hAnsi="Consolas" w:eastAsia="宋体"/>
+          <w:sz w:val="17"/>
+        </w:rPr>
+        <w:br/>
+      </w:r>
+      <w:r>
+        <w:rPr>
+          <w:rFonts w:ascii="Consolas" w:hAnsi="Consolas" w:eastAsia="宋体"/>
+          <w:sz w:val="17"/>
+        </w:rPr>
+        <w:t xml:space="preserve">  old_level = intr_disable ();</w:t>
+        <w:br/>
+      </w:r>
+      <w:r>
+        <w:rPr>
+          <w:rFonts w:ascii="Consolas" w:hAnsi="Consolas" w:eastAsia="宋体"/>
+          <w:sz w:val="17"/>
+        </w:rPr>
+        <w:t xml:space="preserve">  cur-&gt;base_priority = new_priority;</w:t>
+        <w:br/>
+      </w:r>
+      <w:r>
+        <w:rPr>
+          <w:rFonts w:ascii="Consolas" w:hAnsi="Consolas" w:eastAsia="宋体"/>
+          <w:sz w:val="17"/>
+        </w:rPr>
+        <w:t xml:space="preserve">  thread_update_priority (cur);</w:t>
+        <w:br/>
+      </w:r>
+      <w:r>
+        <w:rPr>
+          <w:rFonts w:ascii="Consolas" w:hAnsi="Consolas" w:eastAsia="宋体"/>
+          <w:sz w:val="17"/>
+        </w:rPr>
+        <w:t xml:space="preserve">  intr_set_level (old_level);</w:t>
+        <w:br/>
+      </w:r>
+      <w:r>
+        <w:rPr>
+          <w:rFonts w:ascii="Consolas" w:hAnsi="Consolas" w:eastAsia="宋体"/>
+          <w:sz w:val="17"/>
+        </w:rPr>
+        <w:br/>
+      </w:r>
+      <w:r>
+        <w:rPr>
+          <w:rFonts w:ascii="Consolas" w:hAnsi="Consolas" w:eastAsia="宋体"/>
+          <w:sz w:val="17"/>
+        </w:rPr>
+        <w:t xml:space="preserve">  /* 降低了优先级之后，就绪队列里可能有比自己高的线程了。 */</w:t>
+        <w:br/>
+      </w:r>
+      <w:r>
+        <w:rPr>
+          <w:rFonts w:ascii="Consolas" w:hAnsi="Consolas" w:eastAsia="宋体"/>
+          <w:sz w:val="17"/>
+        </w:rPr>
+        <w:t xml:space="preserve">  thread_preempt ();</w:t>
+        <w:br/>
+      </w:r>
+      <w:r>
+        <w:rPr>
+          <w:rFonts w:ascii="Consolas" w:hAnsi="Consolas" w:eastAsia="宋体"/>
+          <w:sz w:val="17"/>
+        </w:rPr>
+        <w:t>}</w:t>
       </w:r>
     </w:p>
     <w:p>
@@ -5314,6 +5957,710 @@
           <w:sz w:val="17"/>
         </w:rPr>
         <w:t xml:space="preserve">        }</w:t>
+        <w:br/>
+      </w:r>
+      <w:r>
+        <w:rPr>
+          <w:rFonts w:ascii="Consolas" w:hAnsi="Consolas" w:eastAsia="宋体"/>
+          <w:sz w:val="17"/>
+        </w:rPr>
+        <w:t xml:space="preserve">    }</w:t>
+      </w:r>
+    </w:p>
+    <w:p>
+      <w:pPr>
+        <w:ind w:firstLine="420"/>
+      </w:pPr>
+      <w:r>
+        <w:rPr>
+          <w:rFonts w:ascii="Times New Roman" w:hAnsi="Times New Roman" w:eastAsia="宋体"/>
+          <w:sz w:val="21"/>
+        </w:rPr>
+        <w:t>三个公式各自写成一个函数，</w:t>
+      </w:r>
+      <w:r>
+        <w:rPr>
+          <w:rFonts w:ascii="Consolas" w:hAnsi="Consolas" w:eastAsia="宋体"/>
+          <w:color w:val="A31515"/>
+          <w:sz w:val="19"/>
+        </w:rPr>
+        <w:t>thread_foreach</w:t>
+      </w:r>
+      <w:r>
+        <w:rPr>
+          <w:rFonts w:ascii="Times New Roman" w:hAnsi="Times New Roman" w:eastAsia="宋体"/>
+          <w:sz w:val="21"/>
+        </w:rPr>
+        <w:t xml:space="preserve"> 可以直接把它们作用到所有线程上：</w:t>
+      </w:r>
+    </w:p>
+    <w:p>
+      <w:pPr>
+        <w:spacing w:line="240" w:lineRule="auto" w:before="40" w:after="120"/>
+        <w:shd w:val="clear" w:color="auto" w:fill="F3F3F3"/>
+        <w:pBdr>
+          <w:top w:val="single" w:sz="4" w:space="4" w:color="D9D9D9"/>
+          <w:left w:val="single" w:sz="4" w:space="4" w:color="D9D9D9"/>
+          <w:bottom w:val="single" w:sz="4" w:space="4" w:color="D9D9D9"/>
+          <w:right w:val="single" w:sz="4" w:space="4" w:color="D9D9D9"/>
+        </w:pBdr>
+      </w:pPr>
+      <w:r>
+        <w:rPr>
+          <w:rFonts w:ascii="Consolas" w:hAnsi="Consolas" w:eastAsia="宋体"/>
+          <w:sz w:val="17"/>
+        </w:rPr>
+        <w:t>/* priority = PRI_MAX - (recent_cpu / 4) - (nice * 2)，截断到 [PRI_MIN, PRI_MAX] */</w:t>
+        <w:br/>
+      </w:r>
+      <w:r>
+        <w:rPr>
+          <w:rFonts w:ascii="Consolas" w:hAnsi="Consolas" w:eastAsia="宋体"/>
+          <w:sz w:val="17"/>
+        </w:rPr>
+        <w:t>static void</w:t>
+        <w:br/>
+      </w:r>
+      <w:r>
+        <w:rPr>
+          <w:rFonts w:ascii="Consolas" w:hAnsi="Consolas" w:eastAsia="宋体"/>
+          <w:sz w:val="17"/>
+        </w:rPr>
+        <w:t>mlfqs_update_priority (struct thread *t, void *aux UNUSED)</w:t>
+        <w:br/>
+      </w:r>
+      <w:r>
+        <w:rPr>
+          <w:rFonts w:ascii="Consolas" w:hAnsi="Consolas" w:eastAsia="宋体"/>
+          <w:sz w:val="17"/>
+        </w:rPr>
+        <w:t>{</w:t>
+        <w:br/>
+      </w:r>
+      <w:r>
+        <w:rPr>
+          <w:rFonts w:ascii="Consolas" w:hAnsi="Consolas" w:eastAsia="宋体"/>
+          <w:sz w:val="17"/>
+        </w:rPr>
+        <w:t xml:space="preserve">  int priority;</w:t>
+        <w:br/>
+      </w:r>
+      <w:r>
+        <w:rPr>
+          <w:rFonts w:ascii="Consolas" w:hAnsi="Consolas" w:eastAsia="宋体"/>
+          <w:sz w:val="17"/>
+        </w:rPr>
+        <w:br/>
+      </w:r>
+      <w:r>
+        <w:rPr>
+          <w:rFonts w:ascii="Consolas" w:hAnsi="Consolas" w:eastAsia="宋体"/>
+          <w:sz w:val="17"/>
+        </w:rPr>
+        <w:t xml:space="preserve">  if (t == idle_thread)</w:t>
+        <w:br/>
+      </w:r>
+      <w:r>
+        <w:rPr>
+          <w:rFonts w:ascii="Consolas" w:hAnsi="Consolas" w:eastAsia="宋体"/>
+          <w:sz w:val="17"/>
+        </w:rPr>
+        <w:t xml:space="preserve">    return;</w:t>
+        <w:br/>
+      </w:r>
+      <w:r>
+        <w:rPr>
+          <w:rFonts w:ascii="Consolas" w:hAnsi="Consolas" w:eastAsia="宋体"/>
+          <w:sz w:val="17"/>
+        </w:rPr>
+        <w:br/>
+      </w:r>
+      <w:r>
+        <w:rPr>
+          <w:rFonts w:ascii="Consolas" w:hAnsi="Consolas" w:eastAsia="宋体"/>
+          <w:sz w:val="17"/>
+        </w:rPr>
+        <w:t xml:space="preserve">  priority = PRI_MAX - FP_TO_INT_ZERO (FP_DIV_INT (t-&gt;recent_cpu, 4))</w:t>
+        <w:br/>
+      </w:r>
+      <w:r>
+        <w:rPr>
+          <w:rFonts w:ascii="Consolas" w:hAnsi="Consolas" w:eastAsia="宋体"/>
+          <w:sz w:val="17"/>
+        </w:rPr>
+        <w:t xml:space="preserve">             - t-&gt;nice * 2;</w:t>
+        <w:br/>
+      </w:r>
+      <w:r>
+        <w:rPr>
+          <w:rFonts w:ascii="Consolas" w:hAnsi="Consolas" w:eastAsia="宋体"/>
+          <w:sz w:val="17"/>
+        </w:rPr>
+        <w:t xml:space="preserve">  if (priority &lt; PRI_MIN)</w:t>
+        <w:br/>
+      </w:r>
+      <w:r>
+        <w:rPr>
+          <w:rFonts w:ascii="Consolas" w:hAnsi="Consolas" w:eastAsia="宋体"/>
+          <w:sz w:val="17"/>
+        </w:rPr>
+        <w:t xml:space="preserve">    priority = PRI_MIN;</w:t>
+        <w:br/>
+      </w:r>
+      <w:r>
+        <w:rPr>
+          <w:rFonts w:ascii="Consolas" w:hAnsi="Consolas" w:eastAsia="宋体"/>
+          <w:sz w:val="17"/>
+        </w:rPr>
+        <w:t xml:space="preserve">  if (priority &gt; PRI_MAX)</w:t>
+        <w:br/>
+      </w:r>
+      <w:r>
+        <w:rPr>
+          <w:rFonts w:ascii="Consolas" w:hAnsi="Consolas" w:eastAsia="宋体"/>
+          <w:sz w:val="17"/>
+        </w:rPr>
+        <w:t xml:space="preserve">    priority = PRI_MAX;</w:t>
+        <w:br/>
+      </w:r>
+      <w:r>
+        <w:rPr>
+          <w:rFonts w:ascii="Consolas" w:hAnsi="Consolas" w:eastAsia="宋体"/>
+          <w:sz w:val="17"/>
+        </w:rPr>
+        <w:t xml:space="preserve">  t-&gt;priority = priority;</w:t>
+        <w:br/>
+      </w:r>
+      <w:r>
+        <w:rPr>
+          <w:rFonts w:ascii="Consolas" w:hAnsi="Consolas" w:eastAsia="宋体"/>
+          <w:sz w:val="17"/>
+        </w:rPr>
+        <w:t>}</w:t>
+        <w:br/>
+      </w:r>
+      <w:r>
+        <w:rPr>
+          <w:rFonts w:ascii="Consolas" w:hAnsi="Consolas" w:eastAsia="宋体"/>
+          <w:sz w:val="17"/>
+        </w:rPr>
+        <w:br/>
+      </w:r>
+      <w:r>
+        <w:rPr>
+          <w:rFonts w:ascii="Consolas" w:hAnsi="Consolas" w:eastAsia="宋体"/>
+          <w:sz w:val="17"/>
+        </w:rPr>
+        <w:t>/* recent_cpu = (2*load_avg)/(2*load_avg + 1) * recent_cpu + nice */</w:t>
+        <w:br/>
+      </w:r>
+      <w:r>
+        <w:rPr>
+          <w:rFonts w:ascii="Consolas" w:hAnsi="Consolas" w:eastAsia="宋体"/>
+          <w:sz w:val="17"/>
+        </w:rPr>
+        <w:t>static void</w:t>
+        <w:br/>
+      </w:r>
+      <w:r>
+        <w:rPr>
+          <w:rFonts w:ascii="Consolas" w:hAnsi="Consolas" w:eastAsia="宋体"/>
+          <w:sz w:val="17"/>
+        </w:rPr>
+        <w:t>mlfqs_update_recent_cpu (struct thread *t, void *aux UNUSED)</w:t>
+        <w:br/>
+      </w:r>
+      <w:r>
+        <w:rPr>
+          <w:rFonts w:ascii="Consolas" w:hAnsi="Consolas" w:eastAsia="宋体"/>
+          <w:sz w:val="17"/>
+        </w:rPr>
+        <w:t>{</w:t>
+        <w:br/>
+      </w:r>
+      <w:r>
+        <w:rPr>
+          <w:rFonts w:ascii="Consolas" w:hAnsi="Consolas" w:eastAsia="宋体"/>
+          <w:sz w:val="17"/>
+        </w:rPr>
+        <w:t xml:space="preserve">  fixed_t coef;</w:t>
+        <w:br/>
+      </w:r>
+      <w:r>
+        <w:rPr>
+          <w:rFonts w:ascii="Consolas" w:hAnsi="Consolas" w:eastAsia="宋体"/>
+          <w:sz w:val="17"/>
+        </w:rPr>
+        <w:br/>
+      </w:r>
+      <w:r>
+        <w:rPr>
+          <w:rFonts w:ascii="Consolas" w:hAnsi="Consolas" w:eastAsia="宋体"/>
+          <w:sz w:val="17"/>
+        </w:rPr>
+        <w:t xml:space="preserve">  if (t == idle_thread)</w:t>
+        <w:br/>
+      </w:r>
+      <w:r>
+        <w:rPr>
+          <w:rFonts w:ascii="Consolas" w:hAnsi="Consolas" w:eastAsia="宋体"/>
+          <w:sz w:val="17"/>
+        </w:rPr>
+        <w:t xml:space="preserve">    return;</w:t>
+        <w:br/>
+      </w:r>
+      <w:r>
+        <w:rPr>
+          <w:rFonts w:ascii="Consolas" w:hAnsi="Consolas" w:eastAsia="宋体"/>
+          <w:sz w:val="17"/>
+        </w:rPr>
+        <w:br/>
+      </w:r>
+      <w:r>
+        <w:rPr>
+          <w:rFonts w:ascii="Consolas" w:hAnsi="Consolas" w:eastAsia="宋体"/>
+          <w:sz w:val="17"/>
+        </w:rPr>
+        <w:t xml:space="preserve">  coef = FP_DIV (FP_MUL_INT (load_avg, 2),</w:t>
+        <w:br/>
+      </w:r>
+      <w:r>
+        <w:rPr>
+          <w:rFonts w:ascii="Consolas" w:hAnsi="Consolas" w:eastAsia="宋体"/>
+          <w:sz w:val="17"/>
+        </w:rPr>
+        <w:t xml:space="preserve">                 FP_ADD_INT (FP_MUL_INT (load_avg, 2), 1));</w:t>
+        <w:br/>
+      </w:r>
+      <w:r>
+        <w:rPr>
+          <w:rFonts w:ascii="Consolas" w:hAnsi="Consolas" w:eastAsia="宋体"/>
+          <w:sz w:val="17"/>
+        </w:rPr>
+        <w:t xml:space="preserve">  t-&gt;recent_cpu = FP_ADD_INT (FP_MUL (coef, t-&gt;recent_cpu), t-&gt;nice);</w:t>
+        <w:br/>
+      </w:r>
+      <w:r>
+        <w:rPr>
+          <w:rFonts w:ascii="Consolas" w:hAnsi="Consolas" w:eastAsia="宋体"/>
+          <w:sz w:val="17"/>
+        </w:rPr>
+        <w:t>}</w:t>
+        <w:br/>
+      </w:r>
+      <w:r>
+        <w:rPr>
+          <w:rFonts w:ascii="Consolas" w:hAnsi="Consolas" w:eastAsia="宋体"/>
+          <w:sz w:val="17"/>
+        </w:rPr>
+        <w:br/>
+      </w:r>
+      <w:r>
+        <w:rPr>
+          <w:rFonts w:ascii="Consolas" w:hAnsi="Consolas" w:eastAsia="宋体"/>
+          <w:sz w:val="17"/>
+        </w:rPr>
+        <w:t>/* load_avg = (59/60)*load_avg + (1/60)*ready_threads */</w:t>
+        <w:br/>
+      </w:r>
+      <w:r>
+        <w:rPr>
+          <w:rFonts w:ascii="Consolas" w:hAnsi="Consolas" w:eastAsia="宋体"/>
+          <w:sz w:val="17"/>
+        </w:rPr>
+        <w:t>static void</w:t>
+        <w:br/>
+      </w:r>
+      <w:r>
+        <w:rPr>
+          <w:rFonts w:ascii="Consolas" w:hAnsi="Consolas" w:eastAsia="宋体"/>
+          <w:sz w:val="17"/>
+        </w:rPr>
+        <w:t>mlfqs_update_load_avg (void)</w:t>
+        <w:br/>
+      </w:r>
+      <w:r>
+        <w:rPr>
+          <w:rFonts w:ascii="Consolas" w:hAnsi="Consolas" w:eastAsia="宋体"/>
+          <w:sz w:val="17"/>
+        </w:rPr>
+        <w:t>{</w:t>
+        <w:br/>
+      </w:r>
+      <w:r>
+        <w:rPr>
+          <w:rFonts w:ascii="Consolas" w:hAnsi="Consolas" w:eastAsia="宋体"/>
+          <w:sz w:val="17"/>
+        </w:rPr>
+        <w:t xml:space="preserve">  int ready_threads = list_size (&amp;ready_list);</w:t>
+        <w:br/>
+      </w:r>
+      <w:r>
+        <w:rPr>
+          <w:rFonts w:ascii="Consolas" w:hAnsi="Consolas" w:eastAsia="宋体"/>
+          <w:sz w:val="17"/>
+        </w:rPr>
+        <w:br/>
+      </w:r>
+      <w:r>
+        <w:rPr>
+          <w:rFonts w:ascii="Consolas" w:hAnsi="Consolas" w:eastAsia="宋体"/>
+          <w:sz w:val="17"/>
+        </w:rPr>
+        <w:t xml:space="preserve">  if (thread_current () != idle_thread)</w:t>
+        <w:br/>
+      </w:r>
+      <w:r>
+        <w:rPr>
+          <w:rFonts w:ascii="Consolas" w:hAnsi="Consolas" w:eastAsia="宋体"/>
+          <w:sz w:val="17"/>
+        </w:rPr>
+        <w:t xml:space="preserve">    ready_threads++;</w:t>
+        <w:br/>
+      </w:r>
+      <w:r>
+        <w:rPr>
+          <w:rFonts w:ascii="Consolas" w:hAnsi="Consolas" w:eastAsia="宋体"/>
+          <w:sz w:val="17"/>
+        </w:rPr>
+        <w:br/>
+      </w:r>
+      <w:r>
+        <w:rPr>
+          <w:rFonts w:ascii="Consolas" w:hAnsi="Consolas" w:eastAsia="宋体"/>
+          <w:sz w:val="17"/>
+        </w:rPr>
+        <w:t xml:space="preserve">  load_avg = FP_ADD (FP_MUL (FP_DIV_INT (INT_TO_FP (59), 60), load_avg),</w:t>
+        <w:br/>
+      </w:r>
+      <w:r>
+        <w:rPr>
+          <w:rFonts w:ascii="Consolas" w:hAnsi="Consolas" w:eastAsia="宋体"/>
+          <w:sz w:val="17"/>
+        </w:rPr>
+        <w:t xml:space="preserve">                     FP_MUL_INT (FP_DIV_INT (INT_TO_FP (1), 60),</w:t>
+        <w:br/>
+      </w:r>
+      <w:r>
+        <w:rPr>
+          <w:rFonts w:ascii="Consolas" w:hAnsi="Consolas" w:eastAsia="宋体"/>
+          <w:sz w:val="17"/>
+        </w:rPr>
+        <w:t xml:space="preserve">                                 ready_threads));</w:t>
+        <w:br/>
+      </w:r>
+      <w:r>
+        <w:rPr>
+          <w:rFonts w:ascii="Consolas" w:hAnsi="Consolas" w:eastAsia="宋体"/>
+          <w:sz w:val="17"/>
+        </w:rPr>
+        <w:t>}</w:t>
+      </w:r>
+    </w:p>
+    <w:p>
+      <w:pPr>
+        <w:ind w:firstLine="420"/>
+      </w:pPr>
+      <w:r>
+        <w:rPr>
+          <w:rFonts w:ascii="Consolas" w:hAnsi="Consolas" w:eastAsia="宋体"/>
+          <w:color w:val="A31515"/>
+          <w:sz w:val="19"/>
+        </w:rPr>
+        <w:t>thread_set_nice</w:t>
+      </w:r>
+      <w:r>
+        <w:rPr>
+          <w:rFonts w:ascii="Times New Roman" w:hAnsi="Times New Roman" w:eastAsia="宋体"/>
+          <w:sz w:val="21"/>
+        </w:rPr>
+        <w:t xml:space="preserve"> 改完 nice 后立刻重算当前线程优先级并检查抢占；新线程在 </w:t>
+      </w:r>
+      <w:r>
+        <w:rPr>
+          <w:rFonts w:ascii="Consolas" w:hAnsi="Consolas" w:eastAsia="宋体"/>
+          <w:color w:val="A31515"/>
+          <w:sz w:val="19"/>
+        </w:rPr>
+        <w:t>init_thread</w:t>
+      </w:r>
+      <w:r>
+        <w:rPr>
+          <w:rFonts w:ascii="Times New Roman" w:hAnsi="Times New Roman" w:eastAsia="宋体"/>
+          <w:sz w:val="21"/>
+        </w:rPr>
+        <w:t xml:space="preserve"> 里继承父线程的 nice 和 recent_cpu：</w:t>
+      </w:r>
+    </w:p>
+    <w:p>
+      <w:pPr>
+        <w:spacing w:line="240" w:lineRule="auto" w:before="40" w:after="120"/>
+        <w:shd w:val="clear" w:color="auto" w:fill="F3F3F3"/>
+        <w:pBdr>
+          <w:top w:val="single" w:sz="4" w:space="4" w:color="D9D9D9"/>
+          <w:left w:val="single" w:sz="4" w:space="4" w:color="D9D9D9"/>
+          <w:bottom w:val="single" w:sz="4" w:space="4" w:color="D9D9D9"/>
+          <w:right w:val="single" w:sz="4" w:space="4" w:color="D9D9D9"/>
+        </w:pBdr>
+      </w:pPr>
+      <w:r>
+        <w:rPr>
+          <w:rFonts w:ascii="Consolas" w:hAnsi="Consolas" w:eastAsia="宋体"/>
+          <w:sz w:val="17"/>
+        </w:rPr>
+        <w:t>void</w:t>
+        <w:br/>
+      </w:r>
+      <w:r>
+        <w:rPr>
+          <w:rFonts w:ascii="Consolas" w:hAnsi="Consolas" w:eastAsia="宋体"/>
+          <w:sz w:val="17"/>
+        </w:rPr>
+        <w:t xml:space="preserve">thread_set_nice (int nice) </w:t>
+        <w:br/>
+      </w:r>
+      <w:r>
+        <w:rPr>
+          <w:rFonts w:ascii="Consolas" w:hAnsi="Consolas" w:eastAsia="宋体"/>
+          <w:sz w:val="17"/>
+        </w:rPr>
+        <w:t>{</w:t>
+        <w:br/>
+      </w:r>
+      <w:r>
+        <w:rPr>
+          <w:rFonts w:ascii="Consolas" w:hAnsi="Consolas" w:eastAsia="宋体"/>
+          <w:sz w:val="17"/>
+        </w:rPr>
+        <w:t xml:space="preserve">  struct thread *cur = thread_current ();</w:t>
+        <w:br/>
+      </w:r>
+      <w:r>
+        <w:rPr>
+          <w:rFonts w:ascii="Consolas" w:hAnsi="Consolas" w:eastAsia="宋体"/>
+          <w:sz w:val="17"/>
+        </w:rPr>
+        <w:t xml:space="preserve">  enum intr_level old_level;</w:t>
+        <w:br/>
+      </w:r>
+      <w:r>
+        <w:rPr>
+          <w:rFonts w:ascii="Consolas" w:hAnsi="Consolas" w:eastAsia="宋体"/>
+          <w:sz w:val="17"/>
+        </w:rPr>
+        <w:br/>
+      </w:r>
+      <w:r>
+        <w:rPr>
+          <w:rFonts w:ascii="Consolas" w:hAnsi="Consolas" w:eastAsia="宋体"/>
+          <w:sz w:val="17"/>
+        </w:rPr>
+        <w:t xml:space="preserve">  if (nice &lt; NICE_MIN)</w:t>
+        <w:br/>
+      </w:r>
+      <w:r>
+        <w:rPr>
+          <w:rFonts w:ascii="Consolas" w:hAnsi="Consolas" w:eastAsia="宋体"/>
+          <w:sz w:val="17"/>
+        </w:rPr>
+        <w:t xml:space="preserve">    nice = NICE_MIN;</w:t>
+        <w:br/>
+      </w:r>
+      <w:r>
+        <w:rPr>
+          <w:rFonts w:ascii="Consolas" w:hAnsi="Consolas" w:eastAsia="宋体"/>
+          <w:sz w:val="17"/>
+        </w:rPr>
+        <w:t xml:space="preserve">  if (nice &gt; NICE_MAX)</w:t>
+        <w:br/>
+      </w:r>
+      <w:r>
+        <w:rPr>
+          <w:rFonts w:ascii="Consolas" w:hAnsi="Consolas" w:eastAsia="宋体"/>
+          <w:sz w:val="17"/>
+        </w:rPr>
+        <w:t xml:space="preserve">    nice = NICE_MAX;</w:t>
+        <w:br/>
+      </w:r>
+      <w:r>
+        <w:rPr>
+          <w:rFonts w:ascii="Consolas" w:hAnsi="Consolas" w:eastAsia="宋体"/>
+          <w:sz w:val="17"/>
+        </w:rPr>
+        <w:br/>
+      </w:r>
+      <w:r>
+        <w:rPr>
+          <w:rFonts w:ascii="Consolas" w:hAnsi="Consolas" w:eastAsia="宋体"/>
+          <w:sz w:val="17"/>
+        </w:rPr>
+        <w:t xml:space="preserve">  old_level = intr_disable ();</w:t>
+        <w:br/>
+      </w:r>
+      <w:r>
+        <w:rPr>
+          <w:rFonts w:ascii="Consolas" w:hAnsi="Consolas" w:eastAsia="宋体"/>
+          <w:sz w:val="17"/>
+        </w:rPr>
+        <w:t xml:space="preserve">  cur-&gt;nice = nice;</w:t>
+        <w:br/>
+      </w:r>
+      <w:r>
+        <w:rPr>
+          <w:rFonts w:ascii="Consolas" w:hAnsi="Consolas" w:eastAsia="宋体"/>
+          <w:sz w:val="17"/>
+        </w:rPr>
+        <w:t xml:space="preserve">  mlfqs_update_priority (cur, NULL);</w:t>
+        <w:br/>
+      </w:r>
+      <w:r>
+        <w:rPr>
+          <w:rFonts w:ascii="Consolas" w:hAnsi="Consolas" w:eastAsia="宋体"/>
+          <w:sz w:val="17"/>
+        </w:rPr>
+        <w:t xml:space="preserve">  intr_set_level (old_level);</w:t>
+        <w:br/>
+      </w:r>
+      <w:r>
+        <w:rPr>
+          <w:rFonts w:ascii="Consolas" w:hAnsi="Consolas" w:eastAsia="宋体"/>
+          <w:sz w:val="17"/>
+        </w:rPr>
+        <w:br/>
+      </w:r>
+      <w:r>
+        <w:rPr>
+          <w:rFonts w:ascii="Consolas" w:hAnsi="Consolas" w:eastAsia="宋体"/>
+          <w:sz w:val="17"/>
+        </w:rPr>
+        <w:t xml:space="preserve">  thread_preempt ();</w:t>
+        <w:br/>
+      </w:r>
+      <w:r>
+        <w:rPr>
+          <w:rFonts w:ascii="Consolas" w:hAnsi="Consolas" w:eastAsia="宋体"/>
+          <w:sz w:val="17"/>
+        </w:rPr>
+        <w:t>}</w:t>
+        <w:br/>
+      </w:r>
+      <w:r>
+        <w:rPr>
+          <w:rFonts w:ascii="Consolas" w:hAnsi="Consolas" w:eastAsia="宋体"/>
+          <w:sz w:val="17"/>
+        </w:rPr>
+        <w:br/>
+      </w:r>
+      <w:r>
+        <w:rPr>
+          <w:rFonts w:ascii="Consolas" w:hAnsi="Consolas" w:eastAsia="宋体"/>
+          <w:sz w:val="17"/>
+        </w:rPr>
+        <w:t>/* init_thread() 中新增的部分 */</w:t>
+        <w:br/>
+      </w:r>
+      <w:r>
+        <w:rPr>
+          <w:rFonts w:ascii="Consolas" w:hAnsi="Consolas" w:eastAsia="宋体"/>
+          <w:sz w:val="17"/>
+        </w:rPr>
+        <w:t xml:space="preserve">  if (thread_mlfqs)</w:t>
+        <w:br/>
+      </w:r>
+      <w:r>
+        <w:rPr>
+          <w:rFonts w:ascii="Consolas" w:hAnsi="Consolas" w:eastAsia="宋体"/>
+          <w:sz w:val="17"/>
+        </w:rPr>
+        <w:t xml:space="preserve">    {</w:t>
+        <w:br/>
+      </w:r>
+      <w:r>
+        <w:rPr>
+          <w:rFonts w:ascii="Consolas" w:hAnsi="Consolas" w:eastAsia="宋体"/>
+          <w:sz w:val="17"/>
+        </w:rPr>
+        <w:t xml:space="preserve">      if (t == initial_thread)</w:t>
+        <w:br/>
+      </w:r>
+      <w:r>
+        <w:rPr>
+          <w:rFonts w:ascii="Consolas" w:hAnsi="Consolas" w:eastAsia="宋体"/>
+          <w:sz w:val="17"/>
+        </w:rPr>
+        <w:t xml:space="preserve">        {</w:t>
+        <w:br/>
+      </w:r>
+      <w:r>
+        <w:rPr>
+          <w:rFonts w:ascii="Consolas" w:hAnsi="Consolas" w:eastAsia="宋体"/>
+          <w:sz w:val="17"/>
+        </w:rPr>
+        <w:t xml:space="preserve">          t-&gt;nice = NICE_DEFAULT;</w:t>
+        <w:br/>
+      </w:r>
+      <w:r>
+        <w:rPr>
+          <w:rFonts w:ascii="Consolas" w:hAnsi="Consolas" w:eastAsia="宋体"/>
+          <w:sz w:val="17"/>
+        </w:rPr>
+        <w:t xml:space="preserve">          t-&gt;recent_cpu = 0;</w:t>
+        <w:br/>
+      </w:r>
+      <w:r>
+        <w:rPr>
+          <w:rFonts w:ascii="Consolas" w:hAnsi="Consolas" w:eastAsia="宋体"/>
+          <w:sz w:val="17"/>
+        </w:rPr>
+        <w:t xml:space="preserve">        }</w:t>
+        <w:br/>
+      </w:r>
+      <w:r>
+        <w:rPr>
+          <w:rFonts w:ascii="Consolas" w:hAnsi="Consolas" w:eastAsia="宋体"/>
+          <w:sz w:val="17"/>
+        </w:rPr>
+        <w:t xml:space="preserve">      else</w:t>
+        <w:br/>
+      </w:r>
+      <w:r>
+        <w:rPr>
+          <w:rFonts w:ascii="Consolas" w:hAnsi="Consolas" w:eastAsia="宋体"/>
+          <w:sz w:val="17"/>
+        </w:rPr>
+        <w:t xml:space="preserve">        {</w:t>
+        <w:br/>
+      </w:r>
+      <w:r>
+        <w:rPr>
+          <w:rFonts w:ascii="Consolas" w:hAnsi="Consolas" w:eastAsia="宋体"/>
+          <w:sz w:val="17"/>
+        </w:rPr>
+        <w:t xml:space="preserve">          t-&gt;nice = thread_current ()-&gt;nice;</w:t>
+        <w:br/>
+      </w:r>
+      <w:r>
+        <w:rPr>
+          <w:rFonts w:ascii="Consolas" w:hAnsi="Consolas" w:eastAsia="宋体"/>
+          <w:sz w:val="17"/>
+        </w:rPr>
+        <w:t xml:space="preserve">          t-&gt;recent_cpu = thread_current ()-&gt;recent_cpu;</w:t>
+        <w:br/>
+      </w:r>
+      <w:r>
+        <w:rPr>
+          <w:rFonts w:ascii="Consolas" w:hAnsi="Consolas" w:eastAsia="宋体"/>
+          <w:sz w:val="17"/>
+        </w:rPr>
+        <w:t xml:space="preserve">        }</w:t>
+        <w:br/>
+      </w:r>
+      <w:r>
+        <w:rPr>
+          <w:rFonts w:ascii="Consolas" w:hAnsi="Consolas" w:eastAsia="宋体"/>
+          <w:sz w:val="17"/>
+        </w:rPr>
+        <w:t xml:space="preserve">      mlfqs_update_priority (t, NULL);</w:t>
         <w:br/>
       </w:r>
       <w:r>
@@ -8133,16 +9480,16 @@
     </w:p>
     <w:p>
       <w:pPr>
-        <w:pStyle w:val="Heading1"/>
+        <w:pStyle w:val="Heading2"/>
       </w:pPr>
       <w:r>
         <w:rPr>
           <w:rFonts w:ascii="Arial" w:hAnsi="Arial" w:eastAsia="黑体"/>
           <w:b/>
           <w:color w:val="000000"/>
-          <w:sz w:val="30"/>
-        </w:rPr>
-        <w:t>八、心得体会</w:t>
+          <w:sz w:val="25"/>
+        </w:rPr>
+        <w:t>7.3 遇到的困难和解决过程</w:t>
       </w:r>
     </w:p>
     <w:p>
@@ -8152,62 +9499,9 @@
       <w:r>
         <w:rPr>
           <w:rFonts w:ascii="Times New Roman" w:hAnsi="Times New Roman" w:eastAsia="宋体"/>
-          <w:b/>
-          <w:sz w:val="21"/>
-        </w:rPr>
-        <w:t>1. 测试用例比文档更“精确”。</w:t>
-      </w:r>
-      <w:r>
-        <w:rPr>
-          <w:rFonts w:ascii="Times New Roman" w:hAnsi="Times New Roman" w:eastAsia="宋体"/>
-          <w:sz w:val="21"/>
-        </w:rPr>
-        <w:t xml:space="preserve"> Pintos 文档写的是需求，而测试用例里写死的是行为。比如文档说“同优先级轮转”，可我是在 priority-fifo 的输出里才真正意识到，这取决于 </w:t>
-      </w:r>
-      <w:r>
-        <w:rPr>
-          <w:rFonts w:ascii="Consolas" w:hAnsi="Consolas" w:eastAsia="宋体"/>
-          <w:color w:val="A31515"/>
-          <w:sz w:val="19"/>
-        </w:rPr>
-        <w:t>list_insert_ordered</w:t>
-      </w:r>
-      <w:r>
-        <w:rPr>
-          <w:rFonts w:ascii="Times New Roman" w:hAnsi="Times New Roman" w:eastAsia="宋体"/>
-          <w:sz w:val="21"/>
-        </w:rPr>
-        <w:t xml:space="preserve"> 的比较函数里有没有那个等号。以后再做类似的实验，我会先把测试的 </w:t>
-      </w:r>
-      <w:r>
-        <w:rPr>
-          <w:rFonts w:ascii="Consolas" w:hAnsi="Consolas" w:eastAsia="宋体"/>
-          <w:color w:val="A31515"/>
-          <w:sz w:val="19"/>
-        </w:rPr>
-        <w:t>.c</w:t>
-      </w:r>
-      <w:r>
-        <w:rPr>
-          <w:rFonts w:ascii="Times New Roman" w:hAnsi="Times New Roman" w:eastAsia="宋体"/>
-          <w:sz w:val="21"/>
-        </w:rPr>
-        <w:t xml:space="preserve"> 和 </w:t>
-      </w:r>
-      <w:r>
-        <w:rPr>
-          <w:rFonts w:ascii="Consolas" w:hAnsi="Consolas" w:eastAsia="宋体"/>
-          <w:color w:val="A31515"/>
-          <w:sz w:val="19"/>
-        </w:rPr>
-        <w:t>.ck</w:t>
-      </w:r>
-      <w:r>
-        <w:rPr>
-          <w:rFonts w:ascii="Times New Roman" w:hAnsi="Times New Roman" w:eastAsia="宋体"/>
-          <w:sz w:val="21"/>
-        </w:rPr>
-        <w:t xml:space="preserve"> 读一遍再动手。</w:t>
+          <w:sz w:val="21"/>
+        </w:rPr>
+        <w:t>除了上面表格里那些“改一处挂一片”的坑，下面几个是我花时间最多、也学到最多的。</w:t>
       </w:r>
     </w:p>
     <w:p>
@@ -8220,104 +9514,7 @@
           <w:b/>
           <w:sz w:val="21"/>
         </w:rPr>
-        <w:t>2. “有序”是有前提的。</w:t>
-      </w:r>
-      <w:r>
-        <w:rPr>
-          <w:rFonts w:ascii="Times New Roman" w:hAnsi="Times New Roman" w:eastAsia="宋体"/>
-          <w:sz w:val="21"/>
-        </w:rPr>
-        <w:t xml:space="preserve"> 一开始我以为给 </w:t>
-      </w:r>
-      <w:r>
-        <w:rPr>
-          <w:rFonts w:ascii="Consolas" w:hAnsi="Consolas" w:eastAsia="宋体"/>
-          <w:color w:val="A31515"/>
-          <w:sz w:val="19"/>
-        </w:rPr>
-        <w:t>ready_list</w:t>
-      </w:r>
-      <w:r>
-        <w:rPr>
-          <w:rFonts w:ascii="Times New Roman" w:hAnsi="Times New Roman" w:eastAsia="宋体"/>
-          <w:sz w:val="21"/>
-        </w:rPr>
-        <w:t xml:space="preserve"> 和 </w:t>
-      </w:r>
-      <w:r>
-        <w:rPr>
-          <w:rFonts w:ascii="Consolas" w:hAnsi="Consolas" w:eastAsia="宋体"/>
-          <w:color w:val="A31515"/>
-          <w:sz w:val="19"/>
-        </w:rPr>
-        <w:t>waiters</w:t>
-      </w:r>
-      <w:r>
-        <w:rPr>
-          <w:rFonts w:ascii="Times New Roman" w:hAnsi="Times New Roman" w:eastAsia="宋体"/>
-          <w:sz w:val="21"/>
-        </w:rPr>
-        <w:t xml:space="preserve"> 都用有序插入就万事大吉了，后来才意识到有序插入只在“插进去之后优先级不变”时才成立。捐赠会改变阻塞线程的优先级，MLFQS 每 4 个 tick 会改变所有线程的优先级，所以要么在取出时重新找最大值（</w:t>
-      </w:r>
-      <w:r>
-        <w:rPr>
-          <w:rFonts w:ascii="Consolas" w:hAnsi="Consolas" w:eastAsia="宋体"/>
-          <w:color w:val="A31515"/>
-          <w:sz w:val="19"/>
-        </w:rPr>
-        <w:t>sema_up</w:t>
-      </w:r>
-      <w:r>
-        <w:rPr>
-          <w:rFonts w:ascii="Times New Roman" w:hAnsi="Times New Roman" w:eastAsia="宋体"/>
-          <w:sz w:val="21"/>
-        </w:rPr>
-        <w:t>、</w:t>
-      </w:r>
-      <w:r>
-        <w:rPr>
-          <w:rFonts w:ascii="Consolas" w:hAnsi="Consolas" w:eastAsia="宋体"/>
-          <w:color w:val="A31515"/>
-          <w:sz w:val="19"/>
-        </w:rPr>
-        <w:t>cond_signal</w:t>
-      </w:r>
-      <w:r>
-        <w:rPr>
-          <w:rFonts w:ascii="Times New Roman" w:hAnsi="Times New Roman" w:eastAsia="宋体"/>
-          <w:sz w:val="21"/>
-        </w:rPr>
-        <w:t>），要么在优先级变化后重新排序（</w:t>
-      </w:r>
-      <w:r>
-        <w:rPr>
-          <w:rFonts w:ascii="Consolas" w:hAnsi="Consolas" w:eastAsia="宋体"/>
-          <w:color w:val="A31515"/>
-          <w:sz w:val="19"/>
-        </w:rPr>
-        <w:t>thread_update_priority</w:t>
-      </w:r>
-      <w:r>
-        <w:rPr>
-          <w:rFonts w:ascii="Times New Roman" w:hAnsi="Times New Roman" w:eastAsia="宋体"/>
-          <w:sz w:val="21"/>
-        </w:rPr>
-        <w:t xml:space="preserve"> 把就绪线程挪位置、MLFQS 里 </w:t>
-      </w:r>
-      <w:r>
-        <w:rPr>
-          <w:rFonts w:ascii="Consolas" w:hAnsi="Consolas" w:eastAsia="宋体"/>
-          <w:color w:val="A31515"/>
-          <w:sz w:val="19"/>
-        </w:rPr>
-        <w:t>list_sort</w:t>
-      </w:r>
-      <w:r>
-        <w:rPr>
-          <w:rFonts w:ascii="Times New Roman" w:hAnsi="Times New Roman" w:eastAsia="宋体"/>
-          <w:sz w:val="21"/>
-        </w:rPr>
-        <w:t>）。这一点在退化实验 ③ 里体现得特别明显。</w:t>
+        <w:t>困难一：一跑 alarm-priority 就 kernel panic。</w:t>
       </w:r>
     </w:p>
     <w:p>
@@ -8327,17 +9524,9 @@
       <w:r>
         <w:rPr>
           <w:rFonts w:ascii="Times New Roman" w:hAnsi="Times New Roman" w:eastAsia="宋体"/>
-          <w:b/>
-          <w:sz w:val="21"/>
-        </w:rPr>
-        <w:t>3. 状态尽量“算”出来，而不是“改”出来。</w:t>
-      </w:r>
-      <w:r>
-        <w:rPr>
-          <w:rFonts w:ascii="Times New Roman" w:hAnsi="Times New Roman" w:eastAsia="宋体"/>
-          <w:sz w:val="21"/>
-        </w:rPr>
-        <w:t xml:space="preserve"> 实现捐赠时，我没有在 </w:t>
+          <w:sz w:val="21"/>
+        </w:rPr>
+        <w:t xml:space="preserve">做抢占的时候，我想让 </w:t>
       </w:r>
       <w:r>
         <w:rPr>
@@ -8345,14 +9534,14 @@
           <w:color w:val="A31515"/>
           <w:sz w:val="19"/>
         </w:rPr>
-        <w:t>lock_acquire</w:t>
-      </w:r>
-      <w:r>
-        <w:rPr>
-          <w:rFonts w:ascii="Times New Roman" w:hAnsi="Times New Roman" w:eastAsia="宋体"/>
-          <w:sz w:val="21"/>
-        </w:rPr>
-        <w:t xml:space="preserve"> 里“加”优先级、在 </w:t>
+        <w:t>thread_wake</w:t>
+      </w:r>
+      <w:r>
+        <w:rPr>
+          <w:rFonts w:ascii="Times New Roman" w:hAnsi="Times New Roman" w:eastAsia="宋体"/>
+          <w:sz w:val="21"/>
+        </w:rPr>
+        <w:t xml:space="preserve"> 唤醒的高优先级线程马上运行，就在 </w:t>
       </w:r>
       <w:r>
         <w:rPr>
@@ -8360,14 +9549,14 @@
           <w:color w:val="A31515"/>
           <w:sz w:val="19"/>
         </w:rPr>
-        <w:t>lock_release</w:t>
-      </w:r>
-      <w:r>
-        <w:rPr>
-          <w:rFonts w:ascii="Times New Roman" w:hAnsi="Times New Roman" w:eastAsia="宋体"/>
-          <w:sz w:val="21"/>
-        </w:rPr>
-        <w:t xml:space="preserve"> 里“减”回去，而是让实际优先级永远等于 </w:t>
+        <w:t>thread_wake</w:t>
+      </w:r>
+      <w:r>
+        <w:rPr>
+          <w:rFonts w:ascii="Times New Roman" w:hAnsi="Times New Roman" w:eastAsia="宋体"/>
+          <w:sz w:val="21"/>
+        </w:rPr>
+        <w:t xml:space="preserve"> 末尾直接写了 </w:t>
       </w:r>
       <w:r>
         <w:rPr>
@@ -8375,14 +9564,65 @@
           <w:color w:val="A31515"/>
           <w:sz w:val="19"/>
         </w:rPr>
-        <w:t>max(base_priority, 每把锁的 max_priority)</w:t>
-      </w:r>
-      <w:r>
-        <w:rPr>
-          <w:rFonts w:ascii="Times New Roman" w:hAnsi="Times New Roman" w:eastAsia="宋体"/>
-          <w:sz w:val="21"/>
-        </w:rPr>
-        <w:t>，任何地方有变化就整体重算一遍。这样多重捐赠、嵌套捐赠、捐赠期间改 base_priority 这几种情况都不用单独处理，退化实验 ⑤ 也说明了“直接恢复 base”这种增量写法在多把锁时是错的。</w:t>
+        <w:t>thread_yield()</w:t>
+      </w:r>
+      <w:r>
+        <w:rPr>
+          <w:rFonts w:ascii="Times New Roman" w:hAnsi="Times New Roman" w:eastAsia="宋体"/>
+          <w:sz w:val="21"/>
+        </w:rPr>
+        <w:t>。编译通过，一跑 alarm-priority 内核直接崩了：</w:t>
+      </w:r>
+    </w:p>
+    <w:p>
+      <w:pPr>
+        <w:spacing w:line="240" w:lineRule="auto" w:before="40" w:after="120"/>
+        <w:shd w:val="clear" w:color="auto" w:fill="F3F3F3"/>
+        <w:pBdr>
+          <w:top w:val="single" w:sz="4" w:space="4" w:color="D9D9D9"/>
+          <w:left w:val="single" w:sz="4" w:space="4" w:color="D9D9D9"/>
+          <w:bottom w:val="single" w:sz="4" w:space="4" w:color="D9D9D9"/>
+          <w:right w:val="single" w:sz="4" w:space="4" w:color="D9D9D9"/>
+        </w:pBdr>
+      </w:pPr>
+      <w:r>
+        <w:rPr>
+          <w:rFonts w:ascii="Consolas" w:hAnsi="Consolas" w:eastAsia="宋体"/>
+          <w:sz w:val="17"/>
+        </w:rPr>
+        <w:t>(alarm-priority) begin</w:t>
+        <w:br/>
+      </w:r>
+      <w:r>
+        <w:rPr>
+          <w:rFonts w:ascii="Consolas" w:hAnsi="Consolas" w:eastAsia="宋体"/>
+          <w:sz w:val="17"/>
+        </w:rPr>
+        <w:t>Kernel PANIC at ../../threads/thread.c:354 in thread_yield():</w:t>
+        <w:br/>
+      </w:r>
+      <w:r>
+        <w:rPr>
+          <w:rFonts w:ascii="Consolas" w:hAnsi="Consolas" w:eastAsia="宋体"/>
+          <w:sz w:val="17"/>
+        </w:rPr>
+        <w:t xml:space="preserve">    assertion `!intr_context ()' failed.</w:t>
+        <w:br/>
+      </w:r>
+      <w:r>
+        <w:rPr>
+          <w:rFonts w:ascii="Consolas" w:hAnsi="Consolas" w:eastAsia="宋体"/>
+          <w:sz w:val="17"/>
+        </w:rPr>
+        <w:t>Call stack: 0xc002a277.</w:t>
+        <w:br/>
+      </w:r>
+      <w:r>
+        <w:rPr>
+          <w:rFonts w:ascii="Consolas" w:hAnsi="Consolas" w:eastAsia="宋体"/>
+          <w:sz w:val="17"/>
+        </w:rPr>
+        <w:t>The `backtrace' program can make call stacks useful.</w:t>
       </w:r>
     </w:p>
     <w:p>
@@ -8392,17 +9632,9 @@
       <w:r>
         <w:rPr>
           <w:rFonts w:ascii="Times New Roman" w:hAnsi="Times New Roman" w:eastAsia="宋体"/>
-          <w:b/>
-          <w:sz w:val="21"/>
-        </w:rPr>
-        <w:t>4. 中断上下文要格外小心。</w:t>
-      </w:r>
-      <w:r>
-        <w:rPr>
-          <w:rFonts w:ascii="Times New Roman" w:hAnsi="Times New Roman" w:eastAsia="宋体"/>
-          <w:sz w:val="21"/>
-        </w:rPr>
-        <w:t xml:space="preserve"> 时钟中断里不能 </w:t>
+          <w:sz w:val="21"/>
+        </w:rPr>
+        <w:t xml:space="preserve">按提示用 </w:t>
       </w:r>
       <w:r>
         <w:rPr>
@@ -8410,44 +9642,41 @@
           <w:color w:val="A31515"/>
           <w:sz w:val="19"/>
         </w:rPr>
-        <w:t>thread_yield()</w:t>
-      </w:r>
-      <w:r>
-        <w:rPr>
-          <w:rFonts w:ascii="Times New Roman" w:hAnsi="Times New Roman" w:eastAsia="宋体"/>
-          <w:sz w:val="21"/>
-        </w:rPr>
-        <w:t xml:space="preserve">、不能睡眠，只能用 </w:t>
-      </w:r>
-      <w:r>
-        <w:rPr>
-          <w:rFonts w:ascii="Consolas" w:hAnsi="Consolas" w:eastAsia="宋体"/>
-          <w:color w:val="A31515"/>
-          <w:sz w:val="19"/>
-        </w:rPr>
-        <w:t>intr_yield_on_return()</w:t>
-      </w:r>
-      <w:r>
-        <w:rPr>
-          <w:rFonts w:ascii="Times New Roman" w:hAnsi="Times New Roman" w:eastAsia="宋体"/>
-          <w:sz w:val="21"/>
-        </w:rPr>
-        <w:t xml:space="preserve"> 让中断返回时再切换；而且在中断里做的事情要尽量少——mlfqs-load-avg 的注释专门提醒了这一点：如果中断处理太慢，主线程来不及睡回去，就会被错算进 </w:t>
-      </w:r>
-      <w:r>
-        <w:rPr>
-          <w:rFonts w:ascii="Consolas" w:hAnsi="Consolas" w:eastAsia="宋体"/>
-          <w:color w:val="A31515"/>
-          <w:sz w:val="19"/>
-        </w:rPr>
-        <w:t>ready_threads</w:t>
-      </w:r>
-      <w:r>
-        <w:rPr>
-          <w:rFonts w:ascii="Times New Roman" w:hAnsi="Times New Roman" w:eastAsia="宋体"/>
-          <w:sz w:val="21"/>
-        </w:rPr>
-        <w:t>，把 load_avg 抬高。所以我在时钟中断里只在每秒、每 4 tick 时才遍历所有线程。</w:t>
+        <w:t>backtrace</w:t>
+      </w:r>
+      <w:r>
+        <w:rPr>
+          <w:rFonts w:ascii="Times New Roman" w:hAnsi="Times New Roman" w:eastAsia="宋体"/>
+          <w:sz w:val="21"/>
+        </w:rPr>
+        <w:t xml:space="preserve"> 解析调用栈，结果只有一行，没什么用：</w:t>
+      </w:r>
+    </w:p>
+    <w:p>
+      <w:pPr>
+        <w:spacing w:line="240" w:lineRule="auto" w:before="40" w:after="120"/>
+        <w:shd w:val="clear" w:color="auto" w:fill="F3F3F3"/>
+        <w:pBdr>
+          <w:top w:val="single" w:sz="4" w:space="4" w:color="D9D9D9"/>
+          <w:left w:val="single" w:sz="4" w:space="4" w:color="D9D9D9"/>
+          <w:bottom w:val="single" w:sz="4" w:space="4" w:color="D9D9D9"/>
+          <w:right w:val="single" w:sz="4" w:space="4" w:color="D9D9D9"/>
+        </w:pBdr>
+      </w:pPr>
+      <w:r>
+        <w:rPr>
+          <w:rFonts w:ascii="Consolas" w:hAnsi="Consolas" w:eastAsia="宋体"/>
+          <w:sz w:val="17"/>
+        </w:rPr>
+        <w:t>$ backtrace kernel.o 0xc002a277</w:t>
+        <w:br/>
+      </w:r>
+      <w:r>
+        <w:rPr>
+          <w:rFonts w:ascii="Consolas" w:hAnsi="Consolas" w:eastAsia="宋体"/>
+          <w:sz w:val="17"/>
+        </w:rPr>
+        <w:t>0xc002a277: debug_panic (.../../lib/kernel/debug.c:38)</w:t>
       </w:r>
     </w:p>
     <w:p>
@@ -8457,9 +9686,1596 @@
       <w:r>
         <w:rPr>
           <w:rFonts w:ascii="Times New Roman" w:hAnsi="Times New Roman" w:eastAsia="宋体"/>
+          <w:sz w:val="21"/>
+        </w:rPr>
+        <w:t xml:space="preserve">我去翻了 Pintos 文档 “Debugging Tools” 一章和 </w:t>
+      </w:r>
+      <w:r>
+        <w:rPr>
+          <w:rFonts w:ascii="Consolas" w:hAnsi="Consolas" w:eastAsia="宋体"/>
+          <w:color w:val="A31515"/>
+          <w:sz w:val="19"/>
+        </w:rPr>
+        <w:t>lib/kernel/debug.c</w:t>
+      </w:r>
+      <w:r>
+        <w:rPr>
+          <w:rFonts w:ascii="Times New Roman" w:hAnsi="Times New Roman" w:eastAsia="宋体"/>
+          <w:sz w:val="21"/>
+        </w:rPr>
+        <w:t xml:space="preserve">，发现调用栈是靠 </w:t>
+      </w:r>
+      <w:r>
+        <w:rPr>
+          <w:rFonts w:ascii="Consolas" w:hAnsi="Consolas" w:eastAsia="宋体"/>
+          <w:color w:val="A31515"/>
+          <w:sz w:val="19"/>
+        </w:rPr>
+        <w:t>__builtin_frame_address</w:t>
+      </w:r>
+      <w:r>
+        <w:rPr>
+          <w:rFonts w:ascii="Times New Roman" w:hAnsi="Times New Roman" w:eastAsia="宋体"/>
+          <w:sz w:val="21"/>
+        </w:rPr>
+        <w:t xml:space="preserve"> 沿着栈帧指针往上找的，而现在的 gcc 在 </w:t>
+      </w:r>
+      <w:r>
+        <w:rPr>
+          <w:rFonts w:ascii="Consolas" w:hAnsi="Consolas" w:eastAsia="宋体"/>
+          <w:color w:val="A31515"/>
+          <w:sz w:val="19"/>
+        </w:rPr>
+        <w:t>-O</w:t>
+      </w:r>
+      <w:r>
+        <w:rPr>
+          <w:rFonts w:ascii="Times New Roman" w:hAnsi="Times New Roman" w:eastAsia="宋体"/>
+          <w:sz w:val="21"/>
+        </w:rPr>
+        <w:t xml:space="preserve"> 下默认会省略帧指针，链条在第一层就断了。于是在 </w:t>
+      </w:r>
+      <w:r>
+        <w:rPr>
+          <w:rFonts w:ascii="Consolas" w:hAnsi="Consolas" w:eastAsia="宋体"/>
+          <w:color w:val="A31515"/>
+          <w:sz w:val="19"/>
+        </w:rPr>
+        <w:t>src/Make.config</w:t>
+      </w:r>
+      <w:r>
+        <w:rPr>
+          <w:rFonts w:ascii="Times New Roman" w:hAnsi="Times New Roman" w:eastAsia="宋体"/>
+          <w:sz w:val="21"/>
+        </w:rPr>
+        <w:t xml:space="preserve"> 的 </w:t>
+      </w:r>
+      <w:r>
+        <w:rPr>
+          <w:rFonts w:ascii="Consolas" w:hAnsi="Consolas" w:eastAsia="宋体"/>
+          <w:color w:val="A31515"/>
+          <w:sz w:val="19"/>
+        </w:rPr>
+        <w:t>CFLAGS</w:t>
+      </w:r>
+      <w:r>
+        <w:rPr>
+          <w:rFonts w:ascii="Times New Roman" w:hAnsi="Times New Roman" w:eastAsia="宋体"/>
+          <w:sz w:val="21"/>
+        </w:rPr>
+        <w:t xml:space="preserve"> 里临时加上 </w:t>
+      </w:r>
+      <w:r>
+        <w:rPr>
+          <w:rFonts w:ascii="Consolas" w:hAnsi="Consolas" w:eastAsia="宋体"/>
+          <w:color w:val="A31515"/>
+          <w:sz w:val="19"/>
+        </w:rPr>
+        <w:t>-fno-omit-frame-pointer</w:t>
+      </w:r>
+      <w:r>
+        <w:rPr>
+          <w:rFonts w:ascii="Times New Roman" w:hAnsi="Times New Roman" w:eastAsia="宋体"/>
+          <w:sz w:val="21"/>
+        </w:rPr>
+        <w:t>，</w:t>
+      </w:r>
+      <w:r>
+        <w:rPr>
+          <w:rFonts w:ascii="Consolas" w:hAnsi="Consolas" w:eastAsia="宋体"/>
+          <w:color w:val="A31515"/>
+          <w:sz w:val="19"/>
+        </w:rPr>
+        <w:t>make clean</w:t>
+      </w:r>
+      <w:r>
+        <w:rPr>
+          <w:rFonts w:ascii="Times New Roman" w:hAnsi="Times New Roman" w:eastAsia="宋体"/>
+          <w:sz w:val="21"/>
+        </w:rPr>
+        <w:t xml:space="preserve"> 后重新编译，再 panic 一次，这次调用链就完整了：</w:t>
+      </w:r>
+    </w:p>
+    <w:p>
+      <w:pPr>
+        <w:spacing w:line="240" w:lineRule="auto" w:before="40" w:after="120"/>
+        <w:shd w:val="clear" w:color="auto" w:fill="F3F3F3"/>
+        <w:pBdr>
+          <w:top w:val="single" w:sz="4" w:space="4" w:color="D9D9D9"/>
+          <w:left w:val="single" w:sz="4" w:space="4" w:color="D9D9D9"/>
+          <w:bottom w:val="single" w:sz="4" w:space="4" w:color="D9D9D9"/>
+          <w:right w:val="single" w:sz="4" w:space="4" w:color="D9D9D9"/>
+        </w:pBdr>
+      </w:pPr>
+      <w:r>
+        <w:rPr>
+          <w:rFonts w:ascii="Consolas" w:hAnsi="Consolas" w:eastAsia="宋体"/>
+          <w:sz w:val="17"/>
+        </w:rPr>
+        <w:t>0xc002a0a8: debug_panic (.../../lib/kernel/debug.c:38)</w:t>
+        <w:br/>
+      </w:r>
+      <w:r>
+        <w:rPr>
+          <w:rFonts w:ascii="Consolas" w:hAnsi="Consolas" w:eastAsia="宋体"/>
+          <w:sz w:val="17"/>
+        </w:rPr>
+        <w:t>0xc0021979: thread_wake (..../../threads/thread.c:547)</w:t>
+        <w:br/>
+      </w:r>
+      <w:r>
+        <w:rPr>
+          <w:rFonts w:ascii="Consolas" w:hAnsi="Consolas" w:eastAsia="宋体"/>
+          <w:sz w:val="17"/>
+        </w:rPr>
+        <w:t>0xc0021a43: thread_wake (..../../threads/thread.c:568)</w:t>
+        <w:br/>
+      </w:r>
+      <w:r>
+        <w:rPr>
+          <w:rFonts w:ascii="Consolas" w:hAnsi="Consolas" w:eastAsia="宋体"/>
+          <w:sz w:val="17"/>
+        </w:rPr>
+        <w:t>0xc0024c3e: timer_interrupt (...../../devices/timer.c:176)</w:t>
+        <w:br/>
+      </w:r>
+      <w:r>
+        <w:rPr>
+          <w:rFonts w:ascii="Consolas" w:hAnsi="Consolas" w:eastAsia="宋体"/>
+          <w:sz w:val="17"/>
+        </w:rPr>
+        <w:t>0xc0022380: intr_handler (..../threads/interrupt.c:378)</w:t>
+        <w:br/>
+      </w:r>
+      <w:r>
+        <w:rPr>
+          <w:rFonts w:ascii="Consolas" w:hAnsi="Consolas" w:eastAsia="宋体"/>
+          <w:sz w:val="17"/>
+        </w:rPr>
+        <w:t>0xc002266a: intr_entry (intr-stubs.o:?)</w:t>
+        <w:br/>
+      </w:r>
+      <w:r>
+        <w:rPr>
+          <w:rFonts w:ascii="Consolas" w:hAnsi="Consolas" w:eastAsia="宋体"/>
+          <w:sz w:val="17"/>
+        </w:rPr>
+        <w:t>0xc0021706: idle (...d.c:636 (discriminator 1))</w:t>
+        <w:br/>
+      </w:r>
+      <w:r>
+        <w:rPr>
+          <w:rFonts w:ascii="Consolas" w:hAnsi="Consolas" w:eastAsia="宋体"/>
+          <w:sz w:val="17"/>
+        </w:rPr>
+        <w:t>0xc002188b: kernel_thread (..../../threads/thread.c:666)</w:t>
+      </w:r>
+    </w:p>
+    <w:p>
+      <w:pPr>
+        <w:ind w:firstLine="420"/>
+      </w:pPr>
+      <w:r>
+        <w:rPr>
+          <w:rFonts w:ascii="Times New Roman" w:hAnsi="Times New Roman" w:eastAsia="宋体"/>
+          <w:sz w:val="21"/>
+        </w:rPr>
+        <w:t>（</w:t>
+      </w:r>
+      <w:r>
+        <w:rPr>
+          <w:rFonts w:ascii="Consolas" w:hAnsi="Consolas" w:eastAsia="宋体"/>
+          <w:color w:val="A31515"/>
+          <w:sz w:val="19"/>
+        </w:rPr>
+        <w:t>thread_yield</w:t>
+      </w:r>
+      <w:r>
+        <w:rPr>
+          <w:rFonts w:ascii="Times New Roman" w:hAnsi="Times New Roman" w:eastAsia="宋体"/>
+          <w:sz w:val="21"/>
+        </w:rPr>
+        <w:t xml:space="preserve"> 被内联进了 </w:t>
+      </w:r>
+      <w:r>
+        <w:rPr>
+          <w:rFonts w:ascii="Consolas" w:hAnsi="Consolas" w:eastAsia="宋体"/>
+          <w:color w:val="A31515"/>
+          <w:sz w:val="19"/>
+        </w:rPr>
+        <w:t>thread_wake</w:t>
+      </w:r>
+      <w:r>
+        <w:rPr>
+          <w:rFonts w:ascii="Times New Roman" w:hAnsi="Times New Roman" w:eastAsia="宋体"/>
+          <w:sz w:val="21"/>
+        </w:rPr>
+        <w:t xml:space="preserve">，所以显示的是 </w:t>
+      </w:r>
+      <w:r>
+        <w:rPr>
+          <w:rFonts w:ascii="Consolas" w:hAnsi="Consolas" w:eastAsia="宋体"/>
+          <w:color w:val="A31515"/>
+          <w:sz w:val="19"/>
+        </w:rPr>
+        <w:t>thread_wake</w:t>
+      </w:r>
+      <w:r>
+        <w:rPr>
+          <w:rFonts w:ascii="Times New Roman" w:hAnsi="Times New Roman" w:eastAsia="宋体"/>
+          <w:sz w:val="21"/>
+        </w:rPr>
+        <w:t xml:space="preserve">。）从下往上读就很清楚了：idle 线程在跑 → 时钟中断 → </w:t>
+      </w:r>
+      <w:r>
+        <w:rPr>
+          <w:rFonts w:ascii="Consolas" w:hAnsi="Consolas" w:eastAsia="宋体"/>
+          <w:color w:val="A31515"/>
+          <w:sz w:val="19"/>
+        </w:rPr>
+        <w:t>timer_interrupt</w:t>
+      </w:r>
+      <w:r>
+        <w:rPr>
+          <w:rFonts w:ascii="Times New Roman" w:hAnsi="Times New Roman" w:eastAsia="宋体"/>
+          <w:sz w:val="21"/>
+        </w:rPr>
+        <w:t xml:space="preserve"> → </w:t>
+      </w:r>
+      <w:r>
+        <w:rPr>
+          <w:rFonts w:ascii="Consolas" w:hAnsi="Consolas" w:eastAsia="宋体"/>
+          <w:color w:val="A31515"/>
+          <w:sz w:val="19"/>
+        </w:rPr>
+        <w:t>thread_wake</w:t>
+      </w:r>
+      <w:r>
+        <w:rPr>
+          <w:rFonts w:ascii="Times New Roman" w:hAnsi="Times New Roman" w:eastAsia="宋体"/>
+          <w:sz w:val="21"/>
+        </w:rPr>
+        <w:t xml:space="preserve"> → </w:t>
+      </w:r>
+      <w:r>
+        <w:rPr>
+          <w:rFonts w:ascii="Consolas" w:hAnsi="Consolas" w:eastAsia="宋体"/>
+          <w:color w:val="A31515"/>
+          <w:sz w:val="19"/>
+        </w:rPr>
+        <w:t>thread_yield</w:t>
+      </w:r>
+      <w:r>
+        <w:rPr>
+          <w:rFonts w:ascii="Times New Roman" w:hAnsi="Times New Roman" w:eastAsia="宋体"/>
+          <w:sz w:val="21"/>
+        </w:rPr>
+        <w:t xml:space="preserve"> → 断言失败。也就是说 </w:t>
+      </w:r>
+      <w:r>
+        <w:rPr>
+          <w:rFonts w:ascii="Consolas" w:hAnsi="Consolas" w:eastAsia="宋体"/>
+          <w:color w:val="A31515"/>
+          <w:sz w:val="19"/>
+        </w:rPr>
+        <w:t>thread_wake</w:t>
+      </w:r>
+      <w:r>
+        <w:rPr>
+          <w:rFonts w:ascii="Times New Roman" w:hAnsi="Times New Roman" w:eastAsia="宋体"/>
+          <w:sz w:val="21"/>
+        </w:rPr>
+        <w:t xml:space="preserve"> 是在</w:t>
+      </w:r>
+      <w:r>
+        <w:rPr>
+          <w:rFonts w:ascii="Times New Roman" w:hAnsi="Times New Roman" w:eastAsia="宋体"/>
           <w:b/>
           <w:sz w:val="21"/>
         </w:rPr>
+        <w:t>中断上下文</w:t>
+      </w:r>
+      <w:r>
+        <w:rPr>
+          <w:rFonts w:ascii="Times New Roman" w:hAnsi="Times New Roman" w:eastAsia="宋体"/>
+          <w:sz w:val="21"/>
+        </w:rPr>
+        <w:t>里执行的，这时 CPU 并不“属于”某个线程，</w:t>
+      </w:r>
+      <w:r>
+        <w:rPr>
+          <w:rFonts w:ascii="Consolas" w:hAnsi="Consolas" w:eastAsia="宋体"/>
+          <w:color w:val="A31515"/>
+          <w:sz w:val="19"/>
+        </w:rPr>
+        <w:t>thread_yield</w:t>
+      </w:r>
+      <w:r>
+        <w:rPr>
+          <w:rFonts w:ascii="Times New Roman" w:hAnsi="Times New Roman" w:eastAsia="宋体"/>
+          <w:sz w:val="21"/>
+        </w:rPr>
+        <w:t xml:space="preserve"> 一开头就 </w:t>
+      </w:r>
+      <w:r>
+        <w:rPr>
+          <w:rFonts w:ascii="Consolas" w:hAnsi="Consolas" w:eastAsia="宋体"/>
+          <w:color w:val="A31515"/>
+          <w:sz w:val="19"/>
+        </w:rPr>
+        <w:t>ASSERT (!intr_context ())</w:t>
+      </w:r>
+      <w:r>
+        <w:rPr>
+          <w:rFonts w:ascii="Times New Roman" w:hAnsi="Times New Roman" w:eastAsia="宋体"/>
+          <w:sz w:val="21"/>
+        </w:rPr>
+        <w:t xml:space="preserve">。正确做法是 </w:t>
+      </w:r>
+      <w:r>
+        <w:rPr>
+          <w:rFonts w:ascii="Consolas" w:hAnsi="Consolas" w:eastAsia="宋体"/>
+          <w:color w:val="A31515"/>
+          <w:sz w:val="19"/>
+        </w:rPr>
+        <w:t>intr_yield_on_return()</w:t>
+      </w:r>
+      <w:r>
+        <w:rPr>
+          <w:rFonts w:ascii="Times New Roman" w:hAnsi="Times New Roman" w:eastAsia="宋体"/>
+          <w:sz w:val="21"/>
+        </w:rPr>
+        <w:t xml:space="preserve">：只设置一个标志，等中断处理结束、返回被打断的线程之前再调度。后来写 </w:t>
+      </w:r>
+      <w:r>
+        <w:rPr>
+          <w:rFonts w:ascii="Consolas" w:hAnsi="Consolas" w:eastAsia="宋体"/>
+          <w:color w:val="A31515"/>
+          <w:sz w:val="19"/>
+        </w:rPr>
+        <w:t>thread_preempt()</w:t>
+      </w:r>
+      <w:r>
+        <w:rPr>
+          <w:rFonts w:ascii="Times New Roman" w:hAnsi="Times New Roman" w:eastAsia="宋体"/>
+          <w:sz w:val="21"/>
+        </w:rPr>
+        <w:t xml:space="preserve"> 时我也专门加了 </w:t>
+      </w:r>
+      <w:r>
+        <w:rPr>
+          <w:rFonts w:ascii="Consolas" w:hAnsi="Consolas" w:eastAsia="宋体"/>
+          <w:color w:val="A31515"/>
+          <w:sz w:val="19"/>
+        </w:rPr>
+        <w:t>intr_context()</w:t>
+      </w:r>
+      <w:r>
+        <w:rPr>
+          <w:rFonts w:ascii="Times New Roman" w:hAnsi="Times New Roman" w:eastAsia="宋体"/>
+          <w:sz w:val="21"/>
+        </w:rPr>
+        <w:t xml:space="preserve"> 的判断，因为 </w:t>
+      </w:r>
+      <w:r>
+        <w:rPr>
+          <w:rFonts w:ascii="Consolas" w:hAnsi="Consolas" w:eastAsia="宋体"/>
+          <w:color w:val="A31515"/>
+          <w:sz w:val="19"/>
+        </w:rPr>
+        <w:t>sema_up</w:t>
+      </w:r>
+      <w:r>
+        <w:rPr>
+          <w:rFonts w:ascii="Times New Roman" w:hAnsi="Times New Roman" w:eastAsia="宋体"/>
+          <w:sz w:val="21"/>
+        </w:rPr>
+        <w:t xml:space="preserve"> 也可能在中断里被调用。</w:t>
+      </w:r>
+    </w:p>
+    <w:p>
+      <w:pPr>
+        <w:ind w:firstLine="420"/>
+      </w:pPr>
+      <w:r>
+        <w:rPr>
+          <w:rFonts w:ascii="Times New Roman" w:hAnsi="Times New Roman" w:eastAsia="宋体"/>
+          <w:sz w:val="21"/>
+        </w:rPr>
+        <w:t xml:space="preserve">这次之后我把 </w:t>
+      </w:r>
+      <w:r>
+        <w:rPr>
+          <w:rFonts w:ascii="Consolas" w:hAnsi="Consolas" w:eastAsia="宋体"/>
+          <w:color w:val="A31515"/>
+          <w:sz w:val="19"/>
+        </w:rPr>
+        <w:t>-fno-omit-frame-pointer</w:t>
+      </w:r>
+      <w:r>
+        <w:rPr>
+          <w:rFonts w:ascii="Times New Roman" w:hAnsi="Times New Roman" w:eastAsia="宋体"/>
+          <w:sz w:val="21"/>
+        </w:rPr>
+        <w:t xml:space="preserve"> 去掉了（最终提交的代码没有改 </w:t>
+      </w:r>
+      <w:r>
+        <w:rPr>
+          <w:rFonts w:ascii="Consolas" w:hAnsi="Consolas" w:eastAsia="宋体"/>
+          <w:color w:val="A31515"/>
+          <w:sz w:val="19"/>
+        </w:rPr>
+        <w:t>Make.config</w:t>
+      </w:r>
+      <w:r>
+        <w:rPr>
+          <w:rFonts w:ascii="Times New Roman" w:hAnsi="Times New Roman" w:eastAsia="宋体"/>
+          <w:sz w:val="21"/>
+        </w:rPr>
+        <w:t>），但这个技巧后面又用上了好几次。</w:t>
+      </w:r>
+    </w:p>
+    <w:p>
+      <w:pPr>
+        <w:ind w:firstLine="420"/>
+      </w:pPr>
+      <w:r>
+        <w:rPr>
+          <w:rFonts w:ascii="Times New Roman" w:hAnsi="Times New Roman" w:eastAsia="宋体"/>
+          <w:b/>
+          <w:sz w:val="21"/>
+        </w:rPr>
+        <w:t>困难二：priority-donate-sema 一直过不去。</w:t>
+      </w:r>
+    </w:p>
+    <w:p>
+      <w:pPr>
+        <w:ind w:firstLine="420"/>
+      </w:pPr>
+      <w:r>
+        <w:rPr>
+          <w:rFonts w:ascii="Times New Roman" w:hAnsi="Times New Roman" w:eastAsia="宋体"/>
+          <w:sz w:val="21"/>
+        </w:rPr>
+        <w:t>这是 priority 里最后一个红灯，也是卡得最久的一个。</w:t>
+      </w:r>
+      <w:r>
+        <w:rPr>
+          <w:rFonts w:ascii="Consolas" w:hAnsi="Consolas" w:eastAsia="宋体"/>
+          <w:color w:val="A31515"/>
+          <w:sz w:val="19"/>
+        </w:rPr>
+        <w:t>.result</w:t>
+      </w:r>
+      <w:r>
+        <w:rPr>
+          <w:rFonts w:ascii="Times New Roman" w:hAnsi="Times New Roman" w:eastAsia="宋体"/>
+          <w:sz w:val="21"/>
+        </w:rPr>
+        <w:t xml:space="preserve"> 里的 diff 只告诉我 L 和 H 都没跑完、M 先结束了，但看不出为什么。我先后怀疑过 </w:t>
+      </w:r>
+      <w:r>
+        <w:rPr>
+          <w:rFonts w:ascii="Consolas" w:hAnsi="Consolas" w:eastAsia="宋体"/>
+          <w:color w:val="A31515"/>
+          <w:sz w:val="19"/>
+        </w:rPr>
+        <w:t>lock_release</w:t>
+      </w:r>
+      <w:r>
+        <w:rPr>
+          <w:rFonts w:ascii="Times New Roman" w:hAnsi="Times New Roman" w:eastAsia="宋体"/>
+          <w:sz w:val="21"/>
+        </w:rPr>
+        <w:t xml:space="preserve"> 没让出 CPU、捐赠没传到 L，加了几次 </w:t>
+      </w:r>
+      <w:r>
+        <w:rPr>
+          <w:rFonts w:ascii="Consolas" w:hAnsi="Consolas" w:eastAsia="宋体"/>
+          <w:color w:val="A31515"/>
+          <w:sz w:val="19"/>
+        </w:rPr>
+        <w:t>printf</w:t>
+      </w:r>
+      <w:r>
+        <w:rPr>
+          <w:rFonts w:ascii="Times New Roman" w:hAnsi="Times New Roman" w:eastAsia="宋体"/>
+          <w:sz w:val="21"/>
+        </w:rPr>
+        <w:t xml:space="preserve"> 打印优先级都是对的。最后想到去看信号量的等待队列，于是在 </w:t>
+      </w:r>
+      <w:r>
+        <w:rPr>
+          <w:rFonts w:ascii="Consolas" w:hAnsi="Consolas" w:eastAsia="宋体"/>
+          <w:color w:val="A31515"/>
+          <w:sz w:val="19"/>
+        </w:rPr>
+        <w:t>sema_up</w:t>
+      </w:r>
+      <w:r>
+        <w:rPr>
+          <w:rFonts w:ascii="Times New Roman" w:hAnsi="Times New Roman" w:eastAsia="宋体"/>
+          <w:sz w:val="21"/>
+        </w:rPr>
+        <w:t xml:space="preserve"> 里临时加了几行（用一个静态变量防止 printf 内部用到的锁再次进入 </w:t>
+      </w:r>
+      <w:r>
+        <w:rPr>
+          <w:rFonts w:ascii="Consolas" w:hAnsi="Consolas" w:eastAsia="宋体"/>
+          <w:color w:val="A31515"/>
+          <w:sz w:val="19"/>
+        </w:rPr>
+        <w:t>sema_up</w:t>
+      </w:r>
+      <w:r>
+        <w:rPr>
+          <w:rFonts w:ascii="Times New Roman" w:hAnsi="Times New Roman" w:eastAsia="宋体"/>
+          <w:sz w:val="21"/>
+        </w:rPr>
+        <w:t xml:space="preserve"> 时递归打印）：</w:t>
+      </w:r>
+    </w:p>
+    <w:p>
+      <w:pPr>
+        <w:spacing w:line="240" w:lineRule="auto" w:before="40" w:after="120"/>
+        <w:shd w:val="clear" w:color="auto" w:fill="F3F3F3"/>
+        <w:pBdr>
+          <w:top w:val="single" w:sz="4" w:space="4" w:color="D9D9D9"/>
+          <w:left w:val="single" w:sz="4" w:space="4" w:color="D9D9D9"/>
+          <w:bottom w:val="single" w:sz="4" w:space="4" w:color="D9D9D9"/>
+          <w:right w:val="single" w:sz="4" w:space="4" w:color="D9D9D9"/>
+        </w:pBdr>
+      </w:pPr>
+      <w:r>
+        <w:rPr>
+          <w:rFonts w:ascii="Consolas" w:hAnsi="Consolas" w:eastAsia="宋体"/>
+          <w:sz w:val="17"/>
+        </w:rPr>
+        <w:t xml:space="preserve">      static bool in_debug;</w:t>
+        <w:br/>
+      </w:r>
+      <w:r>
+        <w:rPr>
+          <w:rFonts w:ascii="Consolas" w:hAnsi="Consolas" w:eastAsia="宋体"/>
+          <w:sz w:val="17"/>
+        </w:rPr>
+        <w:t xml:space="preserve">      if (!in_debug &amp;&amp; list_size (&amp;sema-&gt;waiters) &gt;= 2)</w:t>
+        <w:br/>
+      </w:r>
+      <w:r>
+        <w:rPr>
+          <w:rFonts w:ascii="Consolas" w:hAnsi="Consolas" w:eastAsia="宋体"/>
+          <w:sz w:val="17"/>
+        </w:rPr>
+        <w:t xml:space="preserve">        {</w:t>
+        <w:br/>
+      </w:r>
+      <w:r>
+        <w:rPr>
+          <w:rFonts w:ascii="Consolas" w:hAnsi="Consolas" w:eastAsia="宋体"/>
+          <w:sz w:val="17"/>
+        </w:rPr>
+        <w:t xml:space="preserve">          struct list_elem *x;</w:t>
+        <w:br/>
+      </w:r>
+      <w:r>
+        <w:rPr>
+          <w:rFonts w:ascii="Consolas" w:hAnsi="Consolas" w:eastAsia="宋体"/>
+          <w:sz w:val="17"/>
+        </w:rPr>
+        <w:t xml:space="preserve">          in_debug = true;</w:t>
+        <w:br/>
+      </w:r>
+      <w:r>
+        <w:rPr>
+          <w:rFonts w:ascii="Consolas" w:hAnsi="Consolas" w:eastAsia="宋体"/>
+          <w:sz w:val="17"/>
+        </w:rPr>
+        <w:t xml:space="preserve">          printf ("[debug] sema_up waiters:");</w:t>
+        <w:br/>
+      </w:r>
+      <w:r>
+        <w:rPr>
+          <w:rFonts w:ascii="Consolas" w:hAnsi="Consolas" w:eastAsia="宋体"/>
+          <w:sz w:val="17"/>
+        </w:rPr>
+        <w:t xml:space="preserve">          for (x = list_begin (&amp;sema-&gt;waiters); x != list_end (&amp;sema-&gt;waiters);</w:t>
+        <w:br/>
+      </w:r>
+      <w:r>
+        <w:rPr>
+          <w:rFonts w:ascii="Consolas" w:hAnsi="Consolas" w:eastAsia="宋体"/>
+          <w:sz w:val="17"/>
+        </w:rPr>
+        <w:t xml:space="preserve">               x = list_next (x))</w:t>
+        <w:br/>
+      </w:r>
+      <w:r>
+        <w:rPr>
+          <w:rFonts w:ascii="Consolas" w:hAnsi="Consolas" w:eastAsia="宋体"/>
+          <w:sz w:val="17"/>
+        </w:rPr>
+        <w:t xml:space="preserve">            printf (" %s(%d)", list_entry (x, struct thread, elem)-&gt;name,</w:t>
+        <w:br/>
+      </w:r>
+      <w:r>
+        <w:rPr>
+          <w:rFonts w:ascii="Consolas" w:hAnsi="Consolas" w:eastAsia="宋体"/>
+          <w:sz w:val="17"/>
+        </w:rPr>
+        <w:t xml:space="preserve">                    list_entry (x, struct thread, elem)-&gt;priority);</w:t>
+        <w:br/>
+      </w:r>
+      <w:r>
+        <w:rPr>
+          <w:rFonts w:ascii="Consolas" w:hAnsi="Consolas" w:eastAsia="宋体"/>
+          <w:sz w:val="17"/>
+        </w:rPr>
+        <w:t xml:space="preserve">          printf ("\n");</w:t>
+        <w:br/>
+      </w:r>
+      <w:r>
+        <w:rPr>
+          <w:rFonts w:ascii="Consolas" w:hAnsi="Consolas" w:eastAsia="宋体"/>
+          <w:sz w:val="17"/>
+        </w:rPr>
+        <w:t xml:space="preserve">          in_debug = false;</w:t>
+        <w:br/>
+      </w:r>
+      <w:r>
+        <w:rPr>
+          <w:rFonts w:ascii="Consolas" w:hAnsi="Consolas" w:eastAsia="宋体"/>
+          <w:sz w:val="17"/>
+        </w:rPr>
+        <w:t xml:space="preserve">        }</w:t>
+      </w:r>
+    </w:p>
+    <w:p>
+      <w:pPr>
+        <w:ind w:firstLine="420"/>
+      </w:pPr>
+      <w:r>
+        <w:rPr>
+          <w:rFonts w:ascii="Times New Roman" w:hAnsi="Times New Roman" w:eastAsia="宋体"/>
+          <w:sz w:val="21"/>
+        </w:rPr>
+        <w:t>输出是：</w:t>
+      </w:r>
+    </w:p>
+    <w:p>
+      <w:pPr>
+        <w:spacing w:line="240" w:lineRule="auto" w:before="40" w:after="120"/>
+        <w:shd w:val="clear" w:color="auto" w:fill="F3F3F3"/>
+        <w:pBdr>
+          <w:top w:val="single" w:sz="4" w:space="4" w:color="D9D9D9"/>
+          <w:left w:val="single" w:sz="4" w:space="4" w:color="D9D9D9"/>
+          <w:bottom w:val="single" w:sz="4" w:space="4" w:color="D9D9D9"/>
+          <w:right w:val="single" w:sz="4" w:space="4" w:color="D9D9D9"/>
+        </w:pBdr>
+      </w:pPr>
+      <w:r>
+        <w:rPr>
+          <w:rFonts w:ascii="Consolas" w:hAnsi="Consolas" w:eastAsia="宋体"/>
+          <w:sz w:val="17"/>
+        </w:rPr>
+        <w:t>(priority-donate-sema) Thread L acquired lock.</w:t>
+        <w:br/>
+      </w:r>
+      <w:r>
+        <w:rPr>
+          <w:rFonts w:ascii="Consolas" w:hAnsi="Consolas" w:eastAsia="宋体"/>
+          <w:sz w:val="17"/>
+        </w:rPr>
+        <w:t>[debug] sema_up waiters: med(34) low(36)</w:t>
+        <w:br/>
+      </w:r>
+      <w:r>
+        <w:rPr>
+          <w:rFonts w:ascii="Consolas" w:hAnsi="Consolas" w:eastAsia="宋体"/>
+          <w:sz w:val="17"/>
+        </w:rPr>
+        <w:t>(priority-donate-sema) Thread M finished.</w:t>
+        <w:br/>
+      </w:r>
+      <w:r>
+        <w:rPr>
+          <w:rFonts w:ascii="Consolas" w:hAnsi="Consolas" w:eastAsia="宋体"/>
+          <w:sz w:val="17"/>
+        </w:rPr>
+        <w:t>(priority-donate-sema) Main thread finished.</w:t>
+      </w:r>
+    </w:p>
+    <w:p>
+      <w:pPr>
+        <w:ind w:firstLine="420"/>
+      </w:pPr>
+      <w:r>
+        <w:rPr>
+          <w:rFonts w:ascii="Consolas" w:hAnsi="Consolas" w:eastAsia="宋体"/>
+          <w:color w:val="A31515"/>
+          <w:sz w:val="19"/>
+        </w:rPr>
+        <w:t>low</w:t>
+      </w:r>
+      <w:r>
+        <w:rPr>
+          <w:rFonts w:ascii="Times New Roman" w:hAnsi="Times New Roman" w:eastAsia="宋体"/>
+          <w:sz w:val="21"/>
+        </w:rPr>
+        <w:t xml:space="preserve"> 已经被捐赠到了 36，却还排在 34 的 </w:t>
+      </w:r>
+      <w:r>
+        <w:rPr>
+          <w:rFonts w:ascii="Consolas" w:hAnsi="Consolas" w:eastAsia="宋体"/>
+          <w:color w:val="A31515"/>
+          <w:sz w:val="19"/>
+        </w:rPr>
+        <w:t>med</w:t>
+      </w:r>
+      <w:r>
+        <w:rPr>
+          <w:rFonts w:ascii="Times New Roman" w:hAnsi="Times New Roman" w:eastAsia="宋体"/>
+          <w:sz w:val="21"/>
+        </w:rPr>
+        <w:t xml:space="preserve"> 后面——看到这一行我一下子就明白了：</w:t>
+      </w:r>
+      <w:r>
+        <w:rPr>
+          <w:rFonts w:ascii="Consolas" w:hAnsi="Consolas" w:eastAsia="宋体"/>
+          <w:color w:val="A31515"/>
+          <w:sz w:val="19"/>
+        </w:rPr>
+        <w:t>sema_down</w:t>
+      </w:r>
+      <w:r>
+        <w:rPr>
+          <w:rFonts w:ascii="Times New Roman" w:hAnsi="Times New Roman" w:eastAsia="宋体"/>
+          <w:sz w:val="21"/>
+        </w:rPr>
+        <w:t xml:space="preserve"> 插入时 L 还是 32，排序是对的；之后 H 来等 L 的锁，把 L 捐到 36，但 L 在信号量等待队列里的位置不会跟着变。</w:t>
+      </w:r>
+      <w:r>
+        <w:rPr>
+          <w:rFonts w:ascii="Consolas" w:hAnsi="Consolas" w:eastAsia="宋体"/>
+          <w:color w:val="A31515"/>
+          <w:sz w:val="19"/>
+        </w:rPr>
+        <w:t>sema_up</w:t>
+      </w:r>
+      <w:r>
+        <w:rPr>
+          <w:rFonts w:ascii="Times New Roman" w:hAnsi="Times New Roman" w:eastAsia="宋体"/>
+          <w:sz w:val="21"/>
+        </w:rPr>
+        <w:t xml:space="preserve"> 直接取队首，自然叫醒了 M。改成 </w:t>
+      </w:r>
+      <w:r>
+        <w:rPr>
+          <w:rFonts w:ascii="Consolas" w:hAnsi="Consolas" w:eastAsia="宋体"/>
+          <w:color w:val="A31515"/>
+          <w:sz w:val="19"/>
+        </w:rPr>
+        <w:t>sema_up</w:t>
+      </w:r>
+      <w:r>
+        <w:rPr>
+          <w:rFonts w:ascii="Times New Roman" w:hAnsi="Times New Roman" w:eastAsia="宋体"/>
+          <w:sz w:val="21"/>
+        </w:rPr>
+        <w:t xml:space="preserve"> 时用 </w:t>
+      </w:r>
+      <w:r>
+        <w:rPr>
+          <w:rFonts w:ascii="Consolas" w:hAnsi="Consolas" w:eastAsia="宋体"/>
+          <w:color w:val="A31515"/>
+          <w:sz w:val="19"/>
+        </w:rPr>
+        <w:t>list_min</w:t>
+      </w:r>
+      <w:r>
+        <w:rPr>
+          <w:rFonts w:ascii="Times New Roman" w:hAnsi="Times New Roman" w:eastAsia="宋体"/>
+          <w:sz w:val="21"/>
+        </w:rPr>
+        <w:t xml:space="preserve"> 重新挑最高优先级的线程之后，这个测试就过了。</w:t>
+      </w:r>
+    </w:p>
+    <w:p>
+      <w:pPr>
+        <w:ind w:firstLine="420"/>
+      </w:pPr>
+      <w:r>
+        <w:rPr>
+          <w:rFonts w:ascii="Times New Roman" w:hAnsi="Times New Roman" w:eastAsia="宋体"/>
+          <w:sz w:val="21"/>
+        </w:rPr>
+        <w:t>这件事让我意识到，</w:t>
+      </w:r>
+      <w:r>
+        <w:rPr>
+          <w:rFonts w:ascii="Consolas" w:hAnsi="Consolas" w:eastAsia="宋体"/>
+          <w:color w:val="A31515"/>
+          <w:sz w:val="19"/>
+        </w:rPr>
+        <w:t>printf</w:t>
+      </w:r>
+      <w:r>
+        <w:rPr>
+          <w:rFonts w:ascii="Times New Roman" w:hAnsi="Times New Roman" w:eastAsia="宋体"/>
+          <w:sz w:val="21"/>
+        </w:rPr>
+        <w:t xml:space="preserve"> 调试虽然土，但在内核里非常好用；关键是要想清楚“打印什么”——打印优先级本身没问题，真正有问题的是</w:t>
+      </w:r>
+      <w:r>
+        <w:rPr>
+          <w:rFonts w:ascii="Times New Roman" w:hAnsi="Times New Roman" w:eastAsia="宋体"/>
+          <w:b/>
+          <w:sz w:val="21"/>
+        </w:rPr>
+        <w:t>顺序</w:t>
+      </w:r>
+      <w:r>
+        <w:rPr>
+          <w:rFonts w:ascii="Times New Roman" w:hAnsi="Times New Roman" w:eastAsia="宋体"/>
+          <w:sz w:val="21"/>
+        </w:rPr>
+        <w:t>。</w:t>
+      </w:r>
+    </w:p>
+    <w:p>
+      <w:pPr>
+        <w:ind w:firstLine="420"/>
+      </w:pPr>
+      <w:r>
+        <w:rPr>
+          <w:rFonts w:ascii="Times New Roman" w:hAnsi="Times New Roman" w:eastAsia="宋体"/>
+          <w:b/>
+          <w:sz w:val="21"/>
+        </w:rPr>
+        <w:t>困难三：priority-donate-lower 中优先级被“降”掉了。</w:t>
+      </w:r>
+    </w:p>
+    <w:p>
+      <w:pPr>
+        <w:ind w:firstLine="420"/>
+      </w:pPr>
+      <w:r>
+        <w:rPr>
+          <w:rFonts w:ascii="Consolas" w:hAnsi="Consolas" w:eastAsia="宋体"/>
+          <w:color w:val="A31515"/>
+          <w:sz w:val="19"/>
+        </w:rPr>
+        <w:t>thread_set_priority</w:t>
+      </w:r>
+      <w:r>
+        <w:rPr>
+          <w:rFonts w:ascii="Times New Roman" w:hAnsi="Times New Roman" w:eastAsia="宋体"/>
+          <w:sz w:val="21"/>
+        </w:rPr>
+        <w:t xml:space="preserve"> 第一版只有一行 </w:t>
+      </w:r>
+      <w:r>
+        <w:rPr>
+          <w:rFonts w:ascii="Consolas" w:hAnsi="Consolas" w:eastAsia="宋体"/>
+          <w:color w:val="A31515"/>
+          <w:sz w:val="19"/>
+        </w:rPr>
+        <w:t>thread_current ()-&gt;priority = new_priority;</w:t>
+      </w:r>
+      <w:r>
+        <w:rPr>
+          <w:rFonts w:ascii="Times New Roman" w:hAnsi="Times New Roman" w:eastAsia="宋体"/>
+          <w:sz w:val="21"/>
+        </w:rPr>
+        <w:t>。donate-lower 里主线程被捐赠到 41 后把自己设成 21，期望实际优先级仍是 41（因为还有人在等它的锁），结果变成了 21：</w:t>
+      </w:r>
+    </w:p>
+    <w:p>
+      <w:pPr>
+        <w:spacing w:line="240" w:lineRule="auto" w:before="40" w:after="120"/>
+        <w:shd w:val="clear" w:color="auto" w:fill="F3F3F3"/>
+        <w:pBdr>
+          <w:top w:val="single" w:sz="4" w:space="4" w:color="D9D9D9"/>
+          <w:left w:val="single" w:sz="4" w:space="4" w:color="D9D9D9"/>
+          <w:bottom w:val="single" w:sz="4" w:space="4" w:color="D9D9D9"/>
+          <w:right w:val="single" w:sz="4" w:space="4" w:color="D9D9D9"/>
+        </w:pBdr>
+      </w:pPr>
+      <w:r>
+        <w:rPr>
+          <w:rFonts w:ascii="Consolas" w:hAnsi="Consolas" w:eastAsia="宋体"/>
+          <w:sz w:val="17"/>
+        </w:rPr>
+        <w:t xml:space="preserve">  (priority-donate-lower) Lowering base priority...</w:t>
+        <w:br/>
+      </w:r>
+      <w:r>
+        <w:rPr>
+          <w:rFonts w:ascii="Consolas" w:hAnsi="Consolas" w:eastAsia="宋体"/>
+          <w:sz w:val="17"/>
+        </w:rPr>
+        <w:t>- (priority-donate-lower) Main thread should have priority 41.  Actual priority: 41.</w:t>
+        <w:br/>
+      </w:r>
+      <w:r>
+        <w:rPr>
+          <w:rFonts w:ascii="Consolas" w:hAnsi="Consolas" w:eastAsia="宋体"/>
+          <w:sz w:val="17"/>
+        </w:rPr>
+        <w:t>+ (priority-donate-lower) Main thread should have priority 41.  Actual priority: 21.</w:t>
+      </w:r>
+    </w:p>
+    <w:p>
+      <w:pPr>
+        <w:ind w:firstLine="420"/>
+      </w:pPr>
+      <w:r>
+        <w:rPr>
+          <w:rFonts w:ascii="Times New Roman" w:hAnsi="Times New Roman" w:eastAsia="宋体"/>
+          <w:sz w:val="21"/>
+        </w:rPr>
+        <w:t xml:space="preserve">这也是我决定引入 </w:t>
+      </w:r>
+      <w:r>
+        <w:rPr>
+          <w:rFonts w:ascii="Consolas" w:hAnsi="Consolas" w:eastAsia="宋体"/>
+          <w:color w:val="A31515"/>
+          <w:sz w:val="19"/>
+        </w:rPr>
+        <w:t>base_priority</w:t>
+      </w:r>
+      <w:r>
+        <w:rPr>
+          <w:rFonts w:ascii="Times New Roman" w:hAnsi="Times New Roman" w:eastAsia="宋体"/>
+          <w:sz w:val="21"/>
+        </w:rPr>
+        <w:t xml:space="preserve"> + “公式重算”的直接原因：</w:t>
+      </w:r>
+      <w:r>
+        <w:rPr>
+          <w:rFonts w:ascii="Consolas" w:hAnsi="Consolas" w:eastAsia="宋体"/>
+          <w:color w:val="A31515"/>
+          <w:sz w:val="19"/>
+        </w:rPr>
+        <w:t>set_priority</w:t>
+      </w:r>
+      <w:r>
+        <w:rPr>
+          <w:rFonts w:ascii="Times New Roman" w:hAnsi="Times New Roman" w:eastAsia="宋体"/>
+          <w:sz w:val="21"/>
+        </w:rPr>
+        <w:t xml:space="preserve"> 改的只是 base，实际优先级永远由 </w:t>
+      </w:r>
+      <w:r>
+        <w:rPr>
+          <w:rFonts w:ascii="Consolas" w:hAnsi="Consolas" w:eastAsia="宋体"/>
+          <w:color w:val="A31515"/>
+          <w:sz w:val="19"/>
+        </w:rPr>
+        <w:t>thread_update_priority</w:t>
+      </w:r>
+      <w:r>
+        <w:rPr>
+          <w:rFonts w:ascii="Times New Roman" w:hAnsi="Times New Roman" w:eastAsia="宋体"/>
+          <w:sz w:val="21"/>
+        </w:rPr>
+        <w:t xml:space="preserve"> 算出来。</w:t>
+      </w:r>
+    </w:p>
+    <w:p>
+      <w:pPr>
+        <w:ind w:firstLine="420"/>
+      </w:pPr>
+      <w:r>
+        <w:rPr>
+          <w:rFonts w:ascii="Times New Roman" w:hAnsi="Times New Roman" w:eastAsia="宋体"/>
+          <w:b/>
+          <w:sz w:val="21"/>
+        </w:rPr>
+        <w:t>困难四：捐赠第一版一下挂了 4 个。</w:t>
+      </w:r>
+      <w:r>
+        <w:rPr>
+          <w:rFonts w:ascii="Times New Roman" w:hAnsi="Times New Roman" w:eastAsia="宋体"/>
+          <w:sz w:val="21"/>
+        </w:rPr>
+        <w:t xml:space="preserve"> 第一版捐赠只捐给直接持有者、放锁时直接恢复 </w:t>
+      </w:r>
+      <w:r>
+        <w:rPr>
+          <w:rFonts w:ascii="Consolas" w:hAnsi="Consolas" w:eastAsia="宋体"/>
+          <w:color w:val="A31515"/>
+          <w:sz w:val="19"/>
+        </w:rPr>
+        <w:t>base_priority</w:t>
+      </w:r>
+      <w:r>
+        <w:rPr>
+          <w:rFonts w:ascii="Times New Roman" w:hAnsi="Times New Roman" w:eastAsia="宋体"/>
+          <w:sz w:val="21"/>
+        </w:rPr>
+        <w:t>，donate-one 过了，但 multiple、multiple2、nest、chain 全挂。具体现象见 7.2 节的 ⑤⑥。我当时在纸上把 donate-multiple 和 donate-nest 的锁、线程、优先级画成图，一步一步推每个时刻谁持有哪把锁、谁的优先级应该是多少，才发现“恢复 base”和“只捐一层”这两个假设都不成立。画完图之后再写代码，基本就是一次过。</w:t>
+      </w:r>
+    </w:p>
+    <w:p>
+      <w:pPr>
+        <w:ind w:firstLine="420"/>
+      </w:pPr>
+      <w:r>
+        <w:rPr>
+          <w:rFonts w:ascii="Times New Roman" w:hAnsi="Times New Roman" w:eastAsia="宋体"/>
+          <w:b/>
+          <w:sz w:val="21"/>
+        </w:rPr>
+        <w:t>困难五：读代码时发现的一个隐患。</w:t>
+      </w:r>
+      <w:r>
+        <w:rPr>
+          <w:rFonts w:ascii="Times New Roman" w:hAnsi="Times New Roman" w:eastAsia="宋体"/>
+          <w:sz w:val="21"/>
+        </w:rPr>
+        <w:t xml:space="preserve"> 写完嵌套捐赠后，我又对着代码推了一遍各种交错的情况，发现一个窗口期：A 刚 </w:t>
+      </w:r>
+      <w:r>
+        <w:rPr>
+          <w:rFonts w:ascii="Consolas" w:hAnsi="Consolas" w:eastAsia="宋体"/>
+          <w:color w:val="A31515"/>
+          <w:sz w:val="19"/>
+        </w:rPr>
+        <w:t>lock_release</w:t>
+      </w:r>
+      <w:r>
+        <w:rPr>
+          <w:rFonts w:ascii="Times New Roman" w:hAnsi="Times New Roman" w:eastAsia="宋体"/>
+          <w:sz w:val="21"/>
+        </w:rPr>
+        <w:t xml:space="preserve"> 把 </w:t>
+      </w:r>
+      <w:r>
+        <w:rPr>
+          <w:rFonts w:ascii="Consolas" w:hAnsi="Consolas" w:eastAsia="宋体"/>
+          <w:color w:val="A31515"/>
+          <w:sz w:val="19"/>
+        </w:rPr>
+        <w:t>holder</w:t>
+      </w:r>
+      <w:r>
+        <w:rPr>
+          <w:rFonts w:ascii="Times New Roman" w:hAnsi="Times New Roman" w:eastAsia="宋体"/>
+          <w:sz w:val="21"/>
+        </w:rPr>
+        <w:t xml:space="preserve"> 置成 NULL 并唤醒了等待者 B，但 B 还没被调度、没来得及把自己设成 </w:t>
+      </w:r>
+      <w:r>
+        <w:rPr>
+          <w:rFonts w:ascii="Consolas" w:hAnsi="Consolas" w:eastAsia="宋体"/>
+          <w:color w:val="A31515"/>
+          <w:sz w:val="19"/>
+        </w:rPr>
+        <w:t>holder</w:t>
+      </w:r>
+      <w:r>
+        <w:rPr>
+          <w:rFonts w:ascii="Times New Roman" w:hAnsi="Times New Roman" w:eastAsia="宋体"/>
+          <w:sz w:val="21"/>
+        </w:rPr>
+        <w:t xml:space="preserve">，这时 B 的 </w:t>
+      </w:r>
+      <w:r>
+        <w:rPr>
+          <w:rFonts w:ascii="Consolas" w:hAnsi="Consolas" w:eastAsia="宋体"/>
+          <w:color w:val="A31515"/>
+          <w:sz w:val="19"/>
+        </w:rPr>
+        <w:t>waiting_lock</w:t>
+      </w:r>
+      <w:r>
+        <w:rPr>
+          <w:rFonts w:ascii="Times New Roman" w:hAnsi="Times New Roman" w:eastAsia="宋体"/>
+          <w:sz w:val="21"/>
+        </w:rPr>
+        <w:t xml:space="preserve"> 仍指向这把锁。如果此时另一个线程沿锁链捐赠到 B，再往下走就会访问 </w:t>
+      </w:r>
+      <w:r>
+        <w:rPr>
+          <w:rFonts w:ascii="Consolas" w:hAnsi="Consolas" w:eastAsia="宋体"/>
+          <w:color w:val="A31515"/>
+          <w:sz w:val="19"/>
+        </w:rPr>
+        <w:t>NULL-&gt;waiting_lock</w:t>
+      </w:r>
+      <w:r>
+        <w:rPr>
+          <w:rFonts w:ascii="Times New Roman" w:hAnsi="Times New Roman" w:eastAsia="宋体"/>
+          <w:sz w:val="21"/>
+        </w:rPr>
+        <w:t xml:space="preserve">。测试里没有触发，但我还是在循环条件里加了 </w:t>
+      </w:r>
+      <w:r>
+        <w:rPr>
+          <w:rFonts w:ascii="Consolas" w:hAnsi="Consolas" w:eastAsia="宋体"/>
+          <w:color w:val="A31515"/>
+          <w:sz w:val="19"/>
+        </w:rPr>
+        <w:t>l-&gt;holder != NULL</w:t>
+      </w:r>
+      <w:r>
+        <w:rPr>
+          <w:rFonts w:ascii="Times New Roman" w:hAnsi="Times New Roman" w:eastAsia="宋体"/>
+          <w:sz w:val="21"/>
+        </w:rPr>
+        <w:t>（见 5.3 节）。</w:t>
+      </w:r>
+    </w:p>
+    <w:p>
+      <w:pPr>
+        <w:ind w:firstLine="420"/>
+      </w:pPr>
+      <w:r>
+        <w:rPr>
+          <w:rFonts w:ascii="Times New Roman" w:hAnsi="Times New Roman" w:eastAsia="宋体"/>
+          <w:b/>
+          <w:sz w:val="21"/>
+        </w:rPr>
+        <w:t>困难六：环境和效率问题。</w:t>
+      </w:r>
+    </w:p>
+    <w:p>
+      <w:pPr>
+        <w:pStyle w:val="ListBullet"/>
+      </w:pPr>
+      <w:r>
+        <w:rPr>
+          <w:rFonts w:ascii="Consolas" w:hAnsi="Consolas" w:eastAsia="宋体"/>
+          <w:color w:val="A31515"/>
+          <w:sz w:val="19"/>
+        </w:rPr>
+        <w:t>make check</w:t>
+      </w:r>
+      <w:r>
+        <w:rPr>
+          <w:rFonts w:ascii="Times New Roman" w:hAnsi="Times New Roman" w:eastAsia="宋体"/>
+          <w:sz w:val="21"/>
+        </w:rPr>
+        <w:t xml:space="preserve"> 不加 </w:t>
+      </w:r>
+      <w:r>
+        <w:rPr>
+          <w:rFonts w:ascii="Consolas" w:hAnsi="Consolas" w:eastAsia="宋体"/>
+          <w:color w:val="A31515"/>
+          <w:sz w:val="19"/>
+        </w:rPr>
+        <w:t>-j</w:t>
+      </w:r>
+      <w:r>
+        <w:rPr>
+          <w:rFonts w:ascii="Times New Roman" w:hAnsi="Times New Roman" w:eastAsia="宋体"/>
+          <w:sz w:val="21"/>
+        </w:rPr>
+        <w:t xml:space="preserve"> 跑一遍要十几分钟（mlfqs-load-60、mlfqs-recent-1 每个都要跑三分钟左右），一开始每改一行都全跑一次，效率很低。后来改成只跑相关的单个测试（</w:t>
+      </w:r>
+      <w:r>
+        <w:rPr>
+          <w:rFonts w:ascii="Consolas" w:hAnsi="Consolas" w:eastAsia="宋体"/>
+          <w:color w:val="A31515"/>
+          <w:sz w:val="19"/>
+        </w:rPr>
+        <w:t>make tests/threads/xxx.result</w:t>
+      </w:r>
+      <w:r>
+        <w:rPr>
+          <w:rFonts w:ascii="Times New Roman" w:hAnsi="Times New Roman" w:eastAsia="宋体"/>
+          <w:sz w:val="21"/>
+        </w:rPr>
+        <w:t xml:space="preserve">），全部改完再完整跑一次 </w:t>
+      </w:r>
+      <w:r>
+        <w:rPr>
+          <w:rFonts w:ascii="Consolas" w:hAnsi="Consolas" w:eastAsia="宋体"/>
+          <w:color w:val="A31515"/>
+          <w:sz w:val="19"/>
+        </w:rPr>
+        <w:t>make check</w:t>
+      </w:r>
+      <w:r>
+        <w:rPr>
+          <w:rFonts w:ascii="Times New Roman" w:hAnsi="Times New Roman" w:eastAsia="宋体"/>
+          <w:sz w:val="21"/>
+        </w:rPr>
+        <w:t>。</w:t>
+      </w:r>
+    </w:p>
+    <w:p>
+      <w:pPr>
+        <w:pStyle w:val="ListBullet"/>
+      </w:pPr>
+      <w:r>
+        <w:rPr>
+          <w:rFonts w:ascii="Times New Roman" w:hAnsi="Times New Roman" w:eastAsia="宋体"/>
+          <w:sz w:val="21"/>
+        </w:rPr>
+        <w:t>我的虚拟机给了 4 个核，</w:t>
+      </w:r>
+      <w:r>
+        <w:rPr>
+          <w:rFonts w:ascii="Consolas" w:hAnsi="Consolas" w:eastAsia="宋体"/>
+          <w:color w:val="A31515"/>
+          <w:sz w:val="19"/>
+        </w:rPr>
+        <w:t>make check -j4</w:t>
+      </w:r>
+      <w:r>
+        <w:rPr>
+          <w:rFonts w:ascii="Times New Roman" w:hAnsi="Times New Roman" w:eastAsia="宋体"/>
+          <w:sz w:val="21"/>
+        </w:rPr>
+        <w:t xml:space="preserve"> 可以把时间缩短到几分钟。不过 mlfqs 的测试和真实时间有关，并行时如果机器负载太高可能会影响结果，所以最终截图用的是不加 </w:t>
+      </w:r>
+      <w:r>
+        <w:rPr>
+          <w:rFonts w:ascii="Consolas" w:hAnsi="Consolas" w:eastAsia="宋体"/>
+          <w:color w:val="A31515"/>
+          <w:sz w:val="19"/>
+        </w:rPr>
+        <w:t>-j</w:t>
+      </w:r>
+      <w:r>
+        <w:rPr>
+          <w:rFonts w:ascii="Times New Roman" w:hAnsi="Times New Roman" w:eastAsia="宋体"/>
+          <w:sz w:val="21"/>
+        </w:rPr>
+        <w:t xml:space="preserve"> 的完整运行。</w:t>
+      </w:r>
+    </w:p>
+    <w:p>
+      <w:pPr>
+        <w:pStyle w:val="Heading1"/>
+      </w:pPr>
+      <w:r>
+        <w:rPr>
+          <w:rFonts w:ascii="Arial" w:hAnsi="Arial" w:eastAsia="黑体"/>
+          <w:b/>
+          <w:color w:val="000000"/>
+          <w:sz w:val="30"/>
+        </w:rPr>
+        <w:t>八、心得体会</w:t>
+      </w:r>
+    </w:p>
+    <w:p>
+      <w:pPr>
+        <w:ind w:firstLine="420"/>
+      </w:pPr>
+      <w:r>
+        <w:rPr>
+          <w:rFonts w:ascii="Times New Roman" w:hAnsi="Times New Roman" w:eastAsia="宋体"/>
+          <w:b/>
+          <w:sz w:val="21"/>
+        </w:rPr>
+        <w:t>1. 测试用例比文档更“精确”。</w:t>
+      </w:r>
+      <w:r>
+        <w:rPr>
+          <w:rFonts w:ascii="Times New Roman" w:hAnsi="Times New Roman" w:eastAsia="宋体"/>
+          <w:sz w:val="21"/>
+        </w:rPr>
+        <w:t xml:space="preserve"> Pintos 文档写的是需求，而测试用例里写死的是行为。比如文档说“同优先级轮转”，可我是在 priority-fifo 的输出里才真正意识到，这取决于 </w:t>
+      </w:r>
+      <w:r>
+        <w:rPr>
+          <w:rFonts w:ascii="Consolas" w:hAnsi="Consolas" w:eastAsia="宋体"/>
+          <w:color w:val="A31515"/>
+          <w:sz w:val="19"/>
+        </w:rPr>
+        <w:t>list_insert_ordered</w:t>
+      </w:r>
+      <w:r>
+        <w:rPr>
+          <w:rFonts w:ascii="Times New Roman" w:hAnsi="Times New Roman" w:eastAsia="宋体"/>
+          <w:sz w:val="21"/>
+        </w:rPr>
+        <w:t xml:space="preserve"> 的比较函数里有没有那个等号。以后再做类似的实验，我会先把测试的 </w:t>
+      </w:r>
+      <w:r>
+        <w:rPr>
+          <w:rFonts w:ascii="Consolas" w:hAnsi="Consolas" w:eastAsia="宋体"/>
+          <w:color w:val="A31515"/>
+          <w:sz w:val="19"/>
+        </w:rPr>
+        <w:t>.c</w:t>
+      </w:r>
+      <w:r>
+        <w:rPr>
+          <w:rFonts w:ascii="Times New Roman" w:hAnsi="Times New Roman" w:eastAsia="宋体"/>
+          <w:sz w:val="21"/>
+        </w:rPr>
+        <w:t xml:space="preserve"> 和 </w:t>
+      </w:r>
+      <w:r>
+        <w:rPr>
+          <w:rFonts w:ascii="Consolas" w:hAnsi="Consolas" w:eastAsia="宋体"/>
+          <w:color w:val="A31515"/>
+          <w:sz w:val="19"/>
+        </w:rPr>
+        <w:t>.ck</w:t>
+      </w:r>
+      <w:r>
+        <w:rPr>
+          <w:rFonts w:ascii="Times New Roman" w:hAnsi="Times New Roman" w:eastAsia="宋体"/>
+          <w:sz w:val="21"/>
+        </w:rPr>
+        <w:t xml:space="preserve"> 读一遍再动手。</w:t>
+      </w:r>
+    </w:p>
+    <w:p>
+      <w:pPr>
+        <w:ind w:firstLine="420"/>
+      </w:pPr>
+      <w:r>
+        <w:rPr>
+          <w:rFonts w:ascii="Times New Roman" w:hAnsi="Times New Roman" w:eastAsia="宋体"/>
+          <w:b/>
+          <w:sz w:val="21"/>
+        </w:rPr>
+        <w:t>2. “有序”是有前提的。</w:t>
+      </w:r>
+      <w:r>
+        <w:rPr>
+          <w:rFonts w:ascii="Times New Roman" w:hAnsi="Times New Roman" w:eastAsia="宋体"/>
+          <w:sz w:val="21"/>
+        </w:rPr>
+        <w:t xml:space="preserve"> 一开始我以为给 </w:t>
+      </w:r>
+      <w:r>
+        <w:rPr>
+          <w:rFonts w:ascii="Consolas" w:hAnsi="Consolas" w:eastAsia="宋体"/>
+          <w:color w:val="A31515"/>
+          <w:sz w:val="19"/>
+        </w:rPr>
+        <w:t>ready_list</w:t>
+      </w:r>
+      <w:r>
+        <w:rPr>
+          <w:rFonts w:ascii="Times New Roman" w:hAnsi="Times New Roman" w:eastAsia="宋体"/>
+          <w:sz w:val="21"/>
+        </w:rPr>
+        <w:t xml:space="preserve"> 和 </w:t>
+      </w:r>
+      <w:r>
+        <w:rPr>
+          <w:rFonts w:ascii="Consolas" w:hAnsi="Consolas" w:eastAsia="宋体"/>
+          <w:color w:val="A31515"/>
+          <w:sz w:val="19"/>
+        </w:rPr>
+        <w:t>waiters</w:t>
+      </w:r>
+      <w:r>
+        <w:rPr>
+          <w:rFonts w:ascii="Times New Roman" w:hAnsi="Times New Roman" w:eastAsia="宋体"/>
+          <w:sz w:val="21"/>
+        </w:rPr>
+        <w:t xml:space="preserve"> 都用有序插入就万事大吉了，后来才意识到有序插入只在“插进去之后优先级不变”时才成立。捐赠会改变阻塞线程的优先级，MLFQS 每 4 个 tick 会改变所有线程的优先级，所以要么在取出时重新找最大值（</w:t>
+      </w:r>
+      <w:r>
+        <w:rPr>
+          <w:rFonts w:ascii="Consolas" w:hAnsi="Consolas" w:eastAsia="宋体"/>
+          <w:color w:val="A31515"/>
+          <w:sz w:val="19"/>
+        </w:rPr>
+        <w:t>sema_up</w:t>
+      </w:r>
+      <w:r>
+        <w:rPr>
+          <w:rFonts w:ascii="Times New Roman" w:hAnsi="Times New Roman" w:eastAsia="宋体"/>
+          <w:sz w:val="21"/>
+        </w:rPr>
+        <w:t>、</w:t>
+      </w:r>
+      <w:r>
+        <w:rPr>
+          <w:rFonts w:ascii="Consolas" w:hAnsi="Consolas" w:eastAsia="宋体"/>
+          <w:color w:val="A31515"/>
+          <w:sz w:val="19"/>
+        </w:rPr>
+        <w:t>cond_signal</w:t>
+      </w:r>
+      <w:r>
+        <w:rPr>
+          <w:rFonts w:ascii="Times New Roman" w:hAnsi="Times New Roman" w:eastAsia="宋体"/>
+          <w:sz w:val="21"/>
+        </w:rPr>
+        <w:t>），要么在优先级变化后重新排序（</w:t>
+      </w:r>
+      <w:r>
+        <w:rPr>
+          <w:rFonts w:ascii="Consolas" w:hAnsi="Consolas" w:eastAsia="宋体"/>
+          <w:color w:val="A31515"/>
+          <w:sz w:val="19"/>
+        </w:rPr>
+        <w:t>thread_update_priority</w:t>
+      </w:r>
+      <w:r>
+        <w:rPr>
+          <w:rFonts w:ascii="Times New Roman" w:hAnsi="Times New Roman" w:eastAsia="宋体"/>
+          <w:sz w:val="21"/>
+        </w:rPr>
+        <w:t xml:space="preserve"> 把就绪线程挪位置、MLFQS 里 </w:t>
+      </w:r>
+      <w:r>
+        <w:rPr>
+          <w:rFonts w:ascii="Consolas" w:hAnsi="Consolas" w:eastAsia="宋体"/>
+          <w:color w:val="A31515"/>
+          <w:sz w:val="19"/>
+        </w:rPr>
+        <w:t>list_sort</w:t>
+      </w:r>
+      <w:r>
+        <w:rPr>
+          <w:rFonts w:ascii="Times New Roman" w:hAnsi="Times New Roman" w:eastAsia="宋体"/>
+          <w:sz w:val="21"/>
+        </w:rPr>
+        <w:t>）。这一点在退化实验 ③ 里体现得特别明显。</w:t>
+      </w:r>
+    </w:p>
+    <w:p>
+      <w:pPr>
+        <w:ind w:firstLine="420"/>
+      </w:pPr>
+      <w:r>
+        <w:rPr>
+          <w:rFonts w:ascii="Times New Roman" w:hAnsi="Times New Roman" w:eastAsia="宋体"/>
+          <w:b/>
+          <w:sz w:val="21"/>
+        </w:rPr>
+        <w:t>3. 状态尽量“算”出来，而不是“改”出来。</w:t>
+      </w:r>
+      <w:r>
+        <w:rPr>
+          <w:rFonts w:ascii="Times New Roman" w:hAnsi="Times New Roman" w:eastAsia="宋体"/>
+          <w:sz w:val="21"/>
+        </w:rPr>
+        <w:t xml:space="preserve"> 实现捐赠时，我没有在 </w:t>
+      </w:r>
+      <w:r>
+        <w:rPr>
+          <w:rFonts w:ascii="Consolas" w:hAnsi="Consolas" w:eastAsia="宋体"/>
+          <w:color w:val="A31515"/>
+          <w:sz w:val="19"/>
+        </w:rPr>
+        <w:t>lock_acquire</w:t>
+      </w:r>
+      <w:r>
+        <w:rPr>
+          <w:rFonts w:ascii="Times New Roman" w:hAnsi="Times New Roman" w:eastAsia="宋体"/>
+          <w:sz w:val="21"/>
+        </w:rPr>
+        <w:t xml:space="preserve"> 里“加”优先级、在 </w:t>
+      </w:r>
+      <w:r>
+        <w:rPr>
+          <w:rFonts w:ascii="Consolas" w:hAnsi="Consolas" w:eastAsia="宋体"/>
+          <w:color w:val="A31515"/>
+          <w:sz w:val="19"/>
+        </w:rPr>
+        <w:t>lock_release</w:t>
+      </w:r>
+      <w:r>
+        <w:rPr>
+          <w:rFonts w:ascii="Times New Roman" w:hAnsi="Times New Roman" w:eastAsia="宋体"/>
+          <w:sz w:val="21"/>
+        </w:rPr>
+        <w:t xml:space="preserve"> 里“减”回去，而是让实际优先级永远等于 </w:t>
+      </w:r>
+      <w:r>
+        <w:rPr>
+          <w:rFonts w:ascii="Consolas" w:hAnsi="Consolas" w:eastAsia="宋体"/>
+          <w:color w:val="A31515"/>
+          <w:sz w:val="19"/>
+        </w:rPr>
+        <w:t>max(base_priority, 每把锁的 max_priority)</w:t>
+      </w:r>
+      <w:r>
+        <w:rPr>
+          <w:rFonts w:ascii="Times New Roman" w:hAnsi="Times New Roman" w:eastAsia="宋体"/>
+          <w:sz w:val="21"/>
+        </w:rPr>
+        <w:t>，任何地方有变化就整体重算一遍。这样多重捐赠、嵌套捐赠、捐赠期间改 base_priority 这几种情况都不用单独处理，退化实验 ⑤ 也说明了“直接恢复 base”这种增量写法在多把锁时是错的。</w:t>
+      </w:r>
+    </w:p>
+    <w:p>
+      <w:pPr>
+        <w:ind w:firstLine="420"/>
+      </w:pPr>
+      <w:r>
+        <w:rPr>
+          <w:rFonts w:ascii="Times New Roman" w:hAnsi="Times New Roman" w:eastAsia="宋体"/>
+          <w:b/>
+          <w:sz w:val="21"/>
+        </w:rPr>
+        <w:t>4. 中断上下文要格外小心。</w:t>
+      </w:r>
+      <w:r>
+        <w:rPr>
+          <w:rFonts w:ascii="Times New Roman" w:hAnsi="Times New Roman" w:eastAsia="宋体"/>
+          <w:sz w:val="21"/>
+        </w:rPr>
+        <w:t xml:space="preserve"> 时钟中断里不能 </w:t>
+      </w:r>
+      <w:r>
+        <w:rPr>
+          <w:rFonts w:ascii="Consolas" w:hAnsi="Consolas" w:eastAsia="宋体"/>
+          <w:color w:val="A31515"/>
+          <w:sz w:val="19"/>
+        </w:rPr>
+        <w:t>thread_yield()</w:t>
+      </w:r>
+      <w:r>
+        <w:rPr>
+          <w:rFonts w:ascii="Times New Roman" w:hAnsi="Times New Roman" w:eastAsia="宋体"/>
+          <w:sz w:val="21"/>
+        </w:rPr>
+        <w:t xml:space="preserve">、不能睡眠，只能用 </w:t>
+      </w:r>
+      <w:r>
+        <w:rPr>
+          <w:rFonts w:ascii="Consolas" w:hAnsi="Consolas" w:eastAsia="宋体"/>
+          <w:color w:val="A31515"/>
+          <w:sz w:val="19"/>
+        </w:rPr>
+        <w:t>intr_yield_on_return()</w:t>
+      </w:r>
+      <w:r>
+        <w:rPr>
+          <w:rFonts w:ascii="Times New Roman" w:hAnsi="Times New Roman" w:eastAsia="宋体"/>
+          <w:sz w:val="21"/>
+        </w:rPr>
+        <w:t xml:space="preserve"> 让中断返回时再切换；而且在中断里做的事情要尽量少——mlfqs-load-avg 的注释专门提醒了这一点：如果中断处理太慢，主线程来不及睡回去，就会被错算进 </w:t>
+      </w:r>
+      <w:r>
+        <w:rPr>
+          <w:rFonts w:ascii="Consolas" w:hAnsi="Consolas" w:eastAsia="宋体"/>
+          <w:color w:val="A31515"/>
+          <w:sz w:val="19"/>
+        </w:rPr>
+        <w:t>ready_threads</w:t>
+      </w:r>
+      <w:r>
+        <w:rPr>
+          <w:rFonts w:ascii="Times New Roman" w:hAnsi="Times New Roman" w:eastAsia="宋体"/>
+          <w:sz w:val="21"/>
+        </w:rPr>
+        <w:t>，把 load_avg 抬高。所以我在时钟中断里只在每秒、每 4 tick 时才遍历所有线程。</w:t>
+      </w:r>
+    </w:p>
+    <w:p>
+      <w:pPr>
+        <w:ind w:firstLine="420"/>
+      </w:pPr>
+      <w:r>
+        <w:rPr>
+          <w:rFonts w:ascii="Times New Roman" w:hAnsi="Times New Roman" w:eastAsia="宋体"/>
+          <w:b/>
+          <w:sz w:val="21"/>
+        </w:rPr>
         <w:t>5. 对“优先级反转”的理解更具体了。</w:t>
       </w:r>
       <w:r>
@@ -8467,7 +11283,142 @@
           <w:rFonts w:ascii="Times New Roman" w:hAnsi="Times New Roman" w:eastAsia="宋体"/>
           <w:sz w:val="21"/>
         </w:rPr>
-        <w:t xml:space="preserve"> 课上讲 Mars Pathfinder 时只是觉得是个有趣的故事，这次自己把 donate-chain 的嵌套捐赠去掉后，看到 interloper 一个接一个插到高优先级线程前面跑完，才真正体会到优先级反转是怎么发生的、为什么捐赠必须沿着锁链一直传递下去。</w:t>
+        <w:t xml:space="preserve"> 课上讲 Mars Pathfinder 时只是觉得是个有趣的故事，这次第一版只捐一层时，看到 donate-chain 里 interloper 一个接一个插到高优先级线程前面跑完，才真正体会到优先级反转是怎么发生的、为什么捐赠必须沿着锁链一直传递下去。</w:t>
+      </w:r>
+    </w:p>
+    <w:p>
+      <w:pPr>
+        <w:ind w:firstLine="420"/>
+      </w:pPr>
+      <w:r>
+        <w:rPr>
+          <w:rFonts w:ascii="Times New Roman" w:hAnsi="Times New Roman" w:eastAsia="宋体"/>
+          <w:b/>
+          <w:sz w:val="21"/>
+        </w:rPr>
+        <w:t>6. 调试比写代码花的时间多。</w:t>
+      </w:r>
+      <w:r>
+        <w:rPr>
+          <w:rFonts w:ascii="Times New Roman" w:hAnsi="Times New Roman" w:eastAsia="宋体"/>
+          <w:sz w:val="21"/>
+        </w:rPr>
+        <w:t xml:space="preserve"> 回头算了一下，真正写代码的时间可能不到一半，剩下的时间都在读 </w:t>
+      </w:r>
+      <w:r>
+        <w:rPr>
+          <w:rFonts w:ascii="Consolas" w:hAnsi="Consolas" w:eastAsia="宋体"/>
+          <w:color w:val="A31515"/>
+          <w:sz w:val="19"/>
+        </w:rPr>
+        <w:t>.result</w:t>
+      </w:r>
+      <w:r>
+        <w:rPr>
+          <w:rFonts w:ascii="Times New Roman" w:hAnsi="Times New Roman" w:eastAsia="宋体"/>
+          <w:sz w:val="21"/>
+        </w:rPr>
+        <w:t xml:space="preserve"> 的 diff、加 </w:t>
+      </w:r>
+      <w:r>
+        <w:rPr>
+          <w:rFonts w:ascii="Consolas" w:hAnsi="Consolas" w:eastAsia="宋体"/>
+          <w:color w:val="A31515"/>
+          <w:sz w:val="19"/>
+        </w:rPr>
+        <w:t>printf</w:t>
+      </w:r>
+      <w:r>
+        <w:rPr>
+          <w:rFonts w:ascii="Times New Roman" w:hAnsi="Times New Roman" w:eastAsia="宋体"/>
+          <w:sz w:val="21"/>
+        </w:rPr>
+        <w:t xml:space="preserve">、看 </w:t>
+      </w:r>
+      <w:r>
+        <w:rPr>
+          <w:rFonts w:ascii="Consolas" w:hAnsi="Consolas" w:eastAsia="宋体"/>
+          <w:color w:val="A31515"/>
+          <w:sz w:val="19"/>
+        </w:rPr>
+        <w:t>backtrace</w:t>
+      </w:r>
+      <w:r>
+        <w:rPr>
+          <w:rFonts w:ascii="Times New Roman" w:hAnsi="Times New Roman" w:eastAsia="宋体"/>
+          <w:sz w:val="21"/>
+        </w:rPr>
+        <w:t>、在纸上画锁和线程的关系图。以前写程序出错了习惯“改改试试”，但内核出错往往是直接 panic 或者输出顺序不对，乱改根本试不出来，只能想办法让内核“开口说话”。</w:t>
+      </w:r>
+      <w:r>
+        <w:rPr>
+          <w:rFonts w:ascii="Consolas" w:hAnsi="Consolas" w:eastAsia="宋体"/>
+          <w:color w:val="A31515"/>
+          <w:sz w:val="19"/>
+        </w:rPr>
+        <w:t>-fno-omit-frame-pointer</w:t>
+      </w:r>
+      <w:r>
+        <w:rPr>
+          <w:rFonts w:ascii="Times New Roman" w:hAnsi="Times New Roman" w:eastAsia="宋体"/>
+          <w:sz w:val="21"/>
+        </w:rPr>
+        <w:t xml:space="preserve"> + </w:t>
+      </w:r>
+      <w:r>
+        <w:rPr>
+          <w:rFonts w:ascii="Consolas" w:hAnsi="Consolas" w:eastAsia="宋体"/>
+          <w:color w:val="A31515"/>
+          <w:sz w:val="19"/>
+        </w:rPr>
+        <w:t>backtrace</w:t>
+      </w:r>
+      <w:r>
+        <w:rPr>
+          <w:rFonts w:ascii="Times New Roman" w:hAnsi="Times New Roman" w:eastAsia="宋体"/>
+          <w:sz w:val="21"/>
+        </w:rPr>
+        <w:t xml:space="preserve"> 和在关键位置打印队列内容，是我这次学到的最实用的两招。</w:t>
+      </w:r>
+    </w:p>
+    <w:p>
+      <w:pPr>
+        <w:ind w:firstLine="420"/>
+      </w:pPr>
+      <w:r>
+        <w:rPr>
+          <w:rFonts w:ascii="Times New Roman" w:hAnsi="Times New Roman" w:eastAsia="宋体"/>
+          <w:b/>
+          <w:sz w:val="21"/>
+        </w:rPr>
+        <w:t>7. 卡住的时候先别急着看别人的代码。</w:t>
+      </w:r>
+      <w:r>
+        <w:rPr>
+          <w:rFonts w:ascii="Times New Roman" w:hAnsi="Times New Roman" w:eastAsia="宋体"/>
+          <w:sz w:val="21"/>
+        </w:rPr>
+        <w:t xml:space="preserve"> donate-sema 卡了两个晚上，中间好几次想去网上搜别人的实现。最后还是忍住了，自己用 printf 一点点找到了原因。找到的那一刻特别有成就感，而且我现在能讲清楚每一行为什么要这样写——这一点在准备上台讲解（作业 3.2）的时候体会特别深。</w:t>
+      </w:r>
+    </w:p>
+    <w:p>
+      <w:pPr>
+        <w:ind w:firstLine="420"/>
+      </w:pPr>
+      <w:r>
+        <w:rPr>
+          <w:rFonts w:ascii="Times New Roman" w:hAnsi="Times New Roman" w:eastAsia="宋体"/>
+          <w:b/>
+          <w:sz w:val="21"/>
+        </w:rPr>
+        <w:t>8. 和 lab2 比，从“能跑”到“说得清为什么能跑”。</w:t>
+      </w:r>
+      <w:r>
+        <w:rPr>
+          <w:rFonts w:ascii="Times New Roman" w:hAnsi="Times New Roman" w:eastAsia="宋体"/>
+          <w:sz w:val="21"/>
+        </w:rPr>
+        <w:t xml:space="preserve"> lab2 做 alarm 时，我更多是照着思路把代码写出来，能过就行。这次 priority 和 mlfqs 的测试一环扣一环，前面一个地方没想清楚，后面就会以奇怪的方式挂掉。做完回头看，最大的变化是我会主动问自己“这个测试在问什么”“这行代码对应哪个场景”，而不是只盯着通过的数字。</w:t>
       </w:r>
     </w:p>
     <w:p>
